--- a/1. Okruh Kybernetika/6 - Statická optimalizace/6 - 7 - Statická a Dynamická optimalizace.docx
+++ b/1. Okruh Kybernetika/6 - Statická optimalizace/6 - 7 - Statická a Dynamická optimalizace.docx
@@ -1256,7 +1256,7 @@
         <w:pStyle w:val="Nadpis2"/>
         <w:numPr>
           <w:ilvl w:val="0"/>
-          <w:numId w:val="49"/>
+          <w:numId w:val="12"/>
         </w:numPr>
         <w:rPr>
           <w:rFonts w:asciiTheme="minorHAnsi" w:eastAsiaTheme="minorHAnsi" w:hAnsiTheme="minorHAnsi" w:cstheme="minorBidi"/>
@@ -1280,7 +1280,7 @@
         <w:pStyle w:val="Nadpis2"/>
         <w:numPr>
           <w:ilvl w:val="0"/>
-          <w:numId w:val="49"/>
+          <w:numId w:val="12"/>
         </w:numPr>
         <w:rPr>
           <w:rFonts w:asciiTheme="minorHAnsi" w:eastAsiaTheme="minorHAnsi" w:hAnsiTheme="minorHAnsi" w:cstheme="minorBidi"/>
@@ -1304,7 +1304,7 @@
         <w:pStyle w:val="Nadpis2"/>
         <w:numPr>
           <w:ilvl w:val="0"/>
-          <w:numId w:val="49"/>
+          <w:numId w:val="12"/>
         </w:numPr>
         <w:rPr>
           <w:rFonts w:asciiTheme="minorHAnsi" w:eastAsiaTheme="minorHAnsi" w:hAnsiTheme="minorHAnsi" w:cstheme="minorBidi"/>
@@ -4405,7 +4405,7 @@
       <w:pPr>
         <w:numPr>
           <w:ilvl w:val="0"/>
-          <w:numId w:val="48"/>
+          <w:numId w:val="11"/>
         </w:numPr>
         <w:jc w:val="left"/>
       </w:pPr>
@@ -4417,7 +4417,7 @@
       <w:pPr>
         <w:numPr>
           <w:ilvl w:val="0"/>
-          <w:numId w:val="48"/>
+          <w:numId w:val="11"/>
         </w:numPr>
         <w:jc w:val="left"/>
       </w:pPr>
@@ -4429,7 +4429,7 @@
       <w:pPr>
         <w:numPr>
           <w:ilvl w:val="0"/>
-          <w:numId w:val="48"/>
+          <w:numId w:val="11"/>
         </w:numPr>
         <w:jc w:val="left"/>
       </w:pPr>
@@ -4456,7 +4456,7 @@
         <w:pStyle w:val="Odstavecseseznamem"/>
         <w:numPr>
           <w:ilvl w:val="0"/>
-          <w:numId w:val="42"/>
+          <w:numId w:val="8"/>
         </w:numPr>
         <w:jc w:val="left"/>
       </w:pPr>
@@ -4490,7 +4490,7 @@
         <w:pStyle w:val="Odstavecseseznamem"/>
         <w:numPr>
           <w:ilvl w:val="0"/>
-          <w:numId w:val="42"/>
+          <w:numId w:val="8"/>
         </w:numPr>
         <w:jc w:val="left"/>
       </w:pPr>
@@ -4565,7 +4565,7 @@
       <w:pPr>
         <w:numPr>
           <w:ilvl w:val="0"/>
-          <w:numId w:val="46"/>
+          <w:numId w:val="10"/>
         </w:numPr>
         <w:jc w:val="left"/>
       </w:pPr>
@@ -4611,7 +4611,7 @@
       <w:pPr>
         <w:numPr>
           <w:ilvl w:val="0"/>
-          <w:numId w:val="46"/>
+          <w:numId w:val="10"/>
         </w:numPr>
         <w:jc w:val="left"/>
       </w:pPr>
@@ -4873,7 +4873,7 @@
         <w:pStyle w:val="Odstavecseseznamem"/>
         <w:numPr>
           <w:ilvl w:val="0"/>
-          <w:numId w:val="51"/>
+          <w:numId w:val="14"/>
         </w:numPr>
         <w:jc w:val="left"/>
       </w:pPr>
@@ -4900,7 +4900,7 @@
         <w:pStyle w:val="Odstavecseseznamem"/>
         <w:numPr>
           <w:ilvl w:val="0"/>
-          <w:numId w:val="51"/>
+          <w:numId w:val="14"/>
         </w:numPr>
         <w:jc w:val="left"/>
       </w:pPr>
@@ -7895,7 +7895,7 @@
         <w:pStyle w:val="Odstavecseseznamem"/>
         <w:numPr>
           <w:ilvl w:val="0"/>
-          <w:numId w:val="36"/>
+          <w:numId w:val="7"/>
         </w:numPr>
       </w:pPr>
       <w:proofErr w:type="spellStart"/>
@@ -7928,7 +7928,7 @@
         <w:pStyle w:val="Odstavecseseznamem"/>
         <w:numPr>
           <w:ilvl w:val="0"/>
-          <w:numId w:val="36"/>
+          <w:numId w:val="7"/>
         </w:numPr>
       </w:pPr>
       <w:r>
@@ -7940,7 +7940,7 @@
         <w:pStyle w:val="Odstavecseseznamem"/>
         <w:numPr>
           <w:ilvl w:val="0"/>
-          <w:numId w:val="36"/>
+          <w:numId w:val="7"/>
         </w:numPr>
       </w:pPr>
       <w:r>
@@ -7952,7 +7952,7 @@
         <w:pStyle w:val="Odstavecseseznamem"/>
         <w:numPr>
           <w:ilvl w:val="0"/>
-          <w:numId w:val="36"/>
+          <w:numId w:val="7"/>
         </w:numPr>
       </w:pPr>
       <w:r>
@@ -7964,7 +7964,7 @@
         <w:pStyle w:val="Odstavecseseznamem"/>
         <w:numPr>
           <w:ilvl w:val="0"/>
-          <w:numId w:val="36"/>
+          <w:numId w:val="7"/>
         </w:numPr>
       </w:pPr>
       <w:r>
@@ -7976,7 +7976,7 @@
         <w:pStyle w:val="Odstavecseseznamem"/>
         <w:numPr>
           <w:ilvl w:val="0"/>
-          <w:numId w:val="36"/>
+          <w:numId w:val="7"/>
         </w:numPr>
       </w:pPr>
       <w:r>
@@ -9133,7 +9133,7 @@
       <w:pPr>
         <w:numPr>
           <w:ilvl w:val="0"/>
-          <w:numId w:val="50"/>
+          <w:numId w:val="13"/>
         </w:numPr>
       </w:pPr>
       <w:r>
@@ -9159,7 +9159,7 @@
       <w:pPr>
         <w:numPr>
           <w:ilvl w:val="0"/>
-          <w:numId w:val="50"/>
+          <w:numId w:val="13"/>
         </w:numPr>
       </w:pPr>
       <w:r>
@@ -9177,7 +9177,7 @@
       <w:pPr>
         <w:numPr>
           <w:ilvl w:val="0"/>
-          <w:numId w:val="50"/>
+          <w:numId w:val="13"/>
         </w:numPr>
       </w:pPr>
       <w:proofErr w:type="spellStart"/>
@@ -9444,7 +9444,7 @@
       <w:pPr>
         <w:numPr>
           <w:ilvl w:val="0"/>
-          <w:numId w:val="52"/>
+          <w:numId w:val="15"/>
         </w:numPr>
       </w:pPr>
       <m:oMath>
@@ -10393,7 +10393,7 @@
       <w:pPr>
         <w:numPr>
           <w:ilvl w:val="0"/>
-          <w:numId w:val="57"/>
+          <w:numId w:val="20"/>
         </w:numPr>
       </w:pPr>
       <w:r>
@@ -10415,7 +10415,7 @@
       <w:pPr>
         <w:numPr>
           <w:ilvl w:val="0"/>
-          <w:numId w:val="57"/>
+          <w:numId w:val="20"/>
         </w:numPr>
       </w:pPr>
       <w:r>
@@ -10726,7 +10726,7 @@
       <w:pPr>
         <w:numPr>
           <w:ilvl w:val="0"/>
-          <w:numId w:val="58"/>
+          <w:numId w:val="21"/>
         </w:numPr>
       </w:pPr>
       <m:oMath>
@@ -10869,7 +10869,7 @@
       <w:pPr>
         <w:numPr>
           <w:ilvl w:val="0"/>
-          <w:numId w:val="59"/>
+          <w:numId w:val="22"/>
         </w:numPr>
       </w:pPr>
       <w:r>
@@ -11008,7 +11008,7 @@
       <w:pPr>
         <w:numPr>
           <w:ilvl w:val="0"/>
-          <w:numId w:val="59"/>
+          <w:numId w:val="22"/>
         </w:numPr>
       </w:pPr>
       <w:r>
@@ -11062,7 +11062,7 @@
       <w:pPr>
         <w:numPr>
           <w:ilvl w:val="0"/>
-          <w:numId w:val="58"/>
+          <w:numId w:val="21"/>
         </w:numPr>
         <w:rPr>
           <w:b/>
@@ -11420,7 +11420,7 @@
       <w:pPr>
         <w:numPr>
           <w:ilvl w:val="0"/>
-          <w:numId w:val="58"/>
+          <w:numId w:val="21"/>
         </w:numPr>
         <w:rPr>
           <w:b/>
@@ -11455,7 +11455,7 @@
       <w:pPr>
         <w:numPr>
           <w:ilvl w:val="0"/>
-          <w:numId w:val="60"/>
+          <w:numId w:val="23"/>
         </w:numPr>
       </w:pPr>
       <w:r>
@@ -11513,7 +11513,7 @@
       <w:pPr>
         <w:numPr>
           <w:ilvl w:val="0"/>
-          <w:numId w:val="60"/>
+          <w:numId w:val="23"/>
         </w:numPr>
       </w:pPr>
       <w:r>
@@ -11571,7 +11571,7 @@
       <w:pPr>
         <w:numPr>
           <w:ilvl w:val="0"/>
-          <w:numId w:val="60"/>
+          <w:numId w:val="23"/>
         </w:numPr>
       </w:pPr>
       <w:r>
@@ -11625,7 +11625,7 @@
       <w:pPr>
         <w:numPr>
           <w:ilvl w:val="0"/>
-          <w:numId w:val="58"/>
+          <w:numId w:val="21"/>
         </w:numPr>
         <w:rPr>
           <w:b/>
@@ -11880,7 +11880,7 @@
       <w:pPr>
         <w:numPr>
           <w:ilvl w:val="0"/>
-          <w:numId w:val="58"/>
+          <w:numId w:val="21"/>
         </w:numPr>
         <w:rPr>
           <w:b/>
@@ -11899,7 +11899,7 @@
       <w:pPr>
         <w:numPr>
           <w:ilvl w:val="0"/>
-          <w:numId w:val="61"/>
+          <w:numId w:val="24"/>
         </w:numPr>
       </w:pPr>
       <w:r>
@@ -11921,7 +11921,7 @@
       <w:pPr>
         <w:numPr>
           <w:ilvl w:val="0"/>
-          <w:numId w:val="61"/>
+          <w:numId w:val="24"/>
         </w:numPr>
       </w:pPr>
       <w:r>
@@ -11950,7 +11950,7 @@
       <w:pPr>
         <w:numPr>
           <w:ilvl w:val="0"/>
-          <w:numId w:val="61"/>
+          <w:numId w:val="24"/>
         </w:numPr>
       </w:pPr>
       <w:r>
@@ -11972,7 +11972,7 @@
       <w:pPr>
         <w:numPr>
           <w:ilvl w:val="0"/>
-          <w:numId w:val="61"/>
+          <w:numId w:val="24"/>
         </w:numPr>
       </w:pPr>
       <w:r>
@@ -12056,7 +12056,7 @@
       <w:pPr>
         <w:numPr>
           <w:ilvl w:val="0"/>
-          <w:numId w:val="53"/>
+          <w:numId w:val="16"/>
         </w:numPr>
       </w:pPr>
       <w:r>
@@ -12067,7 +12067,7 @@
       <w:pPr>
         <w:numPr>
           <w:ilvl w:val="0"/>
-          <w:numId w:val="53"/>
+          <w:numId w:val="16"/>
         </w:numPr>
       </w:pPr>
       <w:r>
@@ -12384,7 +12384,7 @@
       <w:pPr>
         <w:numPr>
           <w:ilvl w:val="0"/>
-          <w:numId w:val="54"/>
+          <w:numId w:val="17"/>
         </w:numPr>
         <w:jc w:val="left"/>
       </w:pPr>
@@ -12449,7 +12449,7 @@
       <w:pPr>
         <w:numPr>
           <w:ilvl w:val="0"/>
-          <w:numId w:val="54"/>
+          <w:numId w:val="17"/>
         </w:numPr>
       </w:pPr>
       <m:oMath>
@@ -12532,7 +12532,7 @@
       <w:pPr>
         <w:numPr>
           <w:ilvl w:val="0"/>
-          <w:numId w:val="55"/>
+          <w:numId w:val="18"/>
         </w:numPr>
       </w:pPr>
       <w:r>
@@ -12713,7 +12713,7 @@
       <w:pPr>
         <w:numPr>
           <w:ilvl w:val="0"/>
-          <w:numId w:val="55"/>
+          <w:numId w:val="18"/>
         </w:numPr>
       </w:pPr>
       <w:r>
@@ -12840,7 +12840,7 @@
       <w:pPr>
         <w:numPr>
           <w:ilvl w:val="0"/>
-          <w:numId w:val="56"/>
+          <w:numId w:val="19"/>
         </w:numPr>
       </w:pPr>
       <w:r>
@@ -12948,7 +12948,7 @@
       <w:pPr>
         <w:numPr>
           <w:ilvl w:val="0"/>
-          <w:numId w:val="56"/>
+          <w:numId w:val="19"/>
         </w:numPr>
       </w:pPr>
       <w:r>
@@ -13180,7 +13180,22 @@
         <w:br w:type="page"/>
       </w:r>
     </w:p>
-    <w:p/>
+    <w:p>
+      <w:pPr>
+        <w:rPr>
+          <w:sz w:val="144"/>
+          <w:szCs w:val="144"/>
+        </w:rPr>
+      </w:pPr>
+      <w:r>
+        <w:rPr>
+          <w:sz w:val="144"/>
+          <w:szCs w:val="144"/>
+        </w:rPr>
+        <w:lastRenderedPageBreak/>
+        <w:t>Dynamická optimalizace</w:t>
+      </w:r>
+    </w:p>
     <w:p>
       <w:pPr>
         <w:rPr>
@@ -13193,9 +13208,30 @@
     </w:p>
     <w:p>
       <w:pPr>
+        <w:jc w:val="left"/>
+        <w:rPr>
+          <w:rFonts w:asciiTheme="majorHAnsi" w:eastAsiaTheme="majorEastAsia" w:hAnsiTheme="majorHAnsi" w:cstheme="majorBidi"/>
+          <w:color w:val="2F5496" w:themeColor="accent1" w:themeShade="BF"/>
+          <w:sz w:val="26"/>
+          <w:szCs w:val="26"/>
+        </w:rPr>
+      </w:pPr>
+      <w:r>
+        <w:rPr>
+          <w:rFonts w:asciiTheme="majorHAnsi" w:eastAsiaTheme="majorEastAsia" w:hAnsiTheme="majorHAnsi" w:cstheme="majorBidi"/>
+          <w:color w:val="2F5496" w:themeColor="accent1" w:themeShade="BF"/>
+          <w:sz w:val="26"/>
+          <w:szCs w:val="26"/>
+        </w:rPr>
+        <w:br w:type="page"/>
+      </w:r>
+    </w:p>
+    <w:p>
+      <w:pPr>
         <w:pStyle w:val="Nadpis2"/>
       </w:pPr>
       <w:r>
+        <w:lastRenderedPageBreak/>
         <w:t xml:space="preserve">Dynamická optimalizace (= </w:t>
       </w:r>
       <w:r>
@@ -14649,7 +14685,7 @@
         <w:pStyle w:val="Odstavecseseznamem"/>
         <w:numPr>
           <w:ilvl w:val="0"/>
-          <w:numId w:val="33"/>
+          <w:numId w:val="6"/>
         </w:numPr>
         <w:tabs>
           <w:tab w:val="left" w:pos="360"/>
@@ -14682,7 +14718,7 @@
       <w:pPr>
         <w:numPr>
           <w:ilvl w:val="0"/>
-          <w:numId w:val="33"/>
+          <w:numId w:val="6"/>
         </w:numPr>
         <w:tabs>
           <w:tab w:val="left" w:pos="360"/>
@@ -14715,7 +14751,7 @@
       <w:pPr>
         <w:numPr>
           <w:ilvl w:val="0"/>
-          <w:numId w:val="33"/>
+          <w:numId w:val="6"/>
         </w:numPr>
         <w:tabs>
           <w:tab w:val="left" w:pos="360"/>
@@ -14748,7 +14784,7 @@
       <w:pPr>
         <w:numPr>
           <w:ilvl w:val="0"/>
-          <w:numId w:val="33"/>
+          <w:numId w:val="6"/>
         </w:numPr>
         <w:tabs>
           <w:tab w:val="left" w:pos="360"/>
@@ -16857,7 +16893,7 @@
       <w:pPr>
         <w:numPr>
           <w:ilvl w:val="0"/>
-          <w:numId w:val="12"/>
+          <w:numId w:val="2"/>
         </w:numPr>
         <w:spacing w:after="120" w:line="240" w:lineRule="auto"/>
       </w:pPr>
@@ -17014,7 +17050,7 @@
       <w:pPr>
         <w:numPr>
           <w:ilvl w:val="0"/>
-          <w:numId w:val="13"/>
+          <w:numId w:val="3"/>
         </w:numPr>
         <w:spacing w:after="120" w:line="240" w:lineRule="auto"/>
       </w:pPr>
@@ -17035,7 +17071,7 @@
       <w:pPr>
         <w:numPr>
           <w:ilvl w:val="0"/>
-          <w:numId w:val="14"/>
+          <w:numId w:val="4"/>
         </w:numPr>
         <w:spacing w:after="120" w:line="240" w:lineRule="auto"/>
         <w:rPr>
@@ -17056,7 +17092,7 @@
       <w:pPr>
         <w:numPr>
           <w:ilvl w:val="0"/>
-          <w:numId w:val="14"/>
+          <w:numId w:val="4"/>
         </w:numPr>
         <w:spacing w:after="120" w:line="240" w:lineRule="auto"/>
         <w:rPr>
@@ -17074,7 +17110,7 @@
       <w:pPr>
         <w:numPr>
           <w:ilvl w:val="0"/>
-          <w:numId w:val="16"/>
+          <w:numId w:val="5"/>
         </w:numPr>
         <w:spacing w:after="0" w:line="240" w:lineRule="auto"/>
       </w:pPr>
@@ -17221,7 +17257,7 @@
       <w:pPr>
         <w:numPr>
           <w:ilvl w:val="0"/>
-          <w:numId w:val="48"/>
+          <w:numId w:val="11"/>
         </w:numPr>
         <w:jc w:val="left"/>
       </w:pPr>
@@ -17241,7 +17277,7 @@
       <w:pPr>
         <w:numPr>
           <w:ilvl w:val="0"/>
-          <w:numId w:val="48"/>
+          <w:numId w:val="11"/>
         </w:numPr>
         <w:jc w:val="left"/>
       </w:pPr>
@@ -17279,7 +17315,7 @@
       <w:pPr>
         <w:numPr>
           <w:ilvl w:val="0"/>
-          <w:numId w:val="48"/>
+          <w:numId w:val="11"/>
         </w:numPr>
         <w:jc w:val="left"/>
       </w:pPr>
@@ -17580,7 +17616,7 @@
       <w:pPr>
         <w:numPr>
           <w:ilvl w:val="0"/>
-          <w:numId w:val="64"/>
+          <w:numId w:val="27"/>
         </w:numPr>
         <w:jc w:val="left"/>
         <w:rPr>
@@ -17600,7 +17636,7 @@
       <w:pPr>
         <w:numPr>
           <w:ilvl w:val="0"/>
-          <w:numId w:val="64"/>
+          <w:numId w:val="27"/>
         </w:numPr>
         <w:jc w:val="left"/>
       </w:pPr>
@@ -17847,7 +17883,7 @@
       <w:pPr>
         <w:numPr>
           <w:ilvl w:val="0"/>
-          <w:numId w:val="64"/>
+          <w:numId w:val="27"/>
         </w:numPr>
         <w:jc w:val="left"/>
       </w:pPr>
@@ -18015,7 +18051,7 @@
       <w:pPr>
         <w:numPr>
           <w:ilvl w:val="0"/>
-          <w:numId w:val="64"/>
+          <w:numId w:val="27"/>
         </w:numPr>
         <w:jc w:val="left"/>
       </w:pPr>
@@ -18299,7 +18335,7 @@
       <w:pPr>
         <w:numPr>
           <w:ilvl w:val="0"/>
-          <w:numId w:val="64"/>
+          <w:numId w:val="27"/>
         </w:numPr>
         <w:jc w:val="left"/>
       </w:pPr>
@@ -18538,7 +18574,7 @@
       <w:pPr>
         <w:numPr>
           <w:ilvl w:val="1"/>
-          <w:numId w:val="64"/>
+          <w:numId w:val="27"/>
         </w:numPr>
         <w:jc w:val="left"/>
       </w:pPr>
@@ -18580,7 +18616,7 @@
       <w:pPr>
         <w:numPr>
           <w:ilvl w:val="1"/>
-          <w:numId w:val="64"/>
+          <w:numId w:val="27"/>
         </w:numPr>
         <w:jc w:val="left"/>
       </w:pPr>
@@ -18622,7 +18658,7 @@
       <w:pPr>
         <w:numPr>
           <w:ilvl w:val="1"/>
-          <w:numId w:val="64"/>
+          <w:numId w:val="27"/>
         </w:numPr>
         <w:jc w:val="left"/>
       </w:pPr>
@@ -18634,7 +18670,7 @@
       <w:pPr>
         <w:numPr>
           <w:ilvl w:val="1"/>
-          <w:numId w:val="64"/>
+          <w:numId w:val="27"/>
         </w:numPr>
         <w:jc w:val="left"/>
       </w:pPr>
@@ -18646,7 +18682,7 @@
       <w:pPr>
         <w:numPr>
           <w:ilvl w:val="1"/>
-          <w:numId w:val="64"/>
+          <w:numId w:val="27"/>
         </w:numPr>
         <w:jc w:val="left"/>
       </w:pPr>
@@ -18658,7 +18694,7 @@
       <w:pPr>
         <w:numPr>
           <w:ilvl w:val="0"/>
-          <w:numId w:val="64"/>
+          <w:numId w:val="27"/>
         </w:numPr>
         <w:jc w:val="left"/>
       </w:pPr>
@@ -18713,7 +18749,7 @@
       <w:pPr>
         <w:numPr>
           <w:ilvl w:val="0"/>
-          <w:numId w:val="64"/>
+          <w:numId w:val="27"/>
         </w:numPr>
         <w:jc w:val="left"/>
         <w:rPr>
@@ -18733,7 +18769,7 @@
       <w:pPr>
         <w:numPr>
           <w:ilvl w:val="0"/>
-          <w:numId w:val="65"/>
+          <w:numId w:val="28"/>
         </w:numPr>
         <w:jc w:val="left"/>
       </w:pPr>
@@ -18745,7 +18781,7 @@
       <w:pPr>
         <w:numPr>
           <w:ilvl w:val="0"/>
-          <w:numId w:val="65"/>
+          <w:numId w:val="28"/>
         </w:numPr>
         <w:jc w:val="left"/>
       </w:pPr>
@@ -18757,7 +18793,7 @@
       <w:pPr>
         <w:numPr>
           <w:ilvl w:val="0"/>
-          <w:numId w:val="65"/>
+          <w:numId w:val="28"/>
         </w:numPr>
         <w:jc w:val="left"/>
       </w:pPr>
@@ -18769,7 +18805,7 @@
       <w:pPr>
         <w:numPr>
           <w:ilvl w:val="0"/>
-          <w:numId w:val="65"/>
+          <w:numId w:val="28"/>
         </w:numPr>
         <w:jc w:val="left"/>
       </w:pPr>
@@ -18781,7 +18817,7 @@
       <w:pPr>
         <w:numPr>
           <w:ilvl w:val="0"/>
-          <w:numId w:val="64"/>
+          <w:numId w:val="27"/>
         </w:numPr>
         <w:jc w:val="left"/>
         <w:rPr>
@@ -18802,7 +18838,7 @@
       <w:pPr>
         <w:numPr>
           <w:ilvl w:val="0"/>
-          <w:numId w:val="66"/>
+          <w:numId w:val="29"/>
         </w:numPr>
         <w:jc w:val="left"/>
       </w:pPr>
@@ -18814,7 +18850,7 @@
       <w:pPr>
         <w:numPr>
           <w:ilvl w:val="0"/>
-          <w:numId w:val="66"/>
+          <w:numId w:val="29"/>
         </w:numPr>
         <w:jc w:val="left"/>
       </w:pPr>
@@ -18834,7 +18870,7 @@
       <w:pPr>
         <w:numPr>
           <w:ilvl w:val="0"/>
-          <w:numId w:val="66"/>
+          <w:numId w:val="29"/>
         </w:numPr>
         <w:jc w:val="left"/>
       </w:pPr>
@@ -18949,7 +18985,7 @@
       <w:pPr>
         <w:numPr>
           <w:ilvl w:val="0"/>
-          <w:numId w:val="62"/>
+          <w:numId w:val="25"/>
         </w:numPr>
         <w:spacing w:after="120" w:line="240" w:lineRule="auto"/>
         <w:jc w:val="left"/>
@@ -18996,7 +19032,7 @@
       <w:pPr>
         <w:numPr>
           <w:ilvl w:val="0"/>
-          <w:numId w:val="62"/>
+          <w:numId w:val="25"/>
         </w:numPr>
         <w:spacing w:after="120" w:line="240" w:lineRule="auto"/>
         <w:jc w:val="left"/>
@@ -19015,7 +19051,7 @@
       <w:pPr>
         <w:numPr>
           <w:ilvl w:val="0"/>
-          <w:numId w:val="62"/>
+          <w:numId w:val="25"/>
         </w:numPr>
         <w:spacing w:after="120" w:line="240" w:lineRule="auto"/>
         <w:jc w:val="left"/>
@@ -19227,7 +19263,7 @@
       <w:pPr>
         <w:numPr>
           <w:ilvl w:val="0"/>
-          <w:numId w:val="62"/>
+          <w:numId w:val="25"/>
         </w:numPr>
         <w:spacing w:after="120" w:line="240" w:lineRule="auto"/>
         <w:jc w:val="left"/>
@@ -19261,7 +19297,7 @@
       <w:pPr>
         <w:numPr>
           <w:ilvl w:val="0"/>
-          <w:numId w:val="62"/>
+          <w:numId w:val="25"/>
         </w:numPr>
         <w:spacing w:after="120" w:line="240" w:lineRule="auto"/>
         <w:jc w:val="left"/>
@@ -19284,7 +19320,7 @@
       <w:pPr>
         <w:numPr>
           <w:ilvl w:val="0"/>
-          <w:numId w:val="63"/>
+          <w:numId w:val="26"/>
         </w:numPr>
         <w:spacing w:after="120" w:line="240" w:lineRule="auto"/>
         <w:jc w:val="left"/>
@@ -19402,7 +19438,7 @@
       <w:pPr>
         <w:numPr>
           <w:ilvl w:val="0"/>
-          <w:numId w:val="63"/>
+          <w:numId w:val="26"/>
         </w:numPr>
         <w:spacing w:after="120" w:line="240" w:lineRule="auto"/>
         <w:jc w:val="left"/>
@@ -19472,7 +19508,7 @@
       <w:pPr>
         <w:numPr>
           <w:ilvl w:val="0"/>
-          <w:numId w:val="63"/>
+          <w:numId w:val="26"/>
         </w:numPr>
         <w:spacing w:after="120" w:line="240" w:lineRule="auto"/>
         <w:jc w:val="left"/>
@@ -19701,7 +19737,7 @@
       <w:pPr>
         <w:numPr>
           <w:ilvl w:val="0"/>
-          <w:numId w:val="63"/>
+          <w:numId w:val="26"/>
         </w:numPr>
         <w:spacing w:after="120" w:line="240" w:lineRule="auto"/>
         <w:jc w:val="left"/>
@@ -19729,7 +19765,7 @@
       <w:pPr>
         <w:numPr>
           <w:ilvl w:val="0"/>
-          <w:numId w:val="63"/>
+          <w:numId w:val="26"/>
         </w:numPr>
         <w:spacing w:after="120" w:line="240" w:lineRule="auto"/>
         <w:jc w:val="left"/>
@@ -20424,7 +20460,7 @@
       <w:pPr>
         <w:numPr>
           <w:ilvl w:val="0"/>
-          <w:numId w:val="67"/>
+          <w:numId w:val="30"/>
         </w:numPr>
         <w:jc w:val="left"/>
       </w:pPr>
@@ -20475,7 +20511,7 @@
       <w:pPr>
         <w:numPr>
           <w:ilvl w:val="0"/>
-          <w:numId w:val="67"/>
+          <w:numId w:val="30"/>
         </w:numPr>
         <w:jc w:val="left"/>
       </w:pPr>
@@ -20495,7 +20531,7 @@
       <w:pPr>
         <w:numPr>
           <w:ilvl w:val="0"/>
-          <w:numId w:val="67"/>
+          <w:numId w:val="30"/>
         </w:numPr>
         <w:jc w:val="left"/>
       </w:pPr>
@@ -20577,7 +20613,7 @@
       <w:pPr>
         <w:numPr>
           <w:ilvl w:val="0"/>
-          <w:numId w:val="67"/>
+          <w:numId w:val="30"/>
         </w:numPr>
         <w:jc w:val="left"/>
       </w:pPr>
@@ -20589,7 +20625,7 @@
       <w:pPr>
         <w:numPr>
           <w:ilvl w:val="0"/>
-          <w:numId w:val="67"/>
+          <w:numId w:val="30"/>
         </w:numPr>
         <w:jc w:val="left"/>
       </w:pPr>
@@ -20750,7 +20786,7 @@
       <w:pPr>
         <w:numPr>
           <w:ilvl w:val="0"/>
-          <w:numId w:val="68"/>
+          <w:numId w:val="31"/>
         </w:numPr>
         <w:jc w:val="left"/>
       </w:pPr>
@@ -20797,7 +20833,7 @@
       <w:pPr>
         <w:numPr>
           <w:ilvl w:val="0"/>
-          <w:numId w:val="68"/>
+          <w:numId w:val="31"/>
         </w:numPr>
         <w:jc w:val="left"/>
       </w:pPr>
@@ -20869,7 +20905,7 @@
       <w:pPr>
         <w:numPr>
           <w:ilvl w:val="0"/>
-          <w:numId w:val="69"/>
+          <w:numId w:val="32"/>
         </w:numPr>
         <w:jc w:val="left"/>
       </w:pPr>
@@ -21047,7 +21083,7 @@
       <w:pPr>
         <w:numPr>
           <w:ilvl w:val="0"/>
-          <w:numId w:val="70"/>
+          <w:numId w:val="33"/>
         </w:numPr>
         <w:jc w:val="left"/>
       </w:pPr>
@@ -23791,462 +23827,6 @@
     </w:lvl>
   </w:abstractNum>
   <w:abstractNum w:abstractNumId="2" w15:restartNumberingAfterBreak="0">
-    <w:nsid w:val="05FD7214"/>
-    <w:multiLevelType w:val="hybridMultilevel"/>
-    <w:tmpl w:val="86307B1E"/>
-    <w:lvl w:ilvl="0" w:tplc="00A8A9F0">
-      <w:start w:val="1"/>
-      <w:numFmt w:val="bullet"/>
-      <w:lvlText w:val=""/>
-      <w:lvlJc w:val="left"/>
-      <w:pPr>
-        <w:tabs>
-          <w:tab w:val="num" w:pos="2148"/>
-        </w:tabs>
-        <w:ind w:left="2148" w:hanging="360"/>
-      </w:pPr>
-      <w:rPr>
-        <w:rFonts w:ascii="Symbol" w:hAnsi="Symbol" w:hint="default"/>
-      </w:rPr>
-    </w:lvl>
-    <w:lvl w:ilvl="1" w:tplc="FFFFFFFF">
-      <w:start w:val="1"/>
-      <w:numFmt w:val="bullet"/>
-      <w:lvlText w:val=""/>
-      <w:legacy w:legacy="1" w:legacySpace="0" w:legacyIndent="283"/>
-      <w:lvlJc w:val="left"/>
-      <w:pPr>
-        <w:ind w:left="1363" w:hanging="283"/>
-      </w:pPr>
-      <w:rPr>
-        <w:rFonts w:ascii="Symbol" w:hAnsi="Symbol" w:cs="Symbol" w:hint="default"/>
-      </w:rPr>
-    </w:lvl>
-    <w:lvl w:ilvl="2" w:tplc="FFFFFFFF" w:tentative="1">
-      <w:start w:val="1"/>
-      <w:numFmt w:val="bullet"/>
-      <w:lvlText w:val=""/>
-      <w:lvlJc w:val="left"/>
-      <w:pPr>
-        <w:tabs>
-          <w:tab w:val="num" w:pos="2160"/>
-        </w:tabs>
-        <w:ind w:left="2160" w:hanging="360"/>
-      </w:pPr>
-      <w:rPr>
-        <w:rFonts w:ascii="Wingdings" w:hAnsi="Wingdings" w:hint="default"/>
-      </w:rPr>
-    </w:lvl>
-    <w:lvl w:ilvl="3" w:tplc="FFFFFFFF" w:tentative="1">
-      <w:start w:val="1"/>
-      <w:numFmt w:val="bullet"/>
-      <w:lvlText w:val=""/>
-      <w:lvlJc w:val="left"/>
-      <w:pPr>
-        <w:tabs>
-          <w:tab w:val="num" w:pos="2880"/>
-        </w:tabs>
-        <w:ind w:left="2880" w:hanging="360"/>
-      </w:pPr>
-      <w:rPr>
-        <w:rFonts w:ascii="Symbol" w:hAnsi="Symbol" w:hint="default"/>
-      </w:rPr>
-    </w:lvl>
-    <w:lvl w:ilvl="4" w:tplc="FFFFFFFF" w:tentative="1">
-      <w:start w:val="1"/>
-      <w:numFmt w:val="bullet"/>
-      <w:lvlText w:val="o"/>
-      <w:lvlJc w:val="left"/>
-      <w:pPr>
-        <w:tabs>
-          <w:tab w:val="num" w:pos="3600"/>
-        </w:tabs>
-        <w:ind w:left="3600" w:hanging="360"/>
-      </w:pPr>
-      <w:rPr>
-        <w:rFonts w:ascii="Courier New" w:hAnsi="Courier New" w:cs="Courier New" w:hint="default"/>
-      </w:rPr>
-    </w:lvl>
-    <w:lvl w:ilvl="5" w:tplc="FFFFFFFF" w:tentative="1">
-      <w:start w:val="1"/>
-      <w:numFmt w:val="bullet"/>
-      <w:lvlText w:val=""/>
-      <w:lvlJc w:val="left"/>
-      <w:pPr>
-        <w:tabs>
-          <w:tab w:val="num" w:pos="4320"/>
-        </w:tabs>
-        <w:ind w:left="4320" w:hanging="360"/>
-      </w:pPr>
-      <w:rPr>
-        <w:rFonts w:ascii="Wingdings" w:hAnsi="Wingdings" w:hint="default"/>
-      </w:rPr>
-    </w:lvl>
-    <w:lvl w:ilvl="6" w:tplc="FFFFFFFF" w:tentative="1">
-      <w:start w:val="1"/>
-      <w:numFmt w:val="bullet"/>
-      <w:lvlText w:val=""/>
-      <w:lvlJc w:val="left"/>
-      <w:pPr>
-        <w:tabs>
-          <w:tab w:val="num" w:pos="5040"/>
-        </w:tabs>
-        <w:ind w:left="5040" w:hanging="360"/>
-      </w:pPr>
-      <w:rPr>
-        <w:rFonts w:ascii="Symbol" w:hAnsi="Symbol" w:hint="default"/>
-      </w:rPr>
-    </w:lvl>
-    <w:lvl w:ilvl="7" w:tplc="FFFFFFFF" w:tentative="1">
-      <w:start w:val="1"/>
-      <w:numFmt w:val="bullet"/>
-      <w:lvlText w:val="o"/>
-      <w:lvlJc w:val="left"/>
-      <w:pPr>
-        <w:tabs>
-          <w:tab w:val="num" w:pos="5760"/>
-        </w:tabs>
-        <w:ind w:left="5760" w:hanging="360"/>
-      </w:pPr>
-      <w:rPr>
-        <w:rFonts w:ascii="Courier New" w:hAnsi="Courier New" w:cs="Courier New" w:hint="default"/>
-      </w:rPr>
-    </w:lvl>
-    <w:lvl w:ilvl="8" w:tplc="FFFFFFFF" w:tentative="1">
-      <w:start w:val="1"/>
-      <w:numFmt w:val="bullet"/>
-      <w:lvlText w:val=""/>
-      <w:lvlJc w:val="left"/>
-      <w:pPr>
-        <w:tabs>
-          <w:tab w:val="num" w:pos="6480"/>
-        </w:tabs>
-        <w:ind w:left="6480" w:hanging="360"/>
-      </w:pPr>
-      <w:rPr>
-        <w:rFonts w:ascii="Wingdings" w:hAnsi="Wingdings" w:hint="default"/>
-      </w:rPr>
-    </w:lvl>
-  </w:abstractNum>
-  <w:abstractNum w:abstractNumId="3" w15:restartNumberingAfterBreak="0">
-    <w:nsid w:val="075570B3"/>
-    <w:multiLevelType w:val="hybridMultilevel"/>
-    <w:tmpl w:val="C9983F82"/>
-    <w:lvl w:ilvl="0" w:tplc="1CCE61A8">
-      <w:start w:val="1"/>
-      <w:numFmt w:val="bullet"/>
-      <w:lvlText w:val=""/>
-      <w:lvlJc w:val="left"/>
-      <w:pPr>
-        <w:tabs>
-          <w:tab w:val="num" w:pos="1428"/>
-        </w:tabs>
-        <w:ind w:left="1428" w:hanging="360"/>
-      </w:pPr>
-      <w:rPr>
-        <w:rFonts w:ascii="Symbol" w:hAnsi="Symbol" w:cs="Symbol" w:hint="default"/>
-      </w:rPr>
-    </w:lvl>
-    <w:lvl w:ilvl="1" w:tplc="F3E68318" w:tentative="1">
-      <w:start w:val="1"/>
-      <w:numFmt w:val="lowerLetter"/>
-      <w:lvlText w:val="%2."/>
-      <w:lvlJc w:val="left"/>
-      <w:pPr>
-        <w:tabs>
-          <w:tab w:val="num" w:pos="1440"/>
-        </w:tabs>
-        <w:ind w:left="1440" w:hanging="360"/>
-      </w:pPr>
-    </w:lvl>
-    <w:lvl w:ilvl="2" w:tplc="AA087CE4" w:tentative="1">
-      <w:start w:val="1"/>
-      <w:numFmt w:val="lowerRoman"/>
-      <w:lvlText w:val="%3."/>
-      <w:lvlJc w:val="right"/>
-      <w:pPr>
-        <w:tabs>
-          <w:tab w:val="num" w:pos="2160"/>
-        </w:tabs>
-        <w:ind w:left="2160" w:hanging="180"/>
-      </w:pPr>
-    </w:lvl>
-    <w:lvl w:ilvl="3" w:tplc="0405000F" w:tentative="1">
-      <w:start w:val="1"/>
-      <w:numFmt w:val="decimal"/>
-      <w:lvlText w:val="%4."/>
-      <w:lvlJc w:val="left"/>
-      <w:pPr>
-        <w:tabs>
-          <w:tab w:val="num" w:pos="2880"/>
-        </w:tabs>
-        <w:ind w:left="2880" w:hanging="360"/>
-      </w:pPr>
-    </w:lvl>
-    <w:lvl w:ilvl="4" w:tplc="04050019" w:tentative="1">
-      <w:start w:val="1"/>
-      <w:numFmt w:val="lowerLetter"/>
-      <w:lvlText w:val="%5."/>
-      <w:lvlJc w:val="left"/>
-      <w:pPr>
-        <w:tabs>
-          <w:tab w:val="num" w:pos="3600"/>
-        </w:tabs>
-        <w:ind w:left="3600" w:hanging="360"/>
-      </w:pPr>
-    </w:lvl>
-    <w:lvl w:ilvl="5" w:tplc="0405001B" w:tentative="1">
-      <w:start w:val="1"/>
-      <w:numFmt w:val="lowerRoman"/>
-      <w:lvlText w:val="%6."/>
-      <w:lvlJc w:val="right"/>
-      <w:pPr>
-        <w:tabs>
-          <w:tab w:val="num" w:pos="4320"/>
-        </w:tabs>
-        <w:ind w:left="4320" w:hanging="180"/>
-      </w:pPr>
-    </w:lvl>
-    <w:lvl w:ilvl="6" w:tplc="0405000F" w:tentative="1">
-      <w:start w:val="1"/>
-      <w:numFmt w:val="decimal"/>
-      <w:lvlText w:val="%7."/>
-      <w:lvlJc w:val="left"/>
-      <w:pPr>
-        <w:tabs>
-          <w:tab w:val="num" w:pos="5040"/>
-        </w:tabs>
-        <w:ind w:left="5040" w:hanging="360"/>
-      </w:pPr>
-    </w:lvl>
-    <w:lvl w:ilvl="7" w:tplc="04050019" w:tentative="1">
-      <w:start w:val="1"/>
-      <w:numFmt w:val="lowerLetter"/>
-      <w:lvlText w:val="%8."/>
-      <w:lvlJc w:val="left"/>
-      <w:pPr>
-        <w:tabs>
-          <w:tab w:val="num" w:pos="5760"/>
-        </w:tabs>
-        <w:ind w:left="5760" w:hanging="360"/>
-      </w:pPr>
-    </w:lvl>
-    <w:lvl w:ilvl="8" w:tplc="0405001B" w:tentative="1">
-      <w:start w:val="1"/>
-      <w:numFmt w:val="lowerRoman"/>
-      <w:lvlText w:val="%9."/>
-      <w:lvlJc w:val="right"/>
-      <w:pPr>
-        <w:tabs>
-          <w:tab w:val="num" w:pos="6480"/>
-        </w:tabs>
-        <w:ind w:left="6480" w:hanging="180"/>
-      </w:pPr>
-    </w:lvl>
-  </w:abstractNum>
-  <w:abstractNum w:abstractNumId="4" w15:restartNumberingAfterBreak="0">
-    <w:nsid w:val="082651BC"/>
-    <w:multiLevelType w:val="hybridMultilevel"/>
-    <w:tmpl w:val="E42E61B0"/>
-    <w:lvl w:ilvl="0" w:tplc="BBC89CFC">
-      <w:start w:val="1"/>
-      <w:numFmt w:val="upperRoman"/>
-      <w:lvlText w:val="%1."/>
-      <w:lvlJc w:val="left"/>
-      <w:pPr>
-        <w:ind w:left="1080" w:hanging="720"/>
-      </w:pPr>
-      <w:rPr>
-        <w:rFonts w:hint="default"/>
-      </w:rPr>
-    </w:lvl>
-    <w:lvl w:ilvl="1" w:tplc="04050019" w:tentative="1">
-      <w:start w:val="1"/>
-      <w:numFmt w:val="lowerLetter"/>
-      <w:lvlText w:val="%2."/>
-      <w:lvlJc w:val="left"/>
-      <w:pPr>
-        <w:ind w:left="1440" w:hanging="360"/>
-      </w:pPr>
-    </w:lvl>
-    <w:lvl w:ilvl="2" w:tplc="0405001B" w:tentative="1">
-      <w:start w:val="1"/>
-      <w:numFmt w:val="lowerRoman"/>
-      <w:lvlText w:val="%3."/>
-      <w:lvlJc w:val="right"/>
-      <w:pPr>
-        <w:ind w:left="2160" w:hanging="180"/>
-      </w:pPr>
-    </w:lvl>
-    <w:lvl w:ilvl="3" w:tplc="0405000F" w:tentative="1">
-      <w:start w:val="1"/>
-      <w:numFmt w:val="decimal"/>
-      <w:lvlText w:val="%4."/>
-      <w:lvlJc w:val="left"/>
-      <w:pPr>
-        <w:ind w:left="2880" w:hanging="360"/>
-      </w:pPr>
-    </w:lvl>
-    <w:lvl w:ilvl="4" w:tplc="04050019" w:tentative="1">
-      <w:start w:val="1"/>
-      <w:numFmt w:val="lowerLetter"/>
-      <w:lvlText w:val="%5."/>
-      <w:lvlJc w:val="left"/>
-      <w:pPr>
-        <w:ind w:left="3600" w:hanging="360"/>
-      </w:pPr>
-    </w:lvl>
-    <w:lvl w:ilvl="5" w:tplc="0405001B" w:tentative="1">
-      <w:start w:val="1"/>
-      <w:numFmt w:val="lowerRoman"/>
-      <w:lvlText w:val="%6."/>
-      <w:lvlJc w:val="right"/>
-      <w:pPr>
-        <w:ind w:left="4320" w:hanging="180"/>
-      </w:pPr>
-    </w:lvl>
-    <w:lvl w:ilvl="6" w:tplc="0405000F" w:tentative="1">
-      <w:start w:val="1"/>
-      <w:numFmt w:val="decimal"/>
-      <w:lvlText w:val="%7."/>
-      <w:lvlJc w:val="left"/>
-      <w:pPr>
-        <w:ind w:left="5040" w:hanging="360"/>
-      </w:pPr>
-    </w:lvl>
-    <w:lvl w:ilvl="7" w:tplc="04050019" w:tentative="1">
-      <w:start w:val="1"/>
-      <w:numFmt w:val="lowerLetter"/>
-      <w:lvlText w:val="%8."/>
-      <w:lvlJc w:val="left"/>
-      <w:pPr>
-        <w:ind w:left="5760" w:hanging="360"/>
-      </w:pPr>
-    </w:lvl>
-    <w:lvl w:ilvl="8" w:tplc="0405001B" w:tentative="1">
-      <w:start w:val="1"/>
-      <w:numFmt w:val="lowerRoman"/>
-      <w:lvlText w:val="%9."/>
-      <w:lvlJc w:val="right"/>
-      <w:pPr>
-        <w:ind w:left="6480" w:hanging="180"/>
-      </w:pPr>
-    </w:lvl>
-  </w:abstractNum>
-  <w:abstractNum w:abstractNumId="5" w15:restartNumberingAfterBreak="0">
-    <w:nsid w:val="0A9A726A"/>
-    <w:multiLevelType w:val="hybridMultilevel"/>
-    <w:tmpl w:val="573C318A"/>
-    <w:lvl w:ilvl="0" w:tplc="04050001">
-      <w:start w:val="1"/>
-      <w:numFmt w:val="bullet"/>
-      <w:lvlText w:val=""/>
-      <w:lvlJc w:val="left"/>
-      <w:pPr>
-        <w:ind w:left="720" w:hanging="360"/>
-      </w:pPr>
-      <w:rPr>
-        <w:rFonts w:ascii="Symbol" w:hAnsi="Symbol" w:hint="default"/>
-      </w:rPr>
-    </w:lvl>
-    <w:lvl w:ilvl="1" w:tplc="04050003" w:tentative="1">
-      <w:start w:val="1"/>
-      <w:numFmt w:val="bullet"/>
-      <w:lvlText w:val="o"/>
-      <w:lvlJc w:val="left"/>
-      <w:pPr>
-        <w:ind w:left="1440" w:hanging="360"/>
-      </w:pPr>
-      <w:rPr>
-        <w:rFonts w:ascii="Courier New" w:hAnsi="Courier New" w:cs="Courier New" w:hint="default"/>
-      </w:rPr>
-    </w:lvl>
-    <w:lvl w:ilvl="2" w:tplc="04050005" w:tentative="1">
-      <w:start w:val="1"/>
-      <w:numFmt w:val="bullet"/>
-      <w:lvlText w:val=""/>
-      <w:lvlJc w:val="left"/>
-      <w:pPr>
-        <w:ind w:left="2160" w:hanging="360"/>
-      </w:pPr>
-      <w:rPr>
-        <w:rFonts w:ascii="Wingdings" w:hAnsi="Wingdings" w:hint="default"/>
-      </w:rPr>
-    </w:lvl>
-    <w:lvl w:ilvl="3" w:tplc="04050001" w:tentative="1">
-      <w:start w:val="1"/>
-      <w:numFmt w:val="bullet"/>
-      <w:lvlText w:val=""/>
-      <w:lvlJc w:val="left"/>
-      <w:pPr>
-        <w:ind w:left="2880" w:hanging="360"/>
-      </w:pPr>
-      <w:rPr>
-        <w:rFonts w:ascii="Symbol" w:hAnsi="Symbol" w:hint="default"/>
-      </w:rPr>
-    </w:lvl>
-    <w:lvl w:ilvl="4" w:tplc="04050003" w:tentative="1">
-      <w:start w:val="1"/>
-      <w:numFmt w:val="bullet"/>
-      <w:lvlText w:val="o"/>
-      <w:lvlJc w:val="left"/>
-      <w:pPr>
-        <w:ind w:left="3600" w:hanging="360"/>
-      </w:pPr>
-      <w:rPr>
-        <w:rFonts w:ascii="Courier New" w:hAnsi="Courier New" w:cs="Courier New" w:hint="default"/>
-      </w:rPr>
-    </w:lvl>
-    <w:lvl w:ilvl="5" w:tplc="04050005" w:tentative="1">
-      <w:start w:val="1"/>
-      <w:numFmt w:val="bullet"/>
-      <w:lvlText w:val=""/>
-      <w:lvlJc w:val="left"/>
-      <w:pPr>
-        <w:ind w:left="4320" w:hanging="360"/>
-      </w:pPr>
-      <w:rPr>
-        <w:rFonts w:ascii="Wingdings" w:hAnsi="Wingdings" w:hint="default"/>
-      </w:rPr>
-    </w:lvl>
-    <w:lvl w:ilvl="6" w:tplc="04050001" w:tentative="1">
-      <w:start w:val="1"/>
-      <w:numFmt w:val="bullet"/>
-      <w:lvlText w:val=""/>
-      <w:lvlJc w:val="left"/>
-      <w:pPr>
-        <w:ind w:left="5040" w:hanging="360"/>
-      </w:pPr>
-      <w:rPr>
-        <w:rFonts w:ascii="Symbol" w:hAnsi="Symbol" w:hint="default"/>
-      </w:rPr>
-    </w:lvl>
-    <w:lvl w:ilvl="7" w:tplc="04050003" w:tentative="1">
-      <w:start w:val="1"/>
-      <w:numFmt w:val="bullet"/>
-      <w:lvlText w:val="o"/>
-      <w:lvlJc w:val="left"/>
-      <w:pPr>
-        <w:ind w:left="5760" w:hanging="360"/>
-      </w:pPr>
-      <w:rPr>
-        <w:rFonts w:ascii="Courier New" w:hAnsi="Courier New" w:cs="Courier New" w:hint="default"/>
-      </w:rPr>
-    </w:lvl>
-    <w:lvl w:ilvl="8" w:tplc="04050005" w:tentative="1">
-      <w:start w:val="1"/>
-      <w:numFmt w:val="bullet"/>
-      <w:lvlText w:val=""/>
-      <w:lvlJc w:val="left"/>
-      <w:pPr>
-        <w:ind w:left="6480" w:hanging="360"/>
-      </w:pPr>
-      <w:rPr>
-        <w:rFonts w:ascii="Wingdings" w:hAnsi="Wingdings" w:hint="default"/>
-      </w:rPr>
-    </w:lvl>
-  </w:abstractNum>
-  <w:abstractNum w:abstractNumId="6" w15:restartNumberingAfterBreak="0">
     <w:nsid w:val="0D41366F"/>
     <w:multiLevelType w:val="multilevel"/>
     <w:tmpl w:val="11BCA446"/>
@@ -24359,147 +23939,7 @@
       </w:pPr>
     </w:lvl>
   </w:abstractNum>
-  <w:abstractNum w:abstractNumId="7" w15:restartNumberingAfterBreak="0">
-    <w:nsid w:val="10E71C8F"/>
-    <w:multiLevelType w:val="hybridMultilevel"/>
-    <w:tmpl w:val="B55031B2"/>
-    <w:lvl w:ilvl="0" w:tplc="00A8A9F0">
-      <w:start w:val="1"/>
-      <w:numFmt w:val="bullet"/>
-      <w:lvlText w:val=""/>
-      <w:lvlJc w:val="left"/>
-      <w:pPr>
-        <w:tabs>
-          <w:tab w:val="num" w:pos="1440"/>
-        </w:tabs>
-        <w:ind w:left="1440" w:hanging="360"/>
-      </w:pPr>
-      <w:rPr>
-        <w:rFonts w:ascii="Symbol" w:hAnsi="Symbol" w:hint="default"/>
-      </w:rPr>
-    </w:lvl>
-    <w:lvl w:ilvl="1" w:tplc="04050003" w:tentative="1">
-      <w:start w:val="1"/>
-      <w:numFmt w:val="bullet"/>
-      <w:lvlText w:val="o"/>
-      <w:lvlJc w:val="left"/>
-      <w:pPr>
-        <w:tabs>
-          <w:tab w:val="num" w:pos="1824"/>
-        </w:tabs>
-        <w:ind w:left="1824" w:hanging="360"/>
-      </w:pPr>
-      <w:rPr>
-        <w:rFonts w:ascii="Courier New" w:hAnsi="Courier New" w:cs="Courier New" w:hint="default"/>
-      </w:rPr>
-    </w:lvl>
-    <w:lvl w:ilvl="2" w:tplc="04050005" w:tentative="1">
-      <w:start w:val="1"/>
-      <w:numFmt w:val="bullet"/>
-      <w:lvlText w:val=""/>
-      <w:lvlJc w:val="left"/>
-      <w:pPr>
-        <w:tabs>
-          <w:tab w:val="num" w:pos="2544"/>
-        </w:tabs>
-        <w:ind w:left="2544" w:hanging="360"/>
-      </w:pPr>
-      <w:rPr>
-        <w:rFonts w:ascii="Wingdings" w:hAnsi="Wingdings" w:hint="default"/>
-      </w:rPr>
-    </w:lvl>
-    <w:lvl w:ilvl="3" w:tplc="04050001" w:tentative="1">
-      <w:start w:val="1"/>
-      <w:numFmt w:val="bullet"/>
-      <w:lvlText w:val=""/>
-      <w:lvlJc w:val="left"/>
-      <w:pPr>
-        <w:tabs>
-          <w:tab w:val="num" w:pos="3264"/>
-        </w:tabs>
-        <w:ind w:left="3264" w:hanging="360"/>
-      </w:pPr>
-      <w:rPr>
-        <w:rFonts w:ascii="Symbol" w:hAnsi="Symbol" w:hint="default"/>
-      </w:rPr>
-    </w:lvl>
-    <w:lvl w:ilvl="4" w:tplc="04050003" w:tentative="1">
-      <w:start w:val="1"/>
-      <w:numFmt w:val="bullet"/>
-      <w:lvlText w:val="o"/>
-      <w:lvlJc w:val="left"/>
-      <w:pPr>
-        <w:tabs>
-          <w:tab w:val="num" w:pos="3984"/>
-        </w:tabs>
-        <w:ind w:left="3984" w:hanging="360"/>
-      </w:pPr>
-      <w:rPr>
-        <w:rFonts w:ascii="Courier New" w:hAnsi="Courier New" w:cs="Courier New" w:hint="default"/>
-      </w:rPr>
-    </w:lvl>
-    <w:lvl w:ilvl="5" w:tplc="04050005" w:tentative="1">
-      <w:start w:val="1"/>
-      <w:numFmt w:val="bullet"/>
-      <w:lvlText w:val=""/>
-      <w:lvlJc w:val="left"/>
-      <w:pPr>
-        <w:tabs>
-          <w:tab w:val="num" w:pos="4704"/>
-        </w:tabs>
-        <w:ind w:left="4704" w:hanging="360"/>
-      </w:pPr>
-      <w:rPr>
-        <w:rFonts w:ascii="Wingdings" w:hAnsi="Wingdings" w:hint="default"/>
-      </w:rPr>
-    </w:lvl>
-    <w:lvl w:ilvl="6" w:tplc="04050001" w:tentative="1">
-      <w:start w:val="1"/>
-      <w:numFmt w:val="bullet"/>
-      <w:lvlText w:val=""/>
-      <w:lvlJc w:val="left"/>
-      <w:pPr>
-        <w:tabs>
-          <w:tab w:val="num" w:pos="5424"/>
-        </w:tabs>
-        <w:ind w:left="5424" w:hanging="360"/>
-      </w:pPr>
-      <w:rPr>
-        <w:rFonts w:ascii="Symbol" w:hAnsi="Symbol" w:hint="default"/>
-      </w:rPr>
-    </w:lvl>
-    <w:lvl w:ilvl="7" w:tplc="04050003" w:tentative="1">
-      <w:start w:val="1"/>
-      <w:numFmt w:val="bullet"/>
-      <w:lvlText w:val="o"/>
-      <w:lvlJc w:val="left"/>
-      <w:pPr>
-        <w:tabs>
-          <w:tab w:val="num" w:pos="6144"/>
-        </w:tabs>
-        <w:ind w:left="6144" w:hanging="360"/>
-      </w:pPr>
-      <w:rPr>
-        <w:rFonts w:ascii="Courier New" w:hAnsi="Courier New" w:cs="Courier New" w:hint="default"/>
-      </w:rPr>
-    </w:lvl>
-    <w:lvl w:ilvl="8" w:tplc="04050005" w:tentative="1">
-      <w:start w:val="1"/>
-      <w:numFmt w:val="bullet"/>
-      <w:lvlText w:val=""/>
-      <w:lvlJc w:val="left"/>
-      <w:pPr>
-        <w:tabs>
-          <w:tab w:val="num" w:pos="6864"/>
-        </w:tabs>
-        <w:ind w:left="6864" w:hanging="360"/>
-      </w:pPr>
-      <w:rPr>
-        <w:rFonts w:ascii="Wingdings" w:hAnsi="Wingdings" w:hint="default"/>
-      </w:rPr>
-    </w:lvl>
-  </w:abstractNum>
-  <w:abstractNum w:abstractNumId="8" w15:restartNumberingAfterBreak="0">
+  <w:abstractNum w:abstractNumId="3" w15:restartNumberingAfterBreak="0">
     <w:nsid w:val="12532D78"/>
     <w:multiLevelType w:val="multilevel"/>
     <w:tmpl w:val="0B9A5AEE"/>
@@ -24648,7 +24088,7 @@
       </w:rPr>
     </w:lvl>
   </w:abstractNum>
-  <w:abstractNum w:abstractNumId="9" w15:restartNumberingAfterBreak="0">
+  <w:abstractNum w:abstractNumId="4" w15:restartNumberingAfterBreak="0">
     <w:nsid w:val="125B6DA1"/>
     <w:multiLevelType w:val="multilevel"/>
     <w:tmpl w:val="F43C66C0"/>
@@ -24797,7 +24237,7 @@
       </w:rPr>
     </w:lvl>
   </w:abstractNum>
-  <w:abstractNum w:abstractNumId="10" w15:restartNumberingAfterBreak="0">
+  <w:abstractNum w:abstractNumId="5" w15:restartNumberingAfterBreak="0">
     <w:nsid w:val="13B362AD"/>
     <w:multiLevelType w:val="multilevel"/>
     <w:tmpl w:val="A7E0CC5E"/>
@@ -24946,263 +24386,7 @@
       </w:rPr>
     </w:lvl>
   </w:abstractNum>
-  <w:abstractNum w:abstractNumId="11" w15:restartNumberingAfterBreak="0">
-    <w:nsid w:val="13F37504"/>
-    <w:multiLevelType w:val="hybridMultilevel"/>
-    <w:tmpl w:val="B70CE9E8"/>
-    <w:lvl w:ilvl="0" w:tplc="00A8A9F0">
-      <w:start w:val="1"/>
-      <w:numFmt w:val="bullet"/>
-      <w:lvlText w:val=""/>
-      <w:lvlJc w:val="left"/>
-      <w:pPr>
-        <w:tabs>
-          <w:tab w:val="num" w:pos="1440"/>
-        </w:tabs>
-        <w:ind w:left="1440" w:hanging="360"/>
-      </w:pPr>
-      <w:rPr>
-        <w:rFonts w:ascii="Symbol" w:hAnsi="Symbol" w:hint="default"/>
-      </w:rPr>
-    </w:lvl>
-    <w:lvl w:ilvl="1" w:tplc="04050003" w:tentative="1">
-      <w:start w:val="1"/>
-      <w:numFmt w:val="bullet"/>
-      <w:lvlText w:val="o"/>
-      <w:lvlJc w:val="left"/>
-      <w:pPr>
-        <w:tabs>
-          <w:tab w:val="num" w:pos="2160"/>
-        </w:tabs>
-        <w:ind w:left="2160" w:hanging="360"/>
-      </w:pPr>
-      <w:rPr>
-        <w:rFonts w:ascii="Courier New" w:hAnsi="Courier New" w:cs="Courier New" w:hint="default"/>
-      </w:rPr>
-    </w:lvl>
-    <w:lvl w:ilvl="2" w:tplc="04050005" w:tentative="1">
-      <w:start w:val="1"/>
-      <w:numFmt w:val="bullet"/>
-      <w:lvlText w:val=""/>
-      <w:lvlJc w:val="left"/>
-      <w:pPr>
-        <w:tabs>
-          <w:tab w:val="num" w:pos="2880"/>
-        </w:tabs>
-        <w:ind w:left="2880" w:hanging="360"/>
-      </w:pPr>
-      <w:rPr>
-        <w:rFonts w:ascii="Wingdings" w:hAnsi="Wingdings" w:hint="default"/>
-      </w:rPr>
-    </w:lvl>
-    <w:lvl w:ilvl="3" w:tplc="04050001" w:tentative="1">
-      <w:start w:val="1"/>
-      <w:numFmt w:val="bullet"/>
-      <w:lvlText w:val=""/>
-      <w:lvlJc w:val="left"/>
-      <w:pPr>
-        <w:tabs>
-          <w:tab w:val="num" w:pos="3600"/>
-        </w:tabs>
-        <w:ind w:left="3600" w:hanging="360"/>
-      </w:pPr>
-      <w:rPr>
-        <w:rFonts w:ascii="Symbol" w:hAnsi="Symbol" w:hint="default"/>
-      </w:rPr>
-    </w:lvl>
-    <w:lvl w:ilvl="4" w:tplc="04050003" w:tentative="1">
-      <w:start w:val="1"/>
-      <w:numFmt w:val="bullet"/>
-      <w:lvlText w:val="o"/>
-      <w:lvlJc w:val="left"/>
-      <w:pPr>
-        <w:tabs>
-          <w:tab w:val="num" w:pos="4320"/>
-        </w:tabs>
-        <w:ind w:left="4320" w:hanging="360"/>
-      </w:pPr>
-      <w:rPr>
-        <w:rFonts w:ascii="Courier New" w:hAnsi="Courier New" w:cs="Courier New" w:hint="default"/>
-      </w:rPr>
-    </w:lvl>
-    <w:lvl w:ilvl="5" w:tplc="04050005" w:tentative="1">
-      <w:start w:val="1"/>
-      <w:numFmt w:val="bullet"/>
-      <w:lvlText w:val=""/>
-      <w:lvlJc w:val="left"/>
-      <w:pPr>
-        <w:tabs>
-          <w:tab w:val="num" w:pos="5040"/>
-        </w:tabs>
-        <w:ind w:left="5040" w:hanging="360"/>
-      </w:pPr>
-      <w:rPr>
-        <w:rFonts w:ascii="Wingdings" w:hAnsi="Wingdings" w:hint="default"/>
-      </w:rPr>
-    </w:lvl>
-    <w:lvl w:ilvl="6" w:tplc="04050001" w:tentative="1">
-      <w:start w:val="1"/>
-      <w:numFmt w:val="bullet"/>
-      <w:lvlText w:val=""/>
-      <w:lvlJc w:val="left"/>
-      <w:pPr>
-        <w:tabs>
-          <w:tab w:val="num" w:pos="5760"/>
-        </w:tabs>
-        <w:ind w:left="5760" w:hanging="360"/>
-      </w:pPr>
-      <w:rPr>
-        <w:rFonts w:ascii="Symbol" w:hAnsi="Symbol" w:hint="default"/>
-      </w:rPr>
-    </w:lvl>
-    <w:lvl w:ilvl="7" w:tplc="04050003" w:tentative="1">
-      <w:start w:val="1"/>
-      <w:numFmt w:val="bullet"/>
-      <w:lvlText w:val="o"/>
-      <w:lvlJc w:val="left"/>
-      <w:pPr>
-        <w:tabs>
-          <w:tab w:val="num" w:pos="6480"/>
-        </w:tabs>
-        <w:ind w:left="6480" w:hanging="360"/>
-      </w:pPr>
-      <w:rPr>
-        <w:rFonts w:ascii="Courier New" w:hAnsi="Courier New" w:cs="Courier New" w:hint="default"/>
-      </w:rPr>
-    </w:lvl>
-    <w:lvl w:ilvl="8" w:tplc="04050005" w:tentative="1">
-      <w:start w:val="1"/>
-      <w:numFmt w:val="bullet"/>
-      <w:lvlText w:val=""/>
-      <w:lvlJc w:val="left"/>
-      <w:pPr>
-        <w:tabs>
-          <w:tab w:val="num" w:pos="7200"/>
-        </w:tabs>
-        <w:ind w:left="7200" w:hanging="360"/>
-      </w:pPr>
-      <w:rPr>
-        <w:rFonts w:ascii="Wingdings" w:hAnsi="Wingdings" w:hint="default"/>
-      </w:rPr>
-    </w:lvl>
-  </w:abstractNum>
-  <w:abstractNum w:abstractNumId="12" w15:restartNumberingAfterBreak="0">
-    <w:nsid w:val="14AE7F37"/>
-    <w:multiLevelType w:val="hybridMultilevel"/>
-    <w:tmpl w:val="753AC024"/>
-    <w:lvl w:ilvl="0" w:tplc="00A8A9F0">
-      <w:start w:val="1"/>
-      <w:numFmt w:val="bullet"/>
-      <w:lvlText w:val=""/>
-      <w:lvlJc w:val="left"/>
-      <w:pPr>
-        <w:tabs>
-          <w:tab w:val="num" w:pos="1440"/>
-        </w:tabs>
-        <w:ind w:left="1440" w:hanging="360"/>
-      </w:pPr>
-      <w:rPr>
-        <w:rFonts w:ascii="Symbol" w:hAnsi="Symbol" w:hint="default"/>
-      </w:rPr>
-    </w:lvl>
-    <w:lvl w:ilvl="1" w:tplc="04050003" w:tentative="1">
-      <w:start w:val="1"/>
-      <w:numFmt w:val="lowerLetter"/>
-      <w:lvlText w:val="%2."/>
-      <w:lvlJc w:val="left"/>
-      <w:pPr>
-        <w:tabs>
-          <w:tab w:val="num" w:pos="1440"/>
-        </w:tabs>
-        <w:ind w:left="1440" w:hanging="360"/>
-      </w:pPr>
-    </w:lvl>
-    <w:lvl w:ilvl="2" w:tplc="04050005" w:tentative="1">
-      <w:start w:val="1"/>
-      <w:numFmt w:val="lowerRoman"/>
-      <w:lvlText w:val="%3."/>
-      <w:lvlJc w:val="right"/>
-      <w:pPr>
-        <w:tabs>
-          <w:tab w:val="num" w:pos="2160"/>
-        </w:tabs>
-        <w:ind w:left="2160" w:hanging="180"/>
-      </w:pPr>
-    </w:lvl>
-    <w:lvl w:ilvl="3" w:tplc="04050001" w:tentative="1">
-      <w:start w:val="1"/>
-      <w:numFmt w:val="decimal"/>
-      <w:lvlText w:val="%4."/>
-      <w:lvlJc w:val="left"/>
-      <w:pPr>
-        <w:tabs>
-          <w:tab w:val="num" w:pos="2880"/>
-        </w:tabs>
-        <w:ind w:left="2880" w:hanging="360"/>
-      </w:pPr>
-    </w:lvl>
-    <w:lvl w:ilvl="4" w:tplc="04050003" w:tentative="1">
-      <w:start w:val="1"/>
-      <w:numFmt w:val="lowerLetter"/>
-      <w:lvlText w:val="%5."/>
-      <w:lvlJc w:val="left"/>
-      <w:pPr>
-        <w:tabs>
-          <w:tab w:val="num" w:pos="3600"/>
-        </w:tabs>
-        <w:ind w:left="3600" w:hanging="360"/>
-      </w:pPr>
-    </w:lvl>
-    <w:lvl w:ilvl="5" w:tplc="04050005" w:tentative="1">
-      <w:start w:val="1"/>
-      <w:numFmt w:val="lowerRoman"/>
-      <w:lvlText w:val="%6."/>
-      <w:lvlJc w:val="right"/>
-      <w:pPr>
-        <w:tabs>
-          <w:tab w:val="num" w:pos="4320"/>
-        </w:tabs>
-        <w:ind w:left="4320" w:hanging="180"/>
-      </w:pPr>
-    </w:lvl>
-    <w:lvl w:ilvl="6" w:tplc="04050001" w:tentative="1">
-      <w:start w:val="1"/>
-      <w:numFmt w:val="decimal"/>
-      <w:lvlText w:val="%7."/>
-      <w:lvlJc w:val="left"/>
-      <w:pPr>
-        <w:tabs>
-          <w:tab w:val="num" w:pos="5040"/>
-        </w:tabs>
-        <w:ind w:left="5040" w:hanging="360"/>
-      </w:pPr>
-    </w:lvl>
-    <w:lvl w:ilvl="7" w:tplc="04050003" w:tentative="1">
-      <w:start w:val="1"/>
-      <w:numFmt w:val="lowerLetter"/>
-      <w:lvlText w:val="%8."/>
-      <w:lvlJc w:val="left"/>
-      <w:pPr>
-        <w:tabs>
-          <w:tab w:val="num" w:pos="5760"/>
-        </w:tabs>
-        <w:ind w:left="5760" w:hanging="360"/>
-      </w:pPr>
-    </w:lvl>
-    <w:lvl w:ilvl="8" w:tplc="04050005" w:tentative="1">
-      <w:start w:val="1"/>
-      <w:numFmt w:val="lowerRoman"/>
-      <w:lvlText w:val="%9."/>
-      <w:lvlJc w:val="right"/>
-      <w:pPr>
-        <w:tabs>
-          <w:tab w:val="num" w:pos="6480"/>
-        </w:tabs>
-        <w:ind w:left="6480" w:hanging="180"/>
-      </w:pPr>
-    </w:lvl>
-  </w:abstractNum>
-  <w:abstractNum w:abstractNumId="13" w15:restartNumberingAfterBreak="0">
+  <w:abstractNum w:abstractNumId="6" w15:restartNumberingAfterBreak="0">
     <w:nsid w:val="1840140E"/>
     <w:multiLevelType w:val="hybridMultilevel"/>
     <w:tmpl w:val="03DE9BF6"/>
@@ -25318,260 +24502,7 @@
       </w:pPr>
     </w:lvl>
   </w:abstractNum>
-  <w:abstractNum w:abstractNumId="14" w15:restartNumberingAfterBreak="0">
-    <w:nsid w:val="1A695D3F"/>
-    <w:multiLevelType w:val="hybridMultilevel"/>
-    <w:tmpl w:val="F4224B52"/>
-    <w:lvl w:ilvl="0" w:tplc="04050001">
-      <w:start w:val="1"/>
-      <w:numFmt w:val="bullet"/>
-      <w:lvlText w:val=""/>
-      <w:lvlJc w:val="left"/>
-      <w:pPr>
-        <w:ind w:left="720" w:hanging="360"/>
-      </w:pPr>
-      <w:rPr>
-        <w:rFonts w:ascii="Symbol" w:hAnsi="Symbol" w:hint="default"/>
-      </w:rPr>
-    </w:lvl>
-    <w:lvl w:ilvl="1" w:tplc="04050003" w:tentative="1">
-      <w:start w:val="1"/>
-      <w:numFmt w:val="bullet"/>
-      <w:lvlText w:val="o"/>
-      <w:lvlJc w:val="left"/>
-      <w:pPr>
-        <w:ind w:left="1440" w:hanging="360"/>
-      </w:pPr>
-      <w:rPr>
-        <w:rFonts w:ascii="Courier New" w:hAnsi="Courier New" w:cs="Courier New" w:hint="default"/>
-      </w:rPr>
-    </w:lvl>
-    <w:lvl w:ilvl="2" w:tplc="04050005" w:tentative="1">
-      <w:start w:val="1"/>
-      <w:numFmt w:val="bullet"/>
-      <w:lvlText w:val=""/>
-      <w:lvlJc w:val="left"/>
-      <w:pPr>
-        <w:ind w:left="2160" w:hanging="360"/>
-      </w:pPr>
-      <w:rPr>
-        <w:rFonts w:ascii="Wingdings" w:hAnsi="Wingdings" w:hint="default"/>
-      </w:rPr>
-    </w:lvl>
-    <w:lvl w:ilvl="3" w:tplc="04050001" w:tentative="1">
-      <w:start w:val="1"/>
-      <w:numFmt w:val="bullet"/>
-      <w:lvlText w:val=""/>
-      <w:lvlJc w:val="left"/>
-      <w:pPr>
-        <w:ind w:left="2880" w:hanging="360"/>
-      </w:pPr>
-      <w:rPr>
-        <w:rFonts w:ascii="Symbol" w:hAnsi="Symbol" w:hint="default"/>
-      </w:rPr>
-    </w:lvl>
-    <w:lvl w:ilvl="4" w:tplc="04050003" w:tentative="1">
-      <w:start w:val="1"/>
-      <w:numFmt w:val="bullet"/>
-      <w:lvlText w:val="o"/>
-      <w:lvlJc w:val="left"/>
-      <w:pPr>
-        <w:ind w:left="3600" w:hanging="360"/>
-      </w:pPr>
-      <w:rPr>
-        <w:rFonts w:ascii="Courier New" w:hAnsi="Courier New" w:cs="Courier New" w:hint="default"/>
-      </w:rPr>
-    </w:lvl>
-    <w:lvl w:ilvl="5" w:tplc="04050005" w:tentative="1">
-      <w:start w:val="1"/>
-      <w:numFmt w:val="bullet"/>
-      <w:lvlText w:val=""/>
-      <w:lvlJc w:val="left"/>
-      <w:pPr>
-        <w:ind w:left="4320" w:hanging="360"/>
-      </w:pPr>
-      <w:rPr>
-        <w:rFonts w:ascii="Wingdings" w:hAnsi="Wingdings" w:hint="default"/>
-      </w:rPr>
-    </w:lvl>
-    <w:lvl w:ilvl="6" w:tplc="04050001" w:tentative="1">
-      <w:start w:val="1"/>
-      <w:numFmt w:val="bullet"/>
-      <w:lvlText w:val=""/>
-      <w:lvlJc w:val="left"/>
-      <w:pPr>
-        <w:ind w:left="5040" w:hanging="360"/>
-      </w:pPr>
-      <w:rPr>
-        <w:rFonts w:ascii="Symbol" w:hAnsi="Symbol" w:hint="default"/>
-      </w:rPr>
-    </w:lvl>
-    <w:lvl w:ilvl="7" w:tplc="04050003" w:tentative="1">
-      <w:start w:val="1"/>
-      <w:numFmt w:val="bullet"/>
-      <w:lvlText w:val="o"/>
-      <w:lvlJc w:val="left"/>
-      <w:pPr>
-        <w:ind w:left="5760" w:hanging="360"/>
-      </w:pPr>
-      <w:rPr>
-        <w:rFonts w:ascii="Courier New" w:hAnsi="Courier New" w:cs="Courier New" w:hint="default"/>
-      </w:rPr>
-    </w:lvl>
-    <w:lvl w:ilvl="8" w:tplc="04050005" w:tentative="1">
-      <w:start w:val="1"/>
-      <w:numFmt w:val="bullet"/>
-      <w:lvlText w:val=""/>
-      <w:lvlJc w:val="left"/>
-      <w:pPr>
-        <w:ind w:left="6480" w:hanging="360"/>
-      </w:pPr>
-      <w:rPr>
-        <w:rFonts w:ascii="Wingdings" w:hAnsi="Wingdings" w:hint="default"/>
-      </w:rPr>
-    </w:lvl>
-  </w:abstractNum>
-  <w:abstractNum w:abstractNumId="15" w15:restartNumberingAfterBreak="0">
-    <w:nsid w:val="1C051767"/>
-    <w:multiLevelType w:val="hybridMultilevel"/>
-    <w:tmpl w:val="19BEF9F6"/>
-    <w:lvl w:ilvl="0" w:tplc="1B26C882">
-      <w:start w:val="1"/>
-      <w:numFmt w:val="bullet"/>
-      <w:lvlText w:val="–"/>
-      <w:lvlJc w:val="left"/>
-      <w:pPr>
-        <w:tabs>
-          <w:tab w:val="num" w:pos="720"/>
-        </w:tabs>
-        <w:ind w:left="720" w:hanging="360"/>
-      </w:pPr>
-      <w:rPr>
-        <w:rFonts w:ascii="Times New Roman" w:hAnsi="Times New Roman" w:hint="default"/>
-      </w:rPr>
-    </w:lvl>
-    <w:lvl w:ilvl="1" w:tplc="A85407E2">
-      <w:start w:val="1"/>
-      <w:numFmt w:val="bullet"/>
-      <w:lvlText w:val="–"/>
-      <w:lvlJc w:val="left"/>
-      <w:pPr>
-        <w:tabs>
-          <w:tab w:val="num" w:pos="1440"/>
-        </w:tabs>
-        <w:ind w:left="1440" w:hanging="360"/>
-      </w:pPr>
-      <w:rPr>
-        <w:rFonts w:ascii="Times New Roman" w:hAnsi="Times New Roman" w:hint="default"/>
-      </w:rPr>
-    </w:lvl>
-    <w:lvl w:ilvl="2" w:tplc="B7BE901E" w:tentative="1">
-      <w:start w:val="1"/>
-      <w:numFmt w:val="bullet"/>
-      <w:lvlText w:val="–"/>
-      <w:lvlJc w:val="left"/>
-      <w:pPr>
-        <w:tabs>
-          <w:tab w:val="num" w:pos="2160"/>
-        </w:tabs>
-        <w:ind w:left="2160" w:hanging="360"/>
-      </w:pPr>
-      <w:rPr>
-        <w:rFonts w:ascii="Times New Roman" w:hAnsi="Times New Roman" w:hint="default"/>
-      </w:rPr>
-    </w:lvl>
-    <w:lvl w:ilvl="3" w:tplc="459CBE10" w:tentative="1">
-      <w:start w:val="1"/>
-      <w:numFmt w:val="bullet"/>
-      <w:lvlText w:val="–"/>
-      <w:lvlJc w:val="left"/>
-      <w:pPr>
-        <w:tabs>
-          <w:tab w:val="num" w:pos="2880"/>
-        </w:tabs>
-        <w:ind w:left="2880" w:hanging="360"/>
-      </w:pPr>
-      <w:rPr>
-        <w:rFonts w:ascii="Times New Roman" w:hAnsi="Times New Roman" w:hint="default"/>
-      </w:rPr>
-    </w:lvl>
-    <w:lvl w:ilvl="4" w:tplc="DBD6608E" w:tentative="1">
-      <w:start w:val="1"/>
-      <w:numFmt w:val="bullet"/>
-      <w:lvlText w:val="–"/>
-      <w:lvlJc w:val="left"/>
-      <w:pPr>
-        <w:tabs>
-          <w:tab w:val="num" w:pos="3600"/>
-        </w:tabs>
-        <w:ind w:left="3600" w:hanging="360"/>
-      </w:pPr>
-      <w:rPr>
-        <w:rFonts w:ascii="Times New Roman" w:hAnsi="Times New Roman" w:hint="default"/>
-      </w:rPr>
-    </w:lvl>
-    <w:lvl w:ilvl="5" w:tplc="C610082A" w:tentative="1">
-      <w:start w:val="1"/>
-      <w:numFmt w:val="bullet"/>
-      <w:lvlText w:val="–"/>
-      <w:lvlJc w:val="left"/>
-      <w:pPr>
-        <w:tabs>
-          <w:tab w:val="num" w:pos="4320"/>
-        </w:tabs>
-        <w:ind w:left="4320" w:hanging="360"/>
-      </w:pPr>
-      <w:rPr>
-        <w:rFonts w:ascii="Times New Roman" w:hAnsi="Times New Roman" w:hint="default"/>
-      </w:rPr>
-    </w:lvl>
-    <w:lvl w:ilvl="6" w:tplc="8DD24DAC" w:tentative="1">
-      <w:start w:val="1"/>
-      <w:numFmt w:val="bullet"/>
-      <w:lvlText w:val="–"/>
-      <w:lvlJc w:val="left"/>
-      <w:pPr>
-        <w:tabs>
-          <w:tab w:val="num" w:pos="5040"/>
-        </w:tabs>
-        <w:ind w:left="5040" w:hanging="360"/>
-      </w:pPr>
-      <w:rPr>
-        <w:rFonts w:ascii="Times New Roman" w:hAnsi="Times New Roman" w:hint="default"/>
-      </w:rPr>
-    </w:lvl>
-    <w:lvl w:ilvl="7" w:tplc="362A5D12" w:tentative="1">
-      <w:start w:val="1"/>
-      <w:numFmt w:val="bullet"/>
-      <w:lvlText w:val="–"/>
-      <w:lvlJc w:val="left"/>
-      <w:pPr>
-        <w:tabs>
-          <w:tab w:val="num" w:pos="5760"/>
-        </w:tabs>
-        <w:ind w:left="5760" w:hanging="360"/>
-      </w:pPr>
-      <w:rPr>
-        <w:rFonts w:ascii="Times New Roman" w:hAnsi="Times New Roman" w:hint="default"/>
-      </w:rPr>
-    </w:lvl>
-    <w:lvl w:ilvl="8" w:tplc="E34C5C2E" w:tentative="1">
-      <w:start w:val="1"/>
-      <w:numFmt w:val="bullet"/>
-      <w:lvlText w:val="–"/>
-      <w:lvlJc w:val="left"/>
-      <w:pPr>
-        <w:tabs>
-          <w:tab w:val="num" w:pos="6480"/>
-        </w:tabs>
-        <w:ind w:left="6480" w:hanging="360"/>
-      </w:pPr>
-      <w:rPr>
-        <w:rFonts w:ascii="Times New Roman" w:hAnsi="Times New Roman" w:hint="default"/>
-      </w:rPr>
-    </w:lvl>
-  </w:abstractNum>
-  <w:abstractNum w:abstractNumId="16" w15:restartNumberingAfterBreak="0">
+  <w:abstractNum w:abstractNumId="7" w15:restartNumberingAfterBreak="0">
     <w:nsid w:val="1C4B0D25"/>
     <w:multiLevelType w:val="multilevel"/>
     <w:tmpl w:val="E1B6A8A0"/>
@@ -25720,7 +24651,7 @@
       </w:rPr>
     </w:lvl>
   </w:abstractNum>
-  <w:abstractNum w:abstractNumId="17" w15:restartNumberingAfterBreak="0">
+  <w:abstractNum w:abstractNumId="8" w15:restartNumberingAfterBreak="0">
     <w:nsid w:val="1E061542"/>
     <w:multiLevelType w:val="multilevel"/>
     <w:tmpl w:val="6C4E6C6E"/>
@@ -25869,7 +24800,7 @@
       </w:rPr>
     </w:lvl>
   </w:abstractNum>
-  <w:abstractNum w:abstractNumId="18" w15:restartNumberingAfterBreak="0">
+  <w:abstractNum w:abstractNumId="9" w15:restartNumberingAfterBreak="0">
     <w:nsid w:val="1FEC4BE0"/>
     <w:multiLevelType w:val="multilevel"/>
     <w:tmpl w:val="2B7C8D60"/>
@@ -25986,36 +24917,32 @@
       </w:pPr>
     </w:lvl>
   </w:abstractNum>
-  <w:abstractNum w:abstractNumId="19" w15:restartNumberingAfterBreak="0">
-    <w:nsid w:val="237A2E75"/>
+  <w:abstractNum w:abstractNumId="10" w15:restartNumberingAfterBreak="0">
+    <w:nsid w:val="2BE771F9"/>
     <w:multiLevelType w:val="hybridMultilevel"/>
-    <w:tmpl w:val="090456B6"/>
-    <w:lvl w:ilvl="0" w:tplc="00A8A9F0">
+    <w:tmpl w:val="31F6F3F4"/>
+    <w:lvl w:ilvl="0" w:tplc="04050001">
       <w:start w:val="1"/>
       <w:numFmt w:val="bullet"/>
-      <w:lvlText w:val=""/>
+      <w:lvlText w:val=""/>
       <w:lvlJc w:val="left"/>
       <w:pPr>
-        <w:tabs>
-          <w:tab w:val="num" w:pos="2148"/>
-        </w:tabs>
-        <w:ind w:left="2148" w:hanging="360"/>
+        <w:ind w:left="720" w:hanging="360"/>
       </w:pPr>
       <w:rPr>
         <w:rFonts w:ascii="Symbol" w:hAnsi="Symbol" w:hint="default"/>
       </w:rPr>
     </w:lvl>
-    <w:lvl w:ilvl="1" w:tplc="04050003">
+    <w:lvl w:ilvl="1" w:tplc="04050003" w:tentative="1">
       <w:start w:val="1"/>
       <w:numFmt w:val="bullet"/>
-      <w:lvlText w:val=""/>
-      <w:legacy w:legacy="1" w:legacySpace="0" w:legacyIndent="283"/>
+      <w:lvlText w:val="o"/>
       <w:lvlJc w:val="left"/>
       <w:pPr>
-        <w:ind w:left="1363" w:hanging="283"/>
+        <w:ind w:left="1440" w:hanging="360"/>
       </w:pPr>
       <w:rPr>
-        <w:rFonts w:ascii="Symbol" w:hAnsi="Symbol" w:cs="Symbol" w:hint="default"/>
+        <w:rFonts w:ascii="Courier New" w:hAnsi="Courier New" w:cs="Courier New" w:hint="default"/>
       </w:rPr>
     </w:lvl>
     <w:lvl w:ilvl="2" w:tplc="04050005" w:tentative="1">
@@ -26024,9 +24951,6 @@
       <w:lvlText w:val=""/>
       <w:lvlJc w:val="left"/>
       <w:pPr>
-        <w:tabs>
-          <w:tab w:val="num" w:pos="2160"/>
-        </w:tabs>
         <w:ind w:left="2160" w:hanging="360"/>
       </w:pPr>
       <w:rPr>
@@ -26039,9 +24963,6 @@
       <w:lvlText w:val=""/>
       <w:lvlJc w:val="left"/>
       <w:pPr>
-        <w:tabs>
-          <w:tab w:val="num" w:pos="2880"/>
-        </w:tabs>
         <w:ind w:left="2880" w:hanging="360"/>
       </w:pPr>
       <w:rPr>
@@ -26054,9 +24975,6 @@
       <w:lvlText w:val="o"/>
       <w:lvlJc w:val="left"/>
       <w:pPr>
-        <w:tabs>
-          <w:tab w:val="num" w:pos="3600"/>
-        </w:tabs>
         <w:ind w:left="3600" w:hanging="360"/>
       </w:pPr>
       <w:rPr>
@@ -26069,9 +24987,6 @@
       <w:lvlText w:val=""/>
       <w:lvlJc w:val="left"/>
       <w:pPr>
-        <w:tabs>
-          <w:tab w:val="num" w:pos="4320"/>
-        </w:tabs>
         <w:ind w:left="4320" w:hanging="360"/>
       </w:pPr>
       <w:rPr>
@@ -26084,9 +24999,6 @@
       <w:lvlText w:val=""/>
       <w:lvlJc w:val="left"/>
       <w:pPr>
-        <w:tabs>
-          <w:tab w:val="num" w:pos="5040"/>
-        </w:tabs>
         <w:ind w:left="5040" w:hanging="360"/>
       </w:pPr>
       <w:rPr>
@@ -26099,9 +25011,6 @@
       <w:lvlText w:val="o"/>
       <w:lvlJc w:val="left"/>
       <w:pPr>
-        <w:tabs>
-          <w:tab w:val="num" w:pos="5760"/>
-        </w:tabs>
         <w:ind w:left="5760" w:hanging="360"/>
       </w:pPr>
       <w:rPr>
@@ -26114,9 +25023,6 @@
       <w:lvlText w:val=""/>
       <w:lvlJc w:val="left"/>
       <w:pPr>
-        <w:tabs>
-          <w:tab w:val="num" w:pos="6480"/>
-        </w:tabs>
         <w:ind w:left="6480" w:hanging="360"/>
       </w:pPr>
       <w:rPr>
@@ -26124,10 +25030,10 @@
       </w:rPr>
     </w:lvl>
   </w:abstractNum>
-  <w:abstractNum w:abstractNumId="20" w15:restartNumberingAfterBreak="0">
-    <w:nsid w:val="2BE771F9"/>
+  <w:abstractNum w:abstractNumId="11" w15:restartNumberingAfterBreak="0">
+    <w:nsid w:val="2DFD0F41"/>
     <w:multiLevelType w:val="hybridMultilevel"/>
-    <w:tmpl w:val="31F6F3F4"/>
+    <w:tmpl w:val="073A86B6"/>
     <w:lvl w:ilvl="0" w:tplc="04050001">
       <w:start w:val="1"/>
       <w:numFmt w:val="bullet"/>
@@ -26237,260 +25143,7 @@
       </w:rPr>
     </w:lvl>
   </w:abstractNum>
-  <w:abstractNum w:abstractNumId="21" w15:restartNumberingAfterBreak="0">
-    <w:nsid w:val="2DFD0F41"/>
-    <w:multiLevelType w:val="hybridMultilevel"/>
-    <w:tmpl w:val="073A86B6"/>
-    <w:lvl w:ilvl="0" w:tplc="04050001">
-      <w:start w:val="1"/>
-      <w:numFmt w:val="bullet"/>
-      <w:lvlText w:val=""/>
-      <w:lvlJc w:val="left"/>
-      <w:pPr>
-        <w:ind w:left="720" w:hanging="360"/>
-      </w:pPr>
-      <w:rPr>
-        <w:rFonts w:ascii="Symbol" w:hAnsi="Symbol" w:hint="default"/>
-      </w:rPr>
-    </w:lvl>
-    <w:lvl w:ilvl="1" w:tplc="04050003" w:tentative="1">
-      <w:start w:val="1"/>
-      <w:numFmt w:val="bullet"/>
-      <w:lvlText w:val="o"/>
-      <w:lvlJc w:val="left"/>
-      <w:pPr>
-        <w:ind w:left="1440" w:hanging="360"/>
-      </w:pPr>
-      <w:rPr>
-        <w:rFonts w:ascii="Courier New" w:hAnsi="Courier New" w:cs="Courier New" w:hint="default"/>
-      </w:rPr>
-    </w:lvl>
-    <w:lvl w:ilvl="2" w:tplc="04050005" w:tentative="1">
-      <w:start w:val="1"/>
-      <w:numFmt w:val="bullet"/>
-      <w:lvlText w:val=""/>
-      <w:lvlJc w:val="left"/>
-      <w:pPr>
-        <w:ind w:left="2160" w:hanging="360"/>
-      </w:pPr>
-      <w:rPr>
-        <w:rFonts w:ascii="Wingdings" w:hAnsi="Wingdings" w:hint="default"/>
-      </w:rPr>
-    </w:lvl>
-    <w:lvl w:ilvl="3" w:tplc="04050001" w:tentative="1">
-      <w:start w:val="1"/>
-      <w:numFmt w:val="bullet"/>
-      <w:lvlText w:val=""/>
-      <w:lvlJc w:val="left"/>
-      <w:pPr>
-        <w:ind w:left="2880" w:hanging="360"/>
-      </w:pPr>
-      <w:rPr>
-        <w:rFonts w:ascii="Symbol" w:hAnsi="Symbol" w:hint="default"/>
-      </w:rPr>
-    </w:lvl>
-    <w:lvl w:ilvl="4" w:tplc="04050003" w:tentative="1">
-      <w:start w:val="1"/>
-      <w:numFmt w:val="bullet"/>
-      <w:lvlText w:val="o"/>
-      <w:lvlJc w:val="left"/>
-      <w:pPr>
-        <w:ind w:left="3600" w:hanging="360"/>
-      </w:pPr>
-      <w:rPr>
-        <w:rFonts w:ascii="Courier New" w:hAnsi="Courier New" w:cs="Courier New" w:hint="default"/>
-      </w:rPr>
-    </w:lvl>
-    <w:lvl w:ilvl="5" w:tplc="04050005" w:tentative="1">
-      <w:start w:val="1"/>
-      <w:numFmt w:val="bullet"/>
-      <w:lvlText w:val=""/>
-      <w:lvlJc w:val="left"/>
-      <w:pPr>
-        <w:ind w:left="4320" w:hanging="360"/>
-      </w:pPr>
-      <w:rPr>
-        <w:rFonts w:ascii="Wingdings" w:hAnsi="Wingdings" w:hint="default"/>
-      </w:rPr>
-    </w:lvl>
-    <w:lvl w:ilvl="6" w:tplc="04050001" w:tentative="1">
-      <w:start w:val="1"/>
-      <w:numFmt w:val="bullet"/>
-      <w:lvlText w:val=""/>
-      <w:lvlJc w:val="left"/>
-      <w:pPr>
-        <w:ind w:left="5040" w:hanging="360"/>
-      </w:pPr>
-      <w:rPr>
-        <w:rFonts w:ascii="Symbol" w:hAnsi="Symbol" w:hint="default"/>
-      </w:rPr>
-    </w:lvl>
-    <w:lvl w:ilvl="7" w:tplc="04050003" w:tentative="1">
-      <w:start w:val="1"/>
-      <w:numFmt w:val="bullet"/>
-      <w:lvlText w:val="o"/>
-      <w:lvlJc w:val="left"/>
-      <w:pPr>
-        <w:ind w:left="5760" w:hanging="360"/>
-      </w:pPr>
-      <w:rPr>
-        <w:rFonts w:ascii="Courier New" w:hAnsi="Courier New" w:cs="Courier New" w:hint="default"/>
-      </w:rPr>
-    </w:lvl>
-    <w:lvl w:ilvl="8" w:tplc="04050005" w:tentative="1">
-      <w:start w:val="1"/>
-      <w:numFmt w:val="bullet"/>
-      <w:lvlText w:val=""/>
-      <w:lvlJc w:val="left"/>
-      <w:pPr>
-        <w:ind w:left="6480" w:hanging="360"/>
-      </w:pPr>
-      <w:rPr>
-        <w:rFonts w:ascii="Wingdings" w:hAnsi="Wingdings" w:hint="default"/>
-      </w:rPr>
-    </w:lvl>
-  </w:abstractNum>
-  <w:abstractNum w:abstractNumId="22" w15:restartNumberingAfterBreak="0">
-    <w:nsid w:val="2E202F38"/>
-    <w:multiLevelType w:val="hybridMultilevel"/>
-    <w:tmpl w:val="687CE2F2"/>
-    <w:lvl w:ilvl="0" w:tplc="1CCE61A8">
-      <w:start w:val="1"/>
-      <w:numFmt w:val="bullet"/>
-      <w:lvlText w:val=""/>
-      <w:lvlJc w:val="left"/>
-      <w:pPr>
-        <w:tabs>
-          <w:tab w:val="num" w:pos="1428"/>
-        </w:tabs>
-        <w:ind w:left="1428" w:hanging="360"/>
-      </w:pPr>
-      <w:rPr>
-        <w:rFonts w:ascii="Symbol" w:hAnsi="Symbol" w:hint="default"/>
-      </w:rPr>
-    </w:lvl>
-    <w:lvl w:ilvl="1" w:tplc="04050019" w:tentative="1">
-      <w:start w:val="1"/>
-      <w:numFmt w:val="bullet"/>
-      <w:lvlText w:val="o"/>
-      <w:lvlJc w:val="left"/>
-      <w:pPr>
-        <w:tabs>
-          <w:tab w:val="num" w:pos="2148"/>
-        </w:tabs>
-        <w:ind w:left="2148" w:hanging="360"/>
-      </w:pPr>
-      <w:rPr>
-        <w:rFonts w:ascii="Courier New" w:hAnsi="Courier New" w:cs="Courier New" w:hint="default"/>
-      </w:rPr>
-    </w:lvl>
-    <w:lvl w:ilvl="2" w:tplc="0405001B" w:tentative="1">
-      <w:start w:val="1"/>
-      <w:numFmt w:val="bullet"/>
-      <w:lvlText w:val=""/>
-      <w:lvlJc w:val="left"/>
-      <w:pPr>
-        <w:tabs>
-          <w:tab w:val="num" w:pos="2868"/>
-        </w:tabs>
-        <w:ind w:left="2868" w:hanging="360"/>
-      </w:pPr>
-      <w:rPr>
-        <w:rFonts w:ascii="Wingdings" w:hAnsi="Wingdings" w:hint="default"/>
-      </w:rPr>
-    </w:lvl>
-    <w:lvl w:ilvl="3" w:tplc="0405000F" w:tentative="1">
-      <w:start w:val="1"/>
-      <w:numFmt w:val="bullet"/>
-      <w:lvlText w:val=""/>
-      <w:lvlJc w:val="left"/>
-      <w:pPr>
-        <w:tabs>
-          <w:tab w:val="num" w:pos="3588"/>
-        </w:tabs>
-        <w:ind w:left="3588" w:hanging="360"/>
-      </w:pPr>
-      <w:rPr>
-        <w:rFonts w:ascii="Symbol" w:hAnsi="Symbol" w:hint="default"/>
-      </w:rPr>
-    </w:lvl>
-    <w:lvl w:ilvl="4" w:tplc="04050019" w:tentative="1">
-      <w:start w:val="1"/>
-      <w:numFmt w:val="bullet"/>
-      <w:lvlText w:val="o"/>
-      <w:lvlJc w:val="left"/>
-      <w:pPr>
-        <w:tabs>
-          <w:tab w:val="num" w:pos="4308"/>
-        </w:tabs>
-        <w:ind w:left="4308" w:hanging="360"/>
-      </w:pPr>
-      <w:rPr>
-        <w:rFonts w:ascii="Courier New" w:hAnsi="Courier New" w:cs="Courier New" w:hint="default"/>
-      </w:rPr>
-    </w:lvl>
-    <w:lvl w:ilvl="5" w:tplc="0405001B" w:tentative="1">
-      <w:start w:val="1"/>
-      <w:numFmt w:val="bullet"/>
-      <w:lvlText w:val=""/>
-      <w:lvlJc w:val="left"/>
-      <w:pPr>
-        <w:tabs>
-          <w:tab w:val="num" w:pos="5028"/>
-        </w:tabs>
-        <w:ind w:left="5028" w:hanging="360"/>
-      </w:pPr>
-      <w:rPr>
-        <w:rFonts w:ascii="Wingdings" w:hAnsi="Wingdings" w:hint="default"/>
-      </w:rPr>
-    </w:lvl>
-    <w:lvl w:ilvl="6" w:tplc="0405000F" w:tentative="1">
-      <w:start w:val="1"/>
-      <w:numFmt w:val="bullet"/>
-      <w:lvlText w:val=""/>
-      <w:lvlJc w:val="left"/>
-      <w:pPr>
-        <w:tabs>
-          <w:tab w:val="num" w:pos="5748"/>
-        </w:tabs>
-        <w:ind w:left="5748" w:hanging="360"/>
-      </w:pPr>
-      <w:rPr>
-        <w:rFonts w:ascii="Symbol" w:hAnsi="Symbol" w:hint="default"/>
-      </w:rPr>
-    </w:lvl>
-    <w:lvl w:ilvl="7" w:tplc="04050019" w:tentative="1">
-      <w:start w:val="1"/>
-      <w:numFmt w:val="bullet"/>
-      <w:lvlText w:val="o"/>
-      <w:lvlJc w:val="left"/>
-      <w:pPr>
-        <w:tabs>
-          <w:tab w:val="num" w:pos="6468"/>
-        </w:tabs>
-        <w:ind w:left="6468" w:hanging="360"/>
-      </w:pPr>
-      <w:rPr>
-        <w:rFonts w:ascii="Courier New" w:hAnsi="Courier New" w:cs="Courier New" w:hint="default"/>
-      </w:rPr>
-    </w:lvl>
-    <w:lvl w:ilvl="8" w:tplc="0405001B" w:tentative="1">
-      <w:start w:val="1"/>
-      <w:numFmt w:val="bullet"/>
-      <w:lvlText w:val=""/>
-      <w:lvlJc w:val="left"/>
-      <w:pPr>
-        <w:tabs>
-          <w:tab w:val="num" w:pos="7188"/>
-        </w:tabs>
-        <w:ind w:left="7188" w:hanging="360"/>
-      </w:pPr>
-      <w:rPr>
-        <w:rFonts w:ascii="Wingdings" w:hAnsi="Wingdings" w:hint="default"/>
-      </w:rPr>
-    </w:lvl>
-  </w:abstractNum>
-  <w:abstractNum w:abstractNumId="23" w15:restartNumberingAfterBreak="0">
+  <w:abstractNum w:abstractNumId="12" w15:restartNumberingAfterBreak="0">
     <w:nsid w:val="2EEE1FAD"/>
     <w:multiLevelType w:val="multilevel"/>
     <w:tmpl w:val="B072A9B0"/>
@@ -26639,147 +25292,7 @@
       </w:rPr>
     </w:lvl>
   </w:abstractNum>
-  <w:abstractNum w:abstractNumId="24" w15:restartNumberingAfterBreak="0">
-    <w:nsid w:val="32192C1F"/>
-    <w:multiLevelType w:val="hybridMultilevel"/>
-    <w:tmpl w:val="B3A2C8B6"/>
-    <w:lvl w:ilvl="0" w:tplc="00A8A9F0">
-      <w:start w:val="1"/>
-      <w:numFmt w:val="bullet"/>
-      <w:lvlText w:val=""/>
-      <w:lvlJc w:val="left"/>
-      <w:pPr>
-        <w:tabs>
-          <w:tab w:val="num" w:pos="1068"/>
-        </w:tabs>
-        <w:ind w:left="1068" w:hanging="360"/>
-      </w:pPr>
-      <w:rPr>
-        <w:rFonts w:ascii="Symbol" w:hAnsi="Symbol" w:hint="default"/>
-      </w:rPr>
-    </w:lvl>
-    <w:lvl w:ilvl="1" w:tplc="04050003">
-      <w:start w:val="1"/>
-      <w:numFmt w:val="bullet"/>
-      <w:lvlText w:val="o"/>
-      <w:lvlJc w:val="left"/>
-      <w:pPr>
-        <w:tabs>
-          <w:tab w:val="num" w:pos="2172"/>
-        </w:tabs>
-        <w:ind w:left="2172" w:hanging="360"/>
-      </w:pPr>
-      <w:rPr>
-        <w:rFonts w:ascii="Courier New" w:hAnsi="Courier New" w:cs="Courier New" w:hint="default"/>
-      </w:rPr>
-    </w:lvl>
-    <w:lvl w:ilvl="2" w:tplc="04050005" w:tentative="1">
-      <w:start w:val="1"/>
-      <w:numFmt w:val="bullet"/>
-      <w:lvlText w:val=""/>
-      <w:lvlJc w:val="left"/>
-      <w:pPr>
-        <w:tabs>
-          <w:tab w:val="num" w:pos="2892"/>
-        </w:tabs>
-        <w:ind w:left="2892" w:hanging="360"/>
-      </w:pPr>
-      <w:rPr>
-        <w:rFonts w:ascii="Wingdings" w:hAnsi="Wingdings" w:hint="default"/>
-      </w:rPr>
-    </w:lvl>
-    <w:lvl w:ilvl="3" w:tplc="04050001" w:tentative="1">
-      <w:start w:val="1"/>
-      <w:numFmt w:val="bullet"/>
-      <w:lvlText w:val=""/>
-      <w:lvlJc w:val="left"/>
-      <w:pPr>
-        <w:tabs>
-          <w:tab w:val="num" w:pos="3612"/>
-        </w:tabs>
-        <w:ind w:left="3612" w:hanging="360"/>
-      </w:pPr>
-      <w:rPr>
-        <w:rFonts w:ascii="Symbol" w:hAnsi="Symbol" w:hint="default"/>
-      </w:rPr>
-    </w:lvl>
-    <w:lvl w:ilvl="4" w:tplc="04050003" w:tentative="1">
-      <w:start w:val="1"/>
-      <w:numFmt w:val="bullet"/>
-      <w:lvlText w:val="o"/>
-      <w:lvlJc w:val="left"/>
-      <w:pPr>
-        <w:tabs>
-          <w:tab w:val="num" w:pos="4332"/>
-        </w:tabs>
-        <w:ind w:left="4332" w:hanging="360"/>
-      </w:pPr>
-      <w:rPr>
-        <w:rFonts w:ascii="Courier New" w:hAnsi="Courier New" w:cs="Courier New" w:hint="default"/>
-      </w:rPr>
-    </w:lvl>
-    <w:lvl w:ilvl="5" w:tplc="04050005" w:tentative="1">
-      <w:start w:val="1"/>
-      <w:numFmt w:val="bullet"/>
-      <w:lvlText w:val=""/>
-      <w:lvlJc w:val="left"/>
-      <w:pPr>
-        <w:tabs>
-          <w:tab w:val="num" w:pos="5052"/>
-        </w:tabs>
-        <w:ind w:left="5052" w:hanging="360"/>
-      </w:pPr>
-      <w:rPr>
-        <w:rFonts w:ascii="Wingdings" w:hAnsi="Wingdings" w:hint="default"/>
-      </w:rPr>
-    </w:lvl>
-    <w:lvl w:ilvl="6" w:tplc="04050001" w:tentative="1">
-      <w:start w:val="1"/>
-      <w:numFmt w:val="bullet"/>
-      <w:lvlText w:val=""/>
-      <w:lvlJc w:val="left"/>
-      <w:pPr>
-        <w:tabs>
-          <w:tab w:val="num" w:pos="5772"/>
-        </w:tabs>
-        <w:ind w:left="5772" w:hanging="360"/>
-      </w:pPr>
-      <w:rPr>
-        <w:rFonts w:ascii="Symbol" w:hAnsi="Symbol" w:hint="default"/>
-      </w:rPr>
-    </w:lvl>
-    <w:lvl w:ilvl="7" w:tplc="04050003" w:tentative="1">
-      <w:start w:val="1"/>
-      <w:numFmt w:val="bullet"/>
-      <w:lvlText w:val="o"/>
-      <w:lvlJc w:val="left"/>
-      <w:pPr>
-        <w:tabs>
-          <w:tab w:val="num" w:pos="6492"/>
-        </w:tabs>
-        <w:ind w:left="6492" w:hanging="360"/>
-      </w:pPr>
-      <w:rPr>
-        <w:rFonts w:ascii="Courier New" w:hAnsi="Courier New" w:cs="Courier New" w:hint="default"/>
-      </w:rPr>
-    </w:lvl>
-    <w:lvl w:ilvl="8" w:tplc="04050005" w:tentative="1">
-      <w:start w:val="1"/>
-      <w:numFmt w:val="bullet"/>
-      <w:lvlText w:val=""/>
-      <w:lvlJc w:val="left"/>
-      <w:pPr>
-        <w:tabs>
-          <w:tab w:val="num" w:pos="7212"/>
-        </w:tabs>
-        <w:ind w:left="7212" w:hanging="360"/>
-      </w:pPr>
-      <w:rPr>
-        <w:rFonts w:ascii="Wingdings" w:hAnsi="Wingdings" w:hint="default"/>
-      </w:rPr>
-    </w:lvl>
-  </w:abstractNum>
-  <w:abstractNum w:abstractNumId="25" w15:restartNumberingAfterBreak="0">
+  <w:abstractNum w:abstractNumId="13" w15:restartNumberingAfterBreak="0">
     <w:nsid w:val="32F63482"/>
     <w:multiLevelType w:val="multilevel"/>
     <w:tmpl w:val="4F387C8C"/>
@@ -26928,10 +25441,126 @@
       </w:rPr>
     </w:lvl>
   </w:abstractNum>
-  <w:abstractNum w:abstractNumId="26" w15:restartNumberingAfterBreak="0">
-    <w:nsid w:val="33161126"/>
+  <w:abstractNum w:abstractNumId="14" w15:restartNumberingAfterBreak="0">
+    <w:nsid w:val="3870642E"/>
+    <w:multiLevelType w:val="hybridMultilevel"/>
+    <w:tmpl w:val="5F98E72C"/>
+    <w:lvl w:ilvl="0" w:tplc="FFFFFFFF">
+      <w:start w:val="1"/>
+      <w:numFmt w:val="bullet"/>
+      <w:lvlText w:val=""/>
+      <w:lvlJc w:val="left"/>
+      <w:pPr>
+        <w:tabs>
+          <w:tab w:val="num" w:pos="1440"/>
+        </w:tabs>
+        <w:ind w:left="1440" w:hanging="360"/>
+      </w:pPr>
+      <w:rPr>
+        <w:rFonts w:ascii="Symbol" w:hAnsi="Symbol" w:hint="default"/>
+      </w:rPr>
+    </w:lvl>
+    <w:lvl w:ilvl="1" w:tplc="FFFFFFFF">
+      <w:start w:val="1"/>
+      <w:numFmt w:val="lowerLetter"/>
+      <w:lvlText w:val="%2."/>
+      <w:lvlJc w:val="left"/>
+      <w:pPr>
+        <w:tabs>
+          <w:tab w:val="num" w:pos="1440"/>
+        </w:tabs>
+        <w:ind w:left="1440" w:hanging="360"/>
+      </w:pPr>
+    </w:lvl>
+    <w:lvl w:ilvl="2" w:tplc="FFFFFFFF" w:tentative="1">
+      <w:start w:val="1"/>
+      <w:numFmt w:val="lowerRoman"/>
+      <w:lvlText w:val="%3."/>
+      <w:lvlJc w:val="right"/>
+      <w:pPr>
+        <w:tabs>
+          <w:tab w:val="num" w:pos="2160"/>
+        </w:tabs>
+        <w:ind w:left="2160" w:hanging="180"/>
+      </w:pPr>
+    </w:lvl>
+    <w:lvl w:ilvl="3" w:tplc="FFFFFFFF" w:tentative="1">
+      <w:start w:val="1"/>
+      <w:numFmt w:val="decimal"/>
+      <w:lvlText w:val="%4."/>
+      <w:lvlJc w:val="left"/>
+      <w:pPr>
+        <w:tabs>
+          <w:tab w:val="num" w:pos="2880"/>
+        </w:tabs>
+        <w:ind w:left="2880" w:hanging="360"/>
+      </w:pPr>
+    </w:lvl>
+    <w:lvl w:ilvl="4" w:tplc="FFFFFFFF" w:tentative="1">
+      <w:start w:val="1"/>
+      <w:numFmt w:val="lowerLetter"/>
+      <w:lvlText w:val="%5."/>
+      <w:lvlJc w:val="left"/>
+      <w:pPr>
+        <w:tabs>
+          <w:tab w:val="num" w:pos="3600"/>
+        </w:tabs>
+        <w:ind w:left="3600" w:hanging="360"/>
+      </w:pPr>
+    </w:lvl>
+    <w:lvl w:ilvl="5" w:tplc="FFFFFFFF" w:tentative="1">
+      <w:start w:val="1"/>
+      <w:numFmt w:val="lowerRoman"/>
+      <w:lvlText w:val="%6."/>
+      <w:lvlJc w:val="right"/>
+      <w:pPr>
+        <w:tabs>
+          <w:tab w:val="num" w:pos="4320"/>
+        </w:tabs>
+        <w:ind w:left="4320" w:hanging="180"/>
+      </w:pPr>
+    </w:lvl>
+    <w:lvl w:ilvl="6" w:tplc="FFFFFFFF" w:tentative="1">
+      <w:start w:val="1"/>
+      <w:numFmt w:val="decimal"/>
+      <w:lvlText w:val="%7."/>
+      <w:lvlJc w:val="left"/>
+      <w:pPr>
+        <w:tabs>
+          <w:tab w:val="num" w:pos="5040"/>
+        </w:tabs>
+        <w:ind w:left="5040" w:hanging="360"/>
+      </w:pPr>
+    </w:lvl>
+    <w:lvl w:ilvl="7" w:tplc="FFFFFFFF" w:tentative="1">
+      <w:start w:val="1"/>
+      <w:numFmt w:val="lowerLetter"/>
+      <w:lvlText w:val="%8."/>
+      <w:lvlJc w:val="left"/>
+      <w:pPr>
+        <w:tabs>
+          <w:tab w:val="num" w:pos="5760"/>
+        </w:tabs>
+        <w:ind w:left="5760" w:hanging="360"/>
+      </w:pPr>
+    </w:lvl>
+    <w:lvl w:ilvl="8" w:tplc="FFFFFFFF" w:tentative="1">
+      <w:start w:val="1"/>
+      <w:numFmt w:val="lowerRoman"/>
+      <w:lvlText w:val="%9."/>
+      <w:lvlJc w:val="right"/>
+      <w:pPr>
+        <w:tabs>
+          <w:tab w:val="num" w:pos="6480"/>
+        </w:tabs>
+        <w:ind w:left="6480" w:hanging="180"/>
+      </w:pPr>
+    </w:lvl>
+  </w:abstractNum>
+  <w:abstractNum w:abstractNumId="15" w15:restartNumberingAfterBreak="0">
+    <w:nsid w:val="3A285BED"/>
     <w:multiLevelType w:val="multilevel"/>
-    <w:tmpl w:val="38E86858"/>
+    <w:tmpl w:val="C6BA7108"/>
     <w:lvl w:ilvl="0">
       <w:start w:val="1"/>
       <w:numFmt w:val="bullet"/>
@@ -26948,7 +25577,7 @@
         <w:sz w:val="20"/>
       </w:rPr>
     </w:lvl>
-    <w:lvl w:ilvl="1">
+    <w:lvl w:ilvl="1" w:tentative="1">
       <w:start w:val="1"/>
       <w:numFmt w:val="bullet"/>
       <w:lvlText w:val="o"/>
@@ -27077,20 +25706,21 @@
       </w:rPr>
     </w:lvl>
   </w:abstractNum>
-  <w:abstractNum w:abstractNumId="27" w15:restartNumberingAfterBreak="0">
-    <w:nsid w:val="3368652C"/>
+  <w:abstractNum w:abstractNumId="16" w15:restartNumberingAfterBreak="0">
+    <w:nsid w:val="3AFA51A6"/>
     <w:multiLevelType w:val="hybridMultilevel"/>
-    <w:tmpl w:val="1960FF78"/>
-    <w:lvl w:ilvl="0" w:tplc="81366F52">
-      <w:start w:val="1"/>
-      <w:numFmt w:val="lowerLetter"/>
+    <w:tmpl w:val="1CF090E0"/>
+    <w:lvl w:ilvl="0" w:tplc="4546FDEE">
+      <w:start w:val="7"/>
+      <w:numFmt w:val="decimal"/>
+      <w:pStyle w:val="Nadpis1"/>
       <w:lvlText w:val="%1)"/>
       <w:lvlJc w:val="left"/>
       <w:pPr>
         <w:ind w:left="720" w:hanging="360"/>
       </w:pPr>
       <w:rPr>
-        <w:rFonts w:eastAsiaTheme="minorHAnsi" w:hint="default"/>
+        <w:rFonts w:hint="default"/>
       </w:rPr>
     </w:lvl>
     <w:lvl w:ilvl="1" w:tplc="04050019" w:tentative="1">
@@ -27166,504 +25796,239 @@
       </w:pPr>
     </w:lvl>
   </w:abstractNum>
-  <w:abstractNum w:abstractNumId="28" w15:restartNumberingAfterBreak="0">
-    <w:nsid w:val="33923238"/>
+  <w:abstractNum w:abstractNumId="17" w15:restartNumberingAfterBreak="0">
+    <w:nsid w:val="3EE76A13"/>
     <w:multiLevelType w:val="hybridMultilevel"/>
-    <w:tmpl w:val="A0A69498"/>
-    <w:lvl w:ilvl="0" w:tplc="00A8A9F0">
+    <w:tmpl w:val="5590C9B2"/>
+    <w:lvl w:ilvl="0" w:tplc="04050001">
+      <w:start w:val="1"/>
+      <w:numFmt w:val="bullet"/>
+      <w:lvlText w:val=""/>
+      <w:lvlJc w:val="left"/>
+      <w:pPr>
+        <w:ind w:left="770" w:hanging="360"/>
+      </w:pPr>
+      <w:rPr>
+        <w:rFonts w:ascii="Symbol" w:hAnsi="Symbol" w:hint="default"/>
+      </w:rPr>
+    </w:lvl>
+    <w:lvl w:ilvl="1" w:tplc="04050003" w:tentative="1">
+      <w:start w:val="1"/>
+      <w:numFmt w:val="bullet"/>
+      <w:lvlText w:val="o"/>
+      <w:lvlJc w:val="left"/>
+      <w:pPr>
+        <w:ind w:left="1490" w:hanging="360"/>
+      </w:pPr>
+      <w:rPr>
+        <w:rFonts w:ascii="Courier New" w:hAnsi="Courier New" w:cs="Courier New" w:hint="default"/>
+      </w:rPr>
+    </w:lvl>
+    <w:lvl w:ilvl="2" w:tplc="04050005" w:tentative="1">
+      <w:start w:val="1"/>
+      <w:numFmt w:val="bullet"/>
+      <w:lvlText w:val=""/>
+      <w:lvlJc w:val="left"/>
+      <w:pPr>
+        <w:ind w:left="2210" w:hanging="360"/>
+      </w:pPr>
+      <w:rPr>
+        <w:rFonts w:ascii="Wingdings" w:hAnsi="Wingdings" w:hint="default"/>
+      </w:rPr>
+    </w:lvl>
+    <w:lvl w:ilvl="3" w:tplc="04050001" w:tentative="1">
+      <w:start w:val="1"/>
+      <w:numFmt w:val="bullet"/>
+      <w:lvlText w:val=""/>
+      <w:lvlJc w:val="left"/>
+      <w:pPr>
+        <w:ind w:left="2930" w:hanging="360"/>
+      </w:pPr>
+      <w:rPr>
+        <w:rFonts w:ascii="Symbol" w:hAnsi="Symbol" w:hint="default"/>
+      </w:rPr>
+    </w:lvl>
+    <w:lvl w:ilvl="4" w:tplc="04050003" w:tentative="1">
+      <w:start w:val="1"/>
+      <w:numFmt w:val="bullet"/>
+      <w:lvlText w:val="o"/>
+      <w:lvlJc w:val="left"/>
+      <w:pPr>
+        <w:ind w:left="3650" w:hanging="360"/>
+      </w:pPr>
+      <w:rPr>
+        <w:rFonts w:ascii="Courier New" w:hAnsi="Courier New" w:cs="Courier New" w:hint="default"/>
+      </w:rPr>
+    </w:lvl>
+    <w:lvl w:ilvl="5" w:tplc="04050005" w:tentative="1">
+      <w:start w:val="1"/>
+      <w:numFmt w:val="bullet"/>
+      <w:lvlText w:val=""/>
+      <w:lvlJc w:val="left"/>
+      <w:pPr>
+        <w:ind w:left="4370" w:hanging="360"/>
+      </w:pPr>
+      <w:rPr>
+        <w:rFonts w:ascii="Wingdings" w:hAnsi="Wingdings" w:hint="default"/>
+      </w:rPr>
+    </w:lvl>
+    <w:lvl w:ilvl="6" w:tplc="04050001" w:tentative="1">
+      <w:start w:val="1"/>
+      <w:numFmt w:val="bullet"/>
+      <w:lvlText w:val=""/>
+      <w:lvlJc w:val="left"/>
+      <w:pPr>
+        <w:ind w:left="5090" w:hanging="360"/>
+      </w:pPr>
+      <w:rPr>
+        <w:rFonts w:ascii="Symbol" w:hAnsi="Symbol" w:hint="default"/>
+      </w:rPr>
+    </w:lvl>
+    <w:lvl w:ilvl="7" w:tplc="04050003" w:tentative="1">
+      <w:start w:val="1"/>
+      <w:numFmt w:val="bullet"/>
+      <w:lvlText w:val="o"/>
+      <w:lvlJc w:val="left"/>
+      <w:pPr>
+        <w:ind w:left="5810" w:hanging="360"/>
+      </w:pPr>
+      <w:rPr>
+        <w:rFonts w:ascii="Courier New" w:hAnsi="Courier New" w:cs="Courier New" w:hint="default"/>
+      </w:rPr>
+    </w:lvl>
+    <w:lvl w:ilvl="8" w:tplc="04050005" w:tentative="1">
+      <w:start w:val="1"/>
+      <w:numFmt w:val="bullet"/>
+      <w:lvlText w:val=""/>
+      <w:lvlJc w:val="left"/>
+      <w:pPr>
+        <w:ind w:left="6530" w:hanging="360"/>
+      </w:pPr>
+      <w:rPr>
+        <w:rFonts w:ascii="Wingdings" w:hAnsi="Wingdings" w:hint="default"/>
+      </w:rPr>
+    </w:lvl>
+  </w:abstractNum>
+  <w:abstractNum w:abstractNumId="18" w15:restartNumberingAfterBreak="0">
+    <w:nsid w:val="41EE1240"/>
+    <w:multiLevelType w:val="hybridMultilevel"/>
+    <w:tmpl w:val="8F8A33E8"/>
+    <w:lvl w:ilvl="0" w:tplc="95F45306">
       <w:start w:val="1"/>
       <w:numFmt w:val="bullet"/>
       <w:lvlText w:val=""/>
       <w:lvlJc w:val="left"/>
       <w:pPr>
         <w:tabs>
-          <w:tab w:val="num" w:pos="2148"/>
+          <w:tab w:val="num" w:pos="1440"/>
         </w:tabs>
-        <w:ind w:left="2148" w:hanging="360"/>
+        <w:ind w:left="1440" w:hanging="360"/>
       </w:pPr>
       <w:rPr>
         <w:rFonts w:ascii="Symbol" w:hAnsi="Symbol" w:hint="default"/>
-        <w:sz w:val="24"/>
       </w:rPr>
     </w:lvl>
-    <w:lvl w:ilvl="1" w:tplc="7EB8F1B0">
+    <w:lvl w:ilvl="1" w:tplc="04050003" w:tentative="1">
       <w:start w:val="1"/>
-      <w:numFmt w:val="bullet"/>
-      <w:lvlText w:val="-"/>
+      <w:numFmt w:val="lowerLetter"/>
+      <w:lvlText w:val="%2."/>
       <w:lvlJc w:val="left"/>
+      <w:pPr>
+        <w:tabs>
+          <w:tab w:val="num" w:pos="1440"/>
+        </w:tabs>
+        <w:ind w:left="1440" w:hanging="360"/>
+      </w:pPr>
+    </w:lvl>
+    <w:lvl w:ilvl="2" w:tplc="04050005" w:tentative="1">
+      <w:start w:val="1"/>
+      <w:numFmt w:val="lowerRoman"/>
+      <w:lvlText w:val="%3."/>
+      <w:lvlJc w:val="right"/>
       <w:pPr>
         <w:tabs>
           <w:tab w:val="num" w:pos="2160"/>
         </w:tabs>
-        <w:ind w:left="2160" w:hanging="360"/>
-      </w:pPr>
-      <w:rPr>
-        <w:rFonts w:ascii="Times New Roman" w:eastAsia="Times New Roman" w:hAnsi="Times New Roman" w:cs="Times New Roman" w:hint="default"/>
-      </w:rPr>
+        <w:ind w:left="2160" w:hanging="180"/>
+      </w:pPr>
     </w:lvl>
-    <w:lvl w:ilvl="2" w:tplc="0405001B">
-      <w:start w:val="1"/>
-      <w:numFmt w:val="decimal"/>
-      <w:lvlText w:val="%3."/>
-      <w:lvlJc w:val="left"/>
-      <w:pPr>
-        <w:tabs>
-          <w:tab w:val="num" w:pos="3060"/>
-        </w:tabs>
-        <w:ind w:left="3060" w:hanging="360"/>
-      </w:pPr>
-      <w:rPr>
-        <w:rFonts w:hint="default"/>
-      </w:rPr>
-    </w:lvl>
-    <w:lvl w:ilvl="3" w:tplc="0405000F" w:tentative="1">
+    <w:lvl w:ilvl="3" w:tplc="04050001" w:tentative="1">
       <w:start w:val="1"/>
       <w:numFmt w:val="decimal"/>
       <w:lvlText w:val="%4."/>
       <w:lvlJc w:val="left"/>
       <w:pPr>
         <w:tabs>
-          <w:tab w:val="num" w:pos="3600"/>
+          <w:tab w:val="num" w:pos="2880"/>
         </w:tabs>
-        <w:ind w:left="3600" w:hanging="360"/>
+        <w:ind w:left="2880" w:hanging="360"/>
       </w:pPr>
     </w:lvl>
-    <w:lvl w:ilvl="4" w:tplc="04050019" w:tentative="1">
+    <w:lvl w:ilvl="4" w:tplc="04050003" w:tentative="1">
       <w:start w:val="1"/>
       <w:numFmt w:val="lowerLetter"/>
       <w:lvlText w:val="%5."/>
       <w:lvlJc w:val="left"/>
       <w:pPr>
         <w:tabs>
-          <w:tab w:val="num" w:pos="4320"/>
+          <w:tab w:val="num" w:pos="3600"/>
         </w:tabs>
-        <w:ind w:left="4320" w:hanging="360"/>
+        <w:ind w:left="3600" w:hanging="360"/>
       </w:pPr>
     </w:lvl>
-    <w:lvl w:ilvl="5" w:tplc="0405001B" w:tentative="1">
+    <w:lvl w:ilvl="5" w:tplc="04050005" w:tentative="1">
       <w:start w:val="1"/>
       <w:numFmt w:val="lowerRoman"/>
       <w:lvlText w:val="%6."/>
       <w:lvlJc w:val="right"/>
       <w:pPr>
         <w:tabs>
-          <w:tab w:val="num" w:pos="5040"/>
+          <w:tab w:val="num" w:pos="4320"/>
         </w:tabs>
-        <w:ind w:left="5040" w:hanging="180"/>
+        <w:ind w:left="4320" w:hanging="180"/>
       </w:pPr>
     </w:lvl>
-    <w:lvl w:ilvl="6" w:tplc="0405000F" w:tentative="1">
+    <w:lvl w:ilvl="6" w:tplc="04050001" w:tentative="1">
       <w:start w:val="1"/>
       <w:numFmt w:val="decimal"/>
       <w:lvlText w:val="%7."/>
       <w:lvlJc w:val="left"/>
       <w:pPr>
         <w:tabs>
-          <w:tab w:val="num" w:pos="5760"/>
+          <w:tab w:val="num" w:pos="5040"/>
         </w:tabs>
-        <w:ind w:left="5760" w:hanging="360"/>
+        <w:ind w:left="5040" w:hanging="360"/>
       </w:pPr>
     </w:lvl>
-    <w:lvl w:ilvl="7" w:tplc="04050019" w:tentative="1">
+    <w:lvl w:ilvl="7" w:tplc="04050003" w:tentative="1">
       <w:start w:val="1"/>
       <w:numFmt w:val="lowerLetter"/>
       <w:lvlText w:val="%8."/>
       <w:lvlJc w:val="left"/>
       <w:pPr>
         <w:tabs>
-          <w:tab w:val="num" w:pos="6480"/>
+          <w:tab w:val="num" w:pos="5760"/>
         </w:tabs>
-        <w:ind w:left="6480" w:hanging="360"/>
+        <w:ind w:left="5760" w:hanging="360"/>
       </w:pPr>
     </w:lvl>
-    <w:lvl w:ilvl="8" w:tplc="0405001B" w:tentative="1">
+    <w:lvl w:ilvl="8" w:tplc="04050005" w:tentative="1">
       <w:start w:val="1"/>
       <w:numFmt w:val="lowerRoman"/>
       <w:lvlText w:val="%9."/>
       <w:lvlJc w:val="right"/>
       <w:pPr>
         <w:tabs>
-          <w:tab w:val="num" w:pos="7200"/>
-        </w:tabs>
-        <w:ind w:left="7200" w:hanging="180"/>
-      </w:pPr>
-    </w:lvl>
-  </w:abstractNum>
-  <w:abstractNum w:abstractNumId="29" w15:restartNumberingAfterBreak="0">
-    <w:nsid w:val="340E3343"/>
-    <w:multiLevelType w:val="hybridMultilevel"/>
-    <w:tmpl w:val="B7A6F488"/>
-    <w:lvl w:ilvl="0" w:tplc="CB1A1A26">
-      <w:start w:val="1"/>
-      <w:numFmt w:val="bullet"/>
-      <w:lvlText w:val="•"/>
-      <w:lvlJc w:val="left"/>
-      <w:pPr>
-        <w:tabs>
-          <w:tab w:val="num" w:pos="720"/>
-        </w:tabs>
-        <w:ind w:left="720" w:hanging="360"/>
-      </w:pPr>
-      <w:rPr>
-        <w:rFonts w:ascii="Times New Roman" w:hAnsi="Times New Roman" w:hint="default"/>
-      </w:rPr>
-    </w:lvl>
-    <w:lvl w:ilvl="1" w:tplc="77B4C000">
-      <w:numFmt w:val="bullet"/>
-      <w:lvlText w:val="–"/>
-      <w:lvlJc w:val="left"/>
-      <w:pPr>
-        <w:tabs>
-          <w:tab w:val="num" w:pos="1440"/>
-        </w:tabs>
-        <w:ind w:left="1440" w:hanging="360"/>
-      </w:pPr>
-      <w:rPr>
-        <w:rFonts w:ascii="Times New Roman" w:hAnsi="Times New Roman" w:hint="default"/>
-      </w:rPr>
-    </w:lvl>
-    <w:lvl w:ilvl="2" w:tplc="38B4A206" w:tentative="1">
-      <w:start w:val="1"/>
-      <w:numFmt w:val="bullet"/>
-      <w:lvlText w:val="•"/>
-      <w:lvlJc w:val="left"/>
-      <w:pPr>
-        <w:tabs>
-          <w:tab w:val="num" w:pos="2160"/>
-        </w:tabs>
-        <w:ind w:left="2160" w:hanging="360"/>
-      </w:pPr>
-      <w:rPr>
-        <w:rFonts w:ascii="Times New Roman" w:hAnsi="Times New Roman" w:hint="default"/>
-      </w:rPr>
-    </w:lvl>
-    <w:lvl w:ilvl="3" w:tplc="3230CDC4" w:tentative="1">
-      <w:start w:val="1"/>
-      <w:numFmt w:val="bullet"/>
-      <w:lvlText w:val="•"/>
-      <w:lvlJc w:val="left"/>
-      <w:pPr>
-        <w:tabs>
-          <w:tab w:val="num" w:pos="2880"/>
-        </w:tabs>
-        <w:ind w:left="2880" w:hanging="360"/>
-      </w:pPr>
-      <w:rPr>
-        <w:rFonts w:ascii="Times New Roman" w:hAnsi="Times New Roman" w:hint="default"/>
-      </w:rPr>
-    </w:lvl>
-    <w:lvl w:ilvl="4" w:tplc="5740B6E6" w:tentative="1">
-      <w:start w:val="1"/>
-      <w:numFmt w:val="bullet"/>
-      <w:lvlText w:val="•"/>
-      <w:lvlJc w:val="left"/>
-      <w:pPr>
-        <w:tabs>
-          <w:tab w:val="num" w:pos="3600"/>
-        </w:tabs>
-        <w:ind w:left="3600" w:hanging="360"/>
-      </w:pPr>
-      <w:rPr>
-        <w:rFonts w:ascii="Times New Roman" w:hAnsi="Times New Roman" w:hint="default"/>
-      </w:rPr>
-    </w:lvl>
-    <w:lvl w:ilvl="5" w:tplc="4698C6A2" w:tentative="1">
-      <w:start w:val="1"/>
-      <w:numFmt w:val="bullet"/>
-      <w:lvlText w:val="•"/>
-      <w:lvlJc w:val="left"/>
-      <w:pPr>
-        <w:tabs>
-          <w:tab w:val="num" w:pos="4320"/>
-        </w:tabs>
-        <w:ind w:left="4320" w:hanging="360"/>
-      </w:pPr>
-      <w:rPr>
-        <w:rFonts w:ascii="Times New Roman" w:hAnsi="Times New Roman" w:hint="default"/>
-      </w:rPr>
-    </w:lvl>
-    <w:lvl w:ilvl="6" w:tplc="D7FEAC4C" w:tentative="1">
-      <w:start w:val="1"/>
-      <w:numFmt w:val="bullet"/>
-      <w:lvlText w:val="•"/>
-      <w:lvlJc w:val="left"/>
-      <w:pPr>
-        <w:tabs>
-          <w:tab w:val="num" w:pos="5040"/>
-        </w:tabs>
-        <w:ind w:left="5040" w:hanging="360"/>
-      </w:pPr>
-      <w:rPr>
-        <w:rFonts w:ascii="Times New Roman" w:hAnsi="Times New Roman" w:hint="default"/>
-      </w:rPr>
-    </w:lvl>
-    <w:lvl w:ilvl="7" w:tplc="6902C9E6" w:tentative="1">
-      <w:start w:val="1"/>
-      <w:numFmt w:val="bullet"/>
-      <w:lvlText w:val="•"/>
-      <w:lvlJc w:val="left"/>
-      <w:pPr>
-        <w:tabs>
-          <w:tab w:val="num" w:pos="5760"/>
-        </w:tabs>
-        <w:ind w:left="5760" w:hanging="360"/>
-      </w:pPr>
-      <w:rPr>
-        <w:rFonts w:ascii="Times New Roman" w:hAnsi="Times New Roman" w:hint="default"/>
-      </w:rPr>
-    </w:lvl>
-    <w:lvl w:ilvl="8" w:tplc="3B8A80BA" w:tentative="1">
-      <w:start w:val="1"/>
-      <w:numFmt w:val="bullet"/>
-      <w:lvlText w:val="•"/>
-      <w:lvlJc w:val="left"/>
-      <w:pPr>
-        <w:tabs>
-          <w:tab w:val="num" w:pos="6480"/>
-        </w:tabs>
-        <w:ind w:left="6480" w:hanging="360"/>
-      </w:pPr>
-      <w:rPr>
-        <w:rFonts w:ascii="Times New Roman" w:hAnsi="Times New Roman" w:hint="default"/>
-      </w:rPr>
-    </w:lvl>
-  </w:abstractNum>
-  <w:abstractNum w:abstractNumId="30" w15:restartNumberingAfterBreak="0">
-    <w:nsid w:val="36661E8C"/>
-    <w:multiLevelType w:val="hybridMultilevel"/>
-    <w:tmpl w:val="3F2CED5E"/>
-    <w:lvl w:ilvl="0" w:tplc="1CCE61A8">
-      <w:start w:val="1"/>
-      <w:numFmt w:val="bullet"/>
-      <w:lvlText w:val=""/>
-      <w:lvlJc w:val="left"/>
-      <w:pPr>
-        <w:tabs>
-          <w:tab w:val="num" w:pos="1440"/>
-        </w:tabs>
-        <w:ind w:left="1440" w:hanging="360"/>
-      </w:pPr>
-      <w:rPr>
-        <w:rFonts w:ascii="Symbol" w:hAnsi="Symbol" w:hint="default"/>
-      </w:rPr>
-    </w:lvl>
-    <w:lvl w:ilvl="1" w:tplc="04050019" w:tentative="1">
-      <w:start w:val="1"/>
-      <w:numFmt w:val="lowerLetter"/>
-      <w:lvlText w:val="%2."/>
-      <w:lvlJc w:val="left"/>
-      <w:pPr>
-        <w:tabs>
-          <w:tab w:val="num" w:pos="1440"/>
-        </w:tabs>
-        <w:ind w:left="1440" w:hanging="360"/>
-      </w:pPr>
-    </w:lvl>
-    <w:lvl w:ilvl="2" w:tplc="0405001B" w:tentative="1">
-      <w:start w:val="1"/>
-      <w:numFmt w:val="lowerRoman"/>
-      <w:lvlText w:val="%3."/>
-      <w:lvlJc w:val="right"/>
-      <w:pPr>
-        <w:tabs>
-          <w:tab w:val="num" w:pos="2160"/>
-        </w:tabs>
-        <w:ind w:left="2160" w:hanging="180"/>
-      </w:pPr>
-    </w:lvl>
-    <w:lvl w:ilvl="3" w:tplc="0405000F" w:tentative="1">
-      <w:start w:val="1"/>
-      <w:numFmt w:val="decimal"/>
-      <w:lvlText w:val="%4."/>
-      <w:lvlJc w:val="left"/>
-      <w:pPr>
-        <w:tabs>
-          <w:tab w:val="num" w:pos="2880"/>
-        </w:tabs>
-        <w:ind w:left="2880" w:hanging="360"/>
-      </w:pPr>
-    </w:lvl>
-    <w:lvl w:ilvl="4" w:tplc="04050019" w:tentative="1">
-      <w:start w:val="1"/>
-      <w:numFmt w:val="lowerLetter"/>
-      <w:lvlText w:val="%5."/>
-      <w:lvlJc w:val="left"/>
-      <w:pPr>
-        <w:tabs>
-          <w:tab w:val="num" w:pos="3600"/>
-        </w:tabs>
-        <w:ind w:left="3600" w:hanging="360"/>
-      </w:pPr>
-    </w:lvl>
-    <w:lvl w:ilvl="5" w:tplc="0405001B" w:tentative="1">
-      <w:start w:val="1"/>
-      <w:numFmt w:val="lowerRoman"/>
-      <w:lvlText w:val="%6."/>
-      <w:lvlJc w:val="right"/>
-      <w:pPr>
-        <w:tabs>
-          <w:tab w:val="num" w:pos="4320"/>
-        </w:tabs>
-        <w:ind w:left="4320" w:hanging="180"/>
-      </w:pPr>
-    </w:lvl>
-    <w:lvl w:ilvl="6" w:tplc="0405000F" w:tentative="1">
-      <w:start w:val="1"/>
-      <w:numFmt w:val="decimal"/>
-      <w:lvlText w:val="%7."/>
-      <w:lvlJc w:val="left"/>
-      <w:pPr>
-        <w:tabs>
-          <w:tab w:val="num" w:pos="5040"/>
-        </w:tabs>
-        <w:ind w:left="5040" w:hanging="360"/>
-      </w:pPr>
-    </w:lvl>
-    <w:lvl w:ilvl="7" w:tplc="04050019" w:tentative="1">
-      <w:start w:val="1"/>
-      <w:numFmt w:val="lowerLetter"/>
-      <w:lvlText w:val="%8."/>
-      <w:lvlJc w:val="left"/>
-      <w:pPr>
-        <w:tabs>
-          <w:tab w:val="num" w:pos="5760"/>
-        </w:tabs>
-        <w:ind w:left="5760" w:hanging="360"/>
-      </w:pPr>
-    </w:lvl>
-    <w:lvl w:ilvl="8" w:tplc="0405001B" w:tentative="1">
-      <w:start w:val="1"/>
-      <w:numFmt w:val="lowerRoman"/>
-      <w:lvlText w:val="%9."/>
-      <w:lvlJc w:val="right"/>
-      <w:pPr>
-        <w:tabs>
           <w:tab w:val="num" w:pos="6480"/>
         </w:tabs>
         <w:ind w:left="6480" w:hanging="180"/>
       </w:pPr>
     </w:lvl>
   </w:abstractNum>
-  <w:abstractNum w:abstractNumId="31" w15:restartNumberingAfterBreak="0">
-    <w:nsid w:val="3870642E"/>
-    <w:multiLevelType w:val="hybridMultilevel"/>
-    <w:tmpl w:val="5F98E72C"/>
-    <w:lvl w:ilvl="0" w:tplc="FFFFFFFF">
-      <w:start w:val="1"/>
-      <w:numFmt w:val="bullet"/>
-      <w:lvlText w:val=""/>
-      <w:lvlJc w:val="left"/>
-      <w:pPr>
-        <w:tabs>
-          <w:tab w:val="num" w:pos="1440"/>
-        </w:tabs>
-        <w:ind w:left="1440" w:hanging="360"/>
-      </w:pPr>
-      <w:rPr>
-        <w:rFonts w:ascii="Symbol" w:hAnsi="Symbol" w:hint="default"/>
-      </w:rPr>
-    </w:lvl>
-    <w:lvl w:ilvl="1" w:tplc="FFFFFFFF">
-      <w:start w:val="1"/>
-      <w:numFmt w:val="lowerLetter"/>
-      <w:lvlText w:val="%2."/>
-      <w:lvlJc w:val="left"/>
-      <w:pPr>
-        <w:tabs>
-          <w:tab w:val="num" w:pos="1440"/>
-        </w:tabs>
-        <w:ind w:left="1440" w:hanging="360"/>
-      </w:pPr>
-    </w:lvl>
-    <w:lvl w:ilvl="2" w:tplc="FFFFFFFF" w:tentative="1">
-      <w:start w:val="1"/>
-      <w:numFmt w:val="lowerRoman"/>
-      <w:lvlText w:val="%3."/>
-      <w:lvlJc w:val="right"/>
-      <w:pPr>
-        <w:tabs>
-          <w:tab w:val="num" w:pos="2160"/>
-        </w:tabs>
-        <w:ind w:left="2160" w:hanging="180"/>
-      </w:pPr>
-    </w:lvl>
-    <w:lvl w:ilvl="3" w:tplc="FFFFFFFF" w:tentative="1">
-      <w:start w:val="1"/>
-      <w:numFmt w:val="decimal"/>
-      <w:lvlText w:val="%4."/>
-      <w:lvlJc w:val="left"/>
-      <w:pPr>
-        <w:tabs>
-          <w:tab w:val="num" w:pos="2880"/>
-        </w:tabs>
-        <w:ind w:left="2880" w:hanging="360"/>
-      </w:pPr>
-    </w:lvl>
-    <w:lvl w:ilvl="4" w:tplc="FFFFFFFF" w:tentative="1">
-      <w:start w:val="1"/>
-      <w:numFmt w:val="lowerLetter"/>
-      <w:lvlText w:val="%5."/>
-      <w:lvlJc w:val="left"/>
-      <w:pPr>
-        <w:tabs>
-          <w:tab w:val="num" w:pos="3600"/>
-        </w:tabs>
-        <w:ind w:left="3600" w:hanging="360"/>
-      </w:pPr>
-    </w:lvl>
-    <w:lvl w:ilvl="5" w:tplc="FFFFFFFF" w:tentative="1">
-      <w:start w:val="1"/>
-      <w:numFmt w:val="lowerRoman"/>
-      <w:lvlText w:val="%6."/>
-      <w:lvlJc w:val="right"/>
-      <w:pPr>
-        <w:tabs>
-          <w:tab w:val="num" w:pos="4320"/>
-        </w:tabs>
-        <w:ind w:left="4320" w:hanging="180"/>
-      </w:pPr>
-    </w:lvl>
-    <w:lvl w:ilvl="6" w:tplc="FFFFFFFF" w:tentative="1">
-      <w:start w:val="1"/>
-      <w:numFmt w:val="decimal"/>
-      <w:lvlText w:val="%7."/>
-      <w:lvlJc w:val="left"/>
-      <w:pPr>
-        <w:tabs>
-          <w:tab w:val="num" w:pos="5040"/>
-        </w:tabs>
-        <w:ind w:left="5040" w:hanging="360"/>
-      </w:pPr>
-    </w:lvl>
-    <w:lvl w:ilvl="7" w:tplc="FFFFFFFF" w:tentative="1">
-      <w:start w:val="1"/>
-      <w:numFmt w:val="lowerLetter"/>
-      <w:lvlText w:val="%8."/>
-      <w:lvlJc w:val="left"/>
-      <w:pPr>
-        <w:tabs>
-          <w:tab w:val="num" w:pos="5760"/>
-        </w:tabs>
-        <w:ind w:left="5760" w:hanging="360"/>
-      </w:pPr>
-    </w:lvl>
-    <w:lvl w:ilvl="8" w:tplc="FFFFFFFF" w:tentative="1">
-      <w:start w:val="1"/>
-      <w:numFmt w:val="lowerRoman"/>
-      <w:lvlText w:val="%9."/>
-      <w:lvlJc w:val="right"/>
-      <w:pPr>
-        <w:tabs>
-          <w:tab w:val="num" w:pos="6480"/>
-        </w:tabs>
-        <w:ind w:left="6480" w:hanging="180"/>
-      </w:pPr>
-    </w:lvl>
-  </w:abstractNum>
-  <w:abstractNum w:abstractNumId="32" w15:restartNumberingAfterBreak="0">
-    <w:nsid w:val="3A285BED"/>
+  <w:abstractNum w:abstractNumId="19" w15:restartNumberingAfterBreak="0">
+    <w:nsid w:val="441A5B08"/>
     <w:multiLevelType w:val="multilevel"/>
-    <w:tmpl w:val="C6BA7108"/>
+    <w:tmpl w:val="F1B0B5E4"/>
     <w:lvl w:ilvl="0">
       <w:start w:val="1"/>
       <w:numFmt w:val="bullet"/>
@@ -27809,1124 +26174,10 @@
       </w:rPr>
     </w:lvl>
   </w:abstractNum>
-  <w:abstractNum w:abstractNumId="33" w15:restartNumberingAfterBreak="0">
-    <w:nsid w:val="3AFA51A6"/>
-    <w:multiLevelType w:val="hybridMultilevel"/>
-    <w:tmpl w:val="1CF090E0"/>
-    <w:lvl w:ilvl="0" w:tplc="4546FDEE">
-      <w:start w:val="7"/>
-      <w:numFmt w:val="decimal"/>
-      <w:pStyle w:val="Nadpis1"/>
-      <w:lvlText w:val="%1)"/>
-      <w:lvlJc w:val="left"/>
-      <w:pPr>
-        <w:ind w:left="720" w:hanging="360"/>
-      </w:pPr>
-      <w:rPr>
-        <w:rFonts w:hint="default"/>
-      </w:rPr>
-    </w:lvl>
-    <w:lvl w:ilvl="1" w:tplc="04050019" w:tentative="1">
-      <w:start w:val="1"/>
-      <w:numFmt w:val="lowerLetter"/>
-      <w:lvlText w:val="%2."/>
-      <w:lvlJc w:val="left"/>
-      <w:pPr>
-        <w:ind w:left="1440" w:hanging="360"/>
-      </w:pPr>
-    </w:lvl>
-    <w:lvl w:ilvl="2" w:tplc="0405001B" w:tentative="1">
-      <w:start w:val="1"/>
-      <w:numFmt w:val="lowerRoman"/>
-      <w:lvlText w:val="%3."/>
-      <w:lvlJc w:val="right"/>
-      <w:pPr>
-        <w:ind w:left="2160" w:hanging="180"/>
-      </w:pPr>
-    </w:lvl>
-    <w:lvl w:ilvl="3" w:tplc="0405000F" w:tentative="1">
-      <w:start w:val="1"/>
-      <w:numFmt w:val="decimal"/>
-      <w:lvlText w:val="%4."/>
-      <w:lvlJc w:val="left"/>
-      <w:pPr>
-        <w:ind w:left="2880" w:hanging="360"/>
-      </w:pPr>
-    </w:lvl>
-    <w:lvl w:ilvl="4" w:tplc="04050019" w:tentative="1">
-      <w:start w:val="1"/>
-      <w:numFmt w:val="lowerLetter"/>
-      <w:lvlText w:val="%5."/>
-      <w:lvlJc w:val="left"/>
-      <w:pPr>
-        <w:ind w:left="3600" w:hanging="360"/>
-      </w:pPr>
-    </w:lvl>
-    <w:lvl w:ilvl="5" w:tplc="0405001B" w:tentative="1">
-      <w:start w:val="1"/>
-      <w:numFmt w:val="lowerRoman"/>
-      <w:lvlText w:val="%6."/>
-      <w:lvlJc w:val="right"/>
-      <w:pPr>
-        <w:ind w:left="4320" w:hanging="180"/>
-      </w:pPr>
-    </w:lvl>
-    <w:lvl w:ilvl="6" w:tplc="0405000F" w:tentative="1">
-      <w:start w:val="1"/>
-      <w:numFmt w:val="decimal"/>
-      <w:lvlText w:val="%7."/>
-      <w:lvlJc w:val="left"/>
-      <w:pPr>
-        <w:ind w:left="5040" w:hanging="360"/>
-      </w:pPr>
-    </w:lvl>
-    <w:lvl w:ilvl="7" w:tplc="04050019" w:tentative="1">
-      <w:start w:val="1"/>
-      <w:numFmt w:val="lowerLetter"/>
-      <w:lvlText w:val="%8."/>
-      <w:lvlJc w:val="left"/>
-      <w:pPr>
-        <w:ind w:left="5760" w:hanging="360"/>
-      </w:pPr>
-    </w:lvl>
-    <w:lvl w:ilvl="8" w:tplc="0405001B" w:tentative="1">
-      <w:start w:val="1"/>
-      <w:numFmt w:val="lowerRoman"/>
-      <w:lvlText w:val="%9."/>
-      <w:lvlJc w:val="right"/>
-      <w:pPr>
-        <w:ind w:left="6480" w:hanging="180"/>
-      </w:pPr>
-    </w:lvl>
-  </w:abstractNum>
-  <w:abstractNum w:abstractNumId="34" w15:restartNumberingAfterBreak="0">
-    <w:nsid w:val="3C3A32C0"/>
-    <w:multiLevelType w:val="hybridMultilevel"/>
-    <w:tmpl w:val="9E90A336"/>
-    <w:lvl w:ilvl="0" w:tplc="447EE826">
-      <w:start w:val="2"/>
-      <w:numFmt w:val="bullet"/>
-      <w:lvlText w:val="-"/>
-      <w:lvlJc w:val="left"/>
-      <w:pPr>
-        <w:ind w:left="720" w:hanging="360"/>
-      </w:pPr>
-      <w:rPr>
-        <w:rFonts w:ascii="Calibri" w:eastAsiaTheme="minorHAnsi" w:hAnsi="Calibri" w:cstheme="minorBidi" w:hint="default"/>
-        <w:b/>
-        <w:i/>
-      </w:rPr>
-    </w:lvl>
-    <w:lvl w:ilvl="1" w:tplc="04050003" w:tentative="1">
-      <w:start w:val="1"/>
-      <w:numFmt w:val="bullet"/>
-      <w:lvlText w:val="o"/>
-      <w:lvlJc w:val="left"/>
-      <w:pPr>
-        <w:ind w:left="1440" w:hanging="360"/>
-      </w:pPr>
-      <w:rPr>
-        <w:rFonts w:ascii="Courier New" w:hAnsi="Courier New" w:cs="Courier New" w:hint="default"/>
-      </w:rPr>
-    </w:lvl>
-    <w:lvl w:ilvl="2" w:tplc="04050005" w:tentative="1">
-      <w:start w:val="1"/>
-      <w:numFmt w:val="bullet"/>
-      <w:lvlText w:val=""/>
-      <w:lvlJc w:val="left"/>
-      <w:pPr>
-        <w:ind w:left="2160" w:hanging="360"/>
-      </w:pPr>
-      <w:rPr>
-        <w:rFonts w:ascii="Wingdings" w:hAnsi="Wingdings" w:hint="default"/>
-      </w:rPr>
-    </w:lvl>
-    <w:lvl w:ilvl="3" w:tplc="04050001" w:tentative="1">
-      <w:start w:val="1"/>
-      <w:numFmt w:val="bullet"/>
-      <w:lvlText w:val=""/>
-      <w:lvlJc w:val="left"/>
-      <w:pPr>
-        <w:ind w:left="2880" w:hanging="360"/>
-      </w:pPr>
-      <w:rPr>
-        <w:rFonts w:ascii="Symbol" w:hAnsi="Symbol" w:hint="default"/>
-      </w:rPr>
-    </w:lvl>
-    <w:lvl w:ilvl="4" w:tplc="04050003" w:tentative="1">
-      <w:start w:val="1"/>
-      <w:numFmt w:val="bullet"/>
-      <w:lvlText w:val="o"/>
-      <w:lvlJc w:val="left"/>
-      <w:pPr>
-        <w:ind w:left="3600" w:hanging="360"/>
-      </w:pPr>
-      <w:rPr>
-        <w:rFonts w:ascii="Courier New" w:hAnsi="Courier New" w:cs="Courier New" w:hint="default"/>
-      </w:rPr>
-    </w:lvl>
-    <w:lvl w:ilvl="5" w:tplc="04050005" w:tentative="1">
-      <w:start w:val="1"/>
-      <w:numFmt w:val="bullet"/>
-      <w:lvlText w:val=""/>
-      <w:lvlJc w:val="left"/>
-      <w:pPr>
-        <w:ind w:left="4320" w:hanging="360"/>
-      </w:pPr>
-      <w:rPr>
-        <w:rFonts w:ascii="Wingdings" w:hAnsi="Wingdings" w:hint="default"/>
-      </w:rPr>
-    </w:lvl>
-    <w:lvl w:ilvl="6" w:tplc="04050001" w:tentative="1">
-      <w:start w:val="1"/>
-      <w:numFmt w:val="bullet"/>
-      <w:lvlText w:val=""/>
-      <w:lvlJc w:val="left"/>
-      <w:pPr>
-        <w:ind w:left="5040" w:hanging="360"/>
-      </w:pPr>
-      <w:rPr>
-        <w:rFonts w:ascii="Symbol" w:hAnsi="Symbol" w:hint="default"/>
-      </w:rPr>
-    </w:lvl>
-    <w:lvl w:ilvl="7" w:tplc="04050003" w:tentative="1">
-      <w:start w:val="1"/>
-      <w:numFmt w:val="bullet"/>
-      <w:lvlText w:val="o"/>
-      <w:lvlJc w:val="left"/>
-      <w:pPr>
-        <w:ind w:left="5760" w:hanging="360"/>
-      </w:pPr>
-      <w:rPr>
-        <w:rFonts w:ascii="Courier New" w:hAnsi="Courier New" w:cs="Courier New" w:hint="default"/>
-      </w:rPr>
-    </w:lvl>
-    <w:lvl w:ilvl="8" w:tplc="04050005" w:tentative="1">
-      <w:start w:val="1"/>
-      <w:numFmt w:val="bullet"/>
-      <w:lvlText w:val=""/>
-      <w:lvlJc w:val="left"/>
-      <w:pPr>
-        <w:ind w:left="6480" w:hanging="360"/>
-      </w:pPr>
-      <w:rPr>
-        <w:rFonts w:ascii="Wingdings" w:hAnsi="Wingdings" w:hint="default"/>
-      </w:rPr>
-    </w:lvl>
-  </w:abstractNum>
-  <w:abstractNum w:abstractNumId="35" w15:restartNumberingAfterBreak="0">
-    <w:nsid w:val="3D077757"/>
-    <w:multiLevelType w:val="hybridMultilevel"/>
-    <w:tmpl w:val="180E2B2A"/>
-    <w:lvl w:ilvl="0" w:tplc="00A8A9F0">
-      <w:start w:val="1"/>
-      <w:numFmt w:val="bullet"/>
-      <w:lvlText w:val=""/>
-      <w:lvlJc w:val="left"/>
-      <w:pPr>
-        <w:tabs>
-          <w:tab w:val="num" w:pos="4296"/>
-        </w:tabs>
-        <w:ind w:left="4296" w:hanging="360"/>
-      </w:pPr>
-      <w:rPr>
-        <w:rFonts w:ascii="Symbol" w:hAnsi="Symbol" w:hint="default"/>
-      </w:rPr>
-    </w:lvl>
-    <w:lvl w:ilvl="1" w:tplc="04050003" w:tentative="1">
-      <w:start w:val="1"/>
-      <w:numFmt w:val="bullet"/>
-      <w:lvlText w:val="o"/>
-      <w:lvlJc w:val="left"/>
-      <w:pPr>
-        <w:ind w:left="3588" w:hanging="360"/>
-      </w:pPr>
-      <w:rPr>
-        <w:rFonts w:ascii="Courier New" w:hAnsi="Courier New" w:cs="Courier New" w:hint="default"/>
-      </w:rPr>
-    </w:lvl>
-    <w:lvl w:ilvl="2" w:tplc="04050005" w:tentative="1">
-      <w:start w:val="1"/>
-      <w:numFmt w:val="bullet"/>
-      <w:lvlText w:val=""/>
-      <w:lvlJc w:val="left"/>
-      <w:pPr>
-        <w:ind w:left="4308" w:hanging="360"/>
-      </w:pPr>
-      <w:rPr>
-        <w:rFonts w:ascii="Wingdings" w:hAnsi="Wingdings" w:hint="default"/>
-      </w:rPr>
-    </w:lvl>
-    <w:lvl w:ilvl="3" w:tplc="04050001">
-      <w:start w:val="1"/>
-      <w:numFmt w:val="bullet"/>
-      <w:lvlText w:val=""/>
-      <w:lvlJc w:val="left"/>
-      <w:pPr>
-        <w:ind w:left="5028" w:hanging="360"/>
-      </w:pPr>
-      <w:rPr>
-        <w:rFonts w:ascii="Symbol" w:hAnsi="Symbol" w:hint="default"/>
-      </w:rPr>
-    </w:lvl>
-    <w:lvl w:ilvl="4" w:tplc="04050003" w:tentative="1">
-      <w:start w:val="1"/>
-      <w:numFmt w:val="bullet"/>
-      <w:lvlText w:val="o"/>
-      <w:lvlJc w:val="left"/>
-      <w:pPr>
-        <w:ind w:left="5748" w:hanging="360"/>
-      </w:pPr>
-      <w:rPr>
-        <w:rFonts w:ascii="Courier New" w:hAnsi="Courier New" w:cs="Courier New" w:hint="default"/>
-      </w:rPr>
-    </w:lvl>
-    <w:lvl w:ilvl="5" w:tplc="04050005" w:tentative="1">
-      <w:start w:val="1"/>
-      <w:numFmt w:val="bullet"/>
-      <w:lvlText w:val=""/>
-      <w:lvlJc w:val="left"/>
-      <w:pPr>
-        <w:ind w:left="6468" w:hanging="360"/>
-      </w:pPr>
-      <w:rPr>
-        <w:rFonts w:ascii="Wingdings" w:hAnsi="Wingdings" w:hint="default"/>
-      </w:rPr>
-    </w:lvl>
-    <w:lvl w:ilvl="6" w:tplc="04050001" w:tentative="1">
-      <w:start w:val="1"/>
-      <w:numFmt w:val="bullet"/>
-      <w:lvlText w:val=""/>
-      <w:lvlJc w:val="left"/>
-      <w:pPr>
-        <w:ind w:left="7188" w:hanging="360"/>
-      </w:pPr>
-      <w:rPr>
-        <w:rFonts w:ascii="Symbol" w:hAnsi="Symbol" w:hint="default"/>
-      </w:rPr>
-    </w:lvl>
-    <w:lvl w:ilvl="7" w:tplc="04050003" w:tentative="1">
-      <w:start w:val="1"/>
-      <w:numFmt w:val="bullet"/>
-      <w:lvlText w:val="o"/>
-      <w:lvlJc w:val="left"/>
-      <w:pPr>
-        <w:ind w:left="7908" w:hanging="360"/>
-      </w:pPr>
-      <w:rPr>
-        <w:rFonts w:ascii="Courier New" w:hAnsi="Courier New" w:cs="Courier New" w:hint="default"/>
-      </w:rPr>
-    </w:lvl>
-    <w:lvl w:ilvl="8" w:tplc="04050005" w:tentative="1">
-      <w:start w:val="1"/>
-      <w:numFmt w:val="bullet"/>
-      <w:lvlText w:val=""/>
-      <w:lvlJc w:val="left"/>
-      <w:pPr>
-        <w:ind w:left="8628" w:hanging="360"/>
-      </w:pPr>
-      <w:rPr>
-        <w:rFonts w:ascii="Wingdings" w:hAnsi="Wingdings" w:hint="default"/>
-      </w:rPr>
-    </w:lvl>
-  </w:abstractNum>
-  <w:abstractNum w:abstractNumId="36" w15:restartNumberingAfterBreak="0">
-    <w:nsid w:val="3E17419B"/>
-    <w:multiLevelType w:val="hybridMultilevel"/>
-    <w:tmpl w:val="97EE29D2"/>
-    <w:lvl w:ilvl="0" w:tplc="5E0683CE">
-      <w:start w:val="1"/>
-      <w:numFmt w:val="bullet"/>
-      <w:lvlText w:val=""/>
-      <w:lvlJc w:val="left"/>
-      <w:pPr>
-        <w:tabs>
-          <w:tab w:val="num" w:pos="1440"/>
-        </w:tabs>
-        <w:ind w:left="1440" w:hanging="360"/>
-      </w:pPr>
-      <w:rPr>
-        <w:rFonts w:ascii="Symbol" w:hAnsi="Symbol" w:hint="default"/>
-      </w:rPr>
-    </w:lvl>
-    <w:lvl w:ilvl="1" w:tplc="FFFFFFFF">
-      <w:start w:val="1"/>
-      <w:numFmt w:val="bullet"/>
-      <w:lvlText w:val="o"/>
-      <w:lvlJc w:val="left"/>
-      <w:pPr>
-        <w:tabs>
-          <w:tab w:val="num" w:pos="1440"/>
-        </w:tabs>
-        <w:ind w:left="1440" w:hanging="360"/>
-      </w:pPr>
-      <w:rPr>
-        <w:rFonts w:ascii="Courier New" w:hAnsi="Courier New" w:cs="Courier New" w:hint="default"/>
-      </w:rPr>
-    </w:lvl>
-    <w:lvl w:ilvl="2" w:tplc="04050005" w:tentative="1">
-      <w:start w:val="1"/>
-      <w:numFmt w:val="bullet"/>
-      <w:lvlText w:val=""/>
-      <w:lvlJc w:val="left"/>
-      <w:pPr>
-        <w:tabs>
-          <w:tab w:val="num" w:pos="2160"/>
-        </w:tabs>
-        <w:ind w:left="2160" w:hanging="360"/>
-      </w:pPr>
-      <w:rPr>
-        <w:rFonts w:ascii="Wingdings" w:hAnsi="Wingdings" w:hint="default"/>
-      </w:rPr>
-    </w:lvl>
-    <w:lvl w:ilvl="3" w:tplc="04050001" w:tentative="1">
-      <w:start w:val="1"/>
-      <w:numFmt w:val="bullet"/>
-      <w:lvlText w:val=""/>
-      <w:lvlJc w:val="left"/>
-      <w:pPr>
-        <w:tabs>
-          <w:tab w:val="num" w:pos="2880"/>
-        </w:tabs>
-        <w:ind w:left="2880" w:hanging="360"/>
-      </w:pPr>
-      <w:rPr>
-        <w:rFonts w:ascii="Symbol" w:hAnsi="Symbol" w:hint="default"/>
-      </w:rPr>
-    </w:lvl>
-    <w:lvl w:ilvl="4" w:tplc="04050003" w:tentative="1">
-      <w:start w:val="1"/>
-      <w:numFmt w:val="bullet"/>
-      <w:lvlText w:val="o"/>
-      <w:lvlJc w:val="left"/>
-      <w:pPr>
-        <w:tabs>
-          <w:tab w:val="num" w:pos="3600"/>
-        </w:tabs>
-        <w:ind w:left="3600" w:hanging="360"/>
-      </w:pPr>
-      <w:rPr>
-        <w:rFonts w:ascii="Courier New" w:hAnsi="Courier New" w:cs="Courier New" w:hint="default"/>
-      </w:rPr>
-    </w:lvl>
-    <w:lvl w:ilvl="5" w:tplc="04050005" w:tentative="1">
-      <w:start w:val="1"/>
-      <w:numFmt w:val="bullet"/>
-      <w:lvlText w:val=""/>
-      <w:lvlJc w:val="left"/>
-      <w:pPr>
-        <w:tabs>
-          <w:tab w:val="num" w:pos="4320"/>
-        </w:tabs>
-        <w:ind w:left="4320" w:hanging="360"/>
-      </w:pPr>
-      <w:rPr>
-        <w:rFonts w:ascii="Wingdings" w:hAnsi="Wingdings" w:hint="default"/>
-      </w:rPr>
-    </w:lvl>
-    <w:lvl w:ilvl="6" w:tplc="04050001" w:tentative="1">
-      <w:start w:val="1"/>
-      <w:numFmt w:val="bullet"/>
-      <w:lvlText w:val=""/>
-      <w:lvlJc w:val="left"/>
-      <w:pPr>
-        <w:tabs>
-          <w:tab w:val="num" w:pos="5040"/>
-        </w:tabs>
-        <w:ind w:left="5040" w:hanging="360"/>
-      </w:pPr>
-      <w:rPr>
-        <w:rFonts w:ascii="Symbol" w:hAnsi="Symbol" w:hint="default"/>
-      </w:rPr>
-    </w:lvl>
-    <w:lvl w:ilvl="7" w:tplc="04050003" w:tentative="1">
-      <w:start w:val="1"/>
-      <w:numFmt w:val="bullet"/>
-      <w:lvlText w:val="o"/>
-      <w:lvlJc w:val="left"/>
-      <w:pPr>
-        <w:tabs>
-          <w:tab w:val="num" w:pos="5760"/>
-        </w:tabs>
-        <w:ind w:left="5760" w:hanging="360"/>
-      </w:pPr>
-      <w:rPr>
-        <w:rFonts w:ascii="Courier New" w:hAnsi="Courier New" w:cs="Courier New" w:hint="default"/>
-      </w:rPr>
-    </w:lvl>
-    <w:lvl w:ilvl="8" w:tplc="04050005" w:tentative="1">
-      <w:start w:val="1"/>
-      <w:numFmt w:val="bullet"/>
-      <w:lvlText w:val=""/>
-      <w:lvlJc w:val="left"/>
-      <w:pPr>
-        <w:tabs>
-          <w:tab w:val="num" w:pos="6480"/>
-        </w:tabs>
-        <w:ind w:left="6480" w:hanging="360"/>
-      </w:pPr>
-      <w:rPr>
-        <w:rFonts w:ascii="Wingdings" w:hAnsi="Wingdings" w:hint="default"/>
-      </w:rPr>
-    </w:lvl>
-  </w:abstractNum>
-  <w:abstractNum w:abstractNumId="37" w15:restartNumberingAfterBreak="0">
-    <w:nsid w:val="3E7D74CF"/>
-    <w:multiLevelType w:val="hybridMultilevel"/>
-    <w:tmpl w:val="D7B0207A"/>
-    <w:lvl w:ilvl="0" w:tplc="F4A61118">
-      <w:start w:val="1"/>
-      <w:numFmt w:val="bullet"/>
-      <w:lvlText w:val=""/>
-      <w:lvlJc w:val="left"/>
-      <w:pPr>
-        <w:tabs>
-          <w:tab w:val="num" w:pos="1428"/>
-        </w:tabs>
-        <w:ind w:left="1428" w:hanging="360"/>
-      </w:pPr>
-      <w:rPr>
-        <w:rFonts w:ascii="Symbol" w:hAnsi="Symbol" w:hint="default"/>
-      </w:rPr>
-    </w:lvl>
-    <w:lvl w:ilvl="1" w:tplc="04050003">
-      <w:start w:val="1"/>
-      <w:numFmt w:val="bullet"/>
-      <w:lvlText w:val="o"/>
-      <w:lvlJc w:val="left"/>
-      <w:pPr>
-        <w:tabs>
-          <w:tab w:val="num" w:pos="2520"/>
-        </w:tabs>
-        <w:ind w:left="2520" w:hanging="360"/>
-      </w:pPr>
-      <w:rPr>
-        <w:rFonts w:ascii="Courier New" w:hAnsi="Courier New" w:cs="Courier New" w:hint="default"/>
-      </w:rPr>
-    </w:lvl>
-    <w:lvl w:ilvl="2" w:tplc="04050005" w:tentative="1">
-      <w:start w:val="1"/>
-      <w:numFmt w:val="bullet"/>
-      <w:lvlText w:val=""/>
-      <w:lvlJc w:val="left"/>
-      <w:pPr>
-        <w:tabs>
-          <w:tab w:val="num" w:pos="3240"/>
-        </w:tabs>
-        <w:ind w:left="3240" w:hanging="360"/>
-      </w:pPr>
-      <w:rPr>
-        <w:rFonts w:ascii="Wingdings" w:hAnsi="Wingdings" w:hint="default"/>
-      </w:rPr>
-    </w:lvl>
-    <w:lvl w:ilvl="3" w:tplc="04050001" w:tentative="1">
-      <w:start w:val="1"/>
-      <w:numFmt w:val="bullet"/>
-      <w:lvlText w:val=""/>
-      <w:lvlJc w:val="left"/>
-      <w:pPr>
-        <w:tabs>
-          <w:tab w:val="num" w:pos="3960"/>
-        </w:tabs>
-        <w:ind w:left="3960" w:hanging="360"/>
-      </w:pPr>
-      <w:rPr>
-        <w:rFonts w:ascii="Symbol" w:hAnsi="Symbol" w:hint="default"/>
-      </w:rPr>
-    </w:lvl>
-    <w:lvl w:ilvl="4" w:tplc="04050003" w:tentative="1">
-      <w:start w:val="1"/>
-      <w:numFmt w:val="bullet"/>
-      <w:lvlText w:val="o"/>
-      <w:lvlJc w:val="left"/>
-      <w:pPr>
-        <w:tabs>
-          <w:tab w:val="num" w:pos="4680"/>
-        </w:tabs>
-        <w:ind w:left="4680" w:hanging="360"/>
-      </w:pPr>
-      <w:rPr>
-        <w:rFonts w:ascii="Courier New" w:hAnsi="Courier New" w:cs="Courier New" w:hint="default"/>
-      </w:rPr>
-    </w:lvl>
-    <w:lvl w:ilvl="5" w:tplc="04050005" w:tentative="1">
-      <w:start w:val="1"/>
-      <w:numFmt w:val="bullet"/>
-      <w:lvlText w:val=""/>
-      <w:lvlJc w:val="left"/>
-      <w:pPr>
-        <w:tabs>
-          <w:tab w:val="num" w:pos="5400"/>
-        </w:tabs>
-        <w:ind w:left="5400" w:hanging="360"/>
-      </w:pPr>
-      <w:rPr>
-        <w:rFonts w:ascii="Wingdings" w:hAnsi="Wingdings" w:hint="default"/>
-      </w:rPr>
-    </w:lvl>
-    <w:lvl w:ilvl="6" w:tplc="04050001" w:tentative="1">
-      <w:start w:val="1"/>
-      <w:numFmt w:val="bullet"/>
-      <w:lvlText w:val=""/>
-      <w:lvlJc w:val="left"/>
-      <w:pPr>
-        <w:tabs>
-          <w:tab w:val="num" w:pos="6120"/>
-        </w:tabs>
-        <w:ind w:left="6120" w:hanging="360"/>
-      </w:pPr>
-      <w:rPr>
-        <w:rFonts w:ascii="Symbol" w:hAnsi="Symbol" w:hint="default"/>
-      </w:rPr>
-    </w:lvl>
-    <w:lvl w:ilvl="7" w:tplc="04050003" w:tentative="1">
-      <w:start w:val="1"/>
-      <w:numFmt w:val="bullet"/>
-      <w:lvlText w:val="o"/>
-      <w:lvlJc w:val="left"/>
-      <w:pPr>
-        <w:tabs>
-          <w:tab w:val="num" w:pos="6840"/>
-        </w:tabs>
-        <w:ind w:left="6840" w:hanging="360"/>
-      </w:pPr>
-      <w:rPr>
-        <w:rFonts w:ascii="Courier New" w:hAnsi="Courier New" w:cs="Courier New" w:hint="default"/>
-      </w:rPr>
-    </w:lvl>
-    <w:lvl w:ilvl="8" w:tplc="04050005" w:tentative="1">
-      <w:start w:val="1"/>
-      <w:numFmt w:val="bullet"/>
-      <w:lvlText w:val=""/>
-      <w:lvlJc w:val="left"/>
-      <w:pPr>
-        <w:tabs>
-          <w:tab w:val="num" w:pos="7560"/>
-        </w:tabs>
-        <w:ind w:left="7560" w:hanging="360"/>
-      </w:pPr>
-      <w:rPr>
-        <w:rFonts w:ascii="Wingdings" w:hAnsi="Wingdings" w:hint="default"/>
-      </w:rPr>
-    </w:lvl>
-  </w:abstractNum>
-  <w:abstractNum w:abstractNumId="38" w15:restartNumberingAfterBreak="0">
-    <w:nsid w:val="3EE76A13"/>
-    <w:multiLevelType w:val="hybridMultilevel"/>
-    <w:tmpl w:val="5590C9B2"/>
-    <w:lvl w:ilvl="0" w:tplc="04050001">
-      <w:start w:val="1"/>
-      <w:numFmt w:val="bullet"/>
-      <w:lvlText w:val=""/>
-      <w:lvlJc w:val="left"/>
-      <w:pPr>
-        <w:ind w:left="770" w:hanging="360"/>
-      </w:pPr>
-      <w:rPr>
-        <w:rFonts w:ascii="Symbol" w:hAnsi="Symbol" w:hint="default"/>
-      </w:rPr>
-    </w:lvl>
-    <w:lvl w:ilvl="1" w:tplc="04050003" w:tentative="1">
-      <w:start w:val="1"/>
-      <w:numFmt w:val="bullet"/>
-      <w:lvlText w:val="o"/>
-      <w:lvlJc w:val="left"/>
-      <w:pPr>
-        <w:ind w:left="1490" w:hanging="360"/>
-      </w:pPr>
-      <w:rPr>
-        <w:rFonts w:ascii="Courier New" w:hAnsi="Courier New" w:cs="Courier New" w:hint="default"/>
-      </w:rPr>
-    </w:lvl>
-    <w:lvl w:ilvl="2" w:tplc="04050005" w:tentative="1">
-      <w:start w:val="1"/>
-      <w:numFmt w:val="bullet"/>
-      <w:lvlText w:val=""/>
-      <w:lvlJc w:val="left"/>
-      <w:pPr>
-        <w:ind w:left="2210" w:hanging="360"/>
-      </w:pPr>
-      <w:rPr>
-        <w:rFonts w:ascii="Wingdings" w:hAnsi="Wingdings" w:hint="default"/>
-      </w:rPr>
-    </w:lvl>
-    <w:lvl w:ilvl="3" w:tplc="04050001" w:tentative="1">
-      <w:start w:val="1"/>
-      <w:numFmt w:val="bullet"/>
-      <w:lvlText w:val=""/>
-      <w:lvlJc w:val="left"/>
-      <w:pPr>
-        <w:ind w:left="2930" w:hanging="360"/>
-      </w:pPr>
-      <w:rPr>
-        <w:rFonts w:ascii="Symbol" w:hAnsi="Symbol" w:hint="default"/>
-      </w:rPr>
-    </w:lvl>
-    <w:lvl w:ilvl="4" w:tplc="04050003" w:tentative="1">
-      <w:start w:val="1"/>
-      <w:numFmt w:val="bullet"/>
-      <w:lvlText w:val="o"/>
-      <w:lvlJc w:val="left"/>
-      <w:pPr>
-        <w:ind w:left="3650" w:hanging="360"/>
-      </w:pPr>
-      <w:rPr>
-        <w:rFonts w:ascii="Courier New" w:hAnsi="Courier New" w:cs="Courier New" w:hint="default"/>
-      </w:rPr>
-    </w:lvl>
-    <w:lvl w:ilvl="5" w:tplc="04050005" w:tentative="1">
-      <w:start w:val="1"/>
-      <w:numFmt w:val="bullet"/>
-      <w:lvlText w:val=""/>
-      <w:lvlJc w:val="left"/>
-      <w:pPr>
-        <w:ind w:left="4370" w:hanging="360"/>
-      </w:pPr>
-      <w:rPr>
-        <w:rFonts w:ascii="Wingdings" w:hAnsi="Wingdings" w:hint="default"/>
-      </w:rPr>
-    </w:lvl>
-    <w:lvl w:ilvl="6" w:tplc="04050001" w:tentative="1">
-      <w:start w:val="1"/>
-      <w:numFmt w:val="bullet"/>
-      <w:lvlText w:val=""/>
-      <w:lvlJc w:val="left"/>
-      <w:pPr>
-        <w:ind w:left="5090" w:hanging="360"/>
-      </w:pPr>
-      <w:rPr>
-        <w:rFonts w:ascii="Symbol" w:hAnsi="Symbol" w:hint="default"/>
-      </w:rPr>
-    </w:lvl>
-    <w:lvl w:ilvl="7" w:tplc="04050003" w:tentative="1">
-      <w:start w:val="1"/>
-      <w:numFmt w:val="bullet"/>
-      <w:lvlText w:val="o"/>
-      <w:lvlJc w:val="left"/>
-      <w:pPr>
-        <w:ind w:left="5810" w:hanging="360"/>
-      </w:pPr>
-      <w:rPr>
-        <w:rFonts w:ascii="Courier New" w:hAnsi="Courier New" w:cs="Courier New" w:hint="default"/>
-      </w:rPr>
-    </w:lvl>
-    <w:lvl w:ilvl="8" w:tplc="04050005" w:tentative="1">
-      <w:start w:val="1"/>
-      <w:numFmt w:val="bullet"/>
-      <w:lvlText w:val=""/>
-      <w:lvlJc w:val="left"/>
-      <w:pPr>
-        <w:ind w:left="6530" w:hanging="360"/>
-      </w:pPr>
-      <w:rPr>
-        <w:rFonts w:ascii="Wingdings" w:hAnsi="Wingdings" w:hint="default"/>
-      </w:rPr>
-    </w:lvl>
-  </w:abstractNum>
-  <w:abstractNum w:abstractNumId="39" w15:restartNumberingAfterBreak="0">
-    <w:nsid w:val="41BF07D6"/>
-    <w:multiLevelType w:val="hybridMultilevel"/>
-    <w:tmpl w:val="BEBA5540"/>
-    <w:lvl w:ilvl="0" w:tplc="74844508">
-      <w:start w:val="1"/>
-      <w:numFmt w:val="bullet"/>
-      <w:lvlText w:val=""/>
-      <w:lvlJc w:val="left"/>
-      <w:pPr>
-        <w:tabs>
-          <w:tab w:val="num" w:pos="1428"/>
-        </w:tabs>
-        <w:ind w:left="1428" w:hanging="360"/>
-      </w:pPr>
-      <w:rPr>
-        <w:rFonts w:ascii="Symbol" w:hAnsi="Symbol" w:hint="default"/>
-      </w:rPr>
-    </w:lvl>
-    <w:lvl w:ilvl="1" w:tplc="04050003">
-      <w:start w:val="1"/>
-      <w:numFmt w:val="bullet"/>
-      <w:lvlText w:val="o"/>
-      <w:lvlJc w:val="left"/>
-      <w:pPr>
-        <w:tabs>
-          <w:tab w:val="num" w:pos="2148"/>
-        </w:tabs>
-        <w:ind w:left="2148" w:hanging="360"/>
-      </w:pPr>
-      <w:rPr>
-        <w:rFonts w:ascii="Courier New" w:hAnsi="Courier New" w:cs="Courier New" w:hint="default"/>
-      </w:rPr>
-    </w:lvl>
-    <w:lvl w:ilvl="2" w:tplc="04050005" w:tentative="1">
-      <w:start w:val="1"/>
-      <w:numFmt w:val="bullet"/>
-      <w:lvlText w:val=""/>
-      <w:lvlJc w:val="left"/>
-      <w:pPr>
-        <w:tabs>
-          <w:tab w:val="num" w:pos="2868"/>
-        </w:tabs>
-        <w:ind w:left="2868" w:hanging="360"/>
-      </w:pPr>
-      <w:rPr>
-        <w:rFonts w:ascii="Wingdings" w:hAnsi="Wingdings" w:hint="default"/>
-      </w:rPr>
-    </w:lvl>
-    <w:lvl w:ilvl="3" w:tplc="04050001" w:tentative="1">
-      <w:start w:val="1"/>
-      <w:numFmt w:val="bullet"/>
-      <w:lvlText w:val=""/>
-      <w:lvlJc w:val="left"/>
-      <w:pPr>
-        <w:tabs>
-          <w:tab w:val="num" w:pos="3588"/>
-        </w:tabs>
-        <w:ind w:left="3588" w:hanging="360"/>
-      </w:pPr>
-      <w:rPr>
-        <w:rFonts w:ascii="Symbol" w:hAnsi="Symbol" w:hint="default"/>
-      </w:rPr>
-    </w:lvl>
-    <w:lvl w:ilvl="4" w:tplc="04050003" w:tentative="1">
-      <w:start w:val="1"/>
-      <w:numFmt w:val="bullet"/>
-      <w:lvlText w:val="o"/>
-      <w:lvlJc w:val="left"/>
-      <w:pPr>
-        <w:tabs>
-          <w:tab w:val="num" w:pos="4308"/>
-        </w:tabs>
-        <w:ind w:left="4308" w:hanging="360"/>
-      </w:pPr>
-      <w:rPr>
-        <w:rFonts w:ascii="Courier New" w:hAnsi="Courier New" w:cs="Courier New" w:hint="default"/>
-      </w:rPr>
-    </w:lvl>
-    <w:lvl w:ilvl="5" w:tplc="04050005" w:tentative="1">
-      <w:start w:val="1"/>
-      <w:numFmt w:val="bullet"/>
-      <w:lvlText w:val=""/>
-      <w:lvlJc w:val="left"/>
-      <w:pPr>
-        <w:tabs>
-          <w:tab w:val="num" w:pos="5028"/>
-        </w:tabs>
-        <w:ind w:left="5028" w:hanging="360"/>
-      </w:pPr>
-      <w:rPr>
-        <w:rFonts w:ascii="Wingdings" w:hAnsi="Wingdings" w:hint="default"/>
-      </w:rPr>
-    </w:lvl>
-    <w:lvl w:ilvl="6" w:tplc="04050001" w:tentative="1">
-      <w:start w:val="1"/>
-      <w:numFmt w:val="bullet"/>
-      <w:lvlText w:val=""/>
-      <w:lvlJc w:val="left"/>
-      <w:pPr>
-        <w:tabs>
-          <w:tab w:val="num" w:pos="5748"/>
-        </w:tabs>
-        <w:ind w:left="5748" w:hanging="360"/>
-      </w:pPr>
-      <w:rPr>
-        <w:rFonts w:ascii="Symbol" w:hAnsi="Symbol" w:hint="default"/>
-      </w:rPr>
-    </w:lvl>
-    <w:lvl w:ilvl="7" w:tplc="04050003" w:tentative="1">
-      <w:start w:val="1"/>
-      <w:numFmt w:val="bullet"/>
-      <w:lvlText w:val="o"/>
-      <w:lvlJc w:val="left"/>
-      <w:pPr>
-        <w:tabs>
-          <w:tab w:val="num" w:pos="6468"/>
-        </w:tabs>
-        <w:ind w:left="6468" w:hanging="360"/>
-      </w:pPr>
-      <w:rPr>
-        <w:rFonts w:ascii="Courier New" w:hAnsi="Courier New" w:cs="Courier New" w:hint="default"/>
-      </w:rPr>
-    </w:lvl>
-    <w:lvl w:ilvl="8" w:tplc="04050005" w:tentative="1">
-      <w:start w:val="1"/>
-      <w:numFmt w:val="bullet"/>
-      <w:lvlText w:val=""/>
-      <w:lvlJc w:val="left"/>
-      <w:pPr>
-        <w:tabs>
-          <w:tab w:val="num" w:pos="7188"/>
-        </w:tabs>
-        <w:ind w:left="7188" w:hanging="360"/>
-      </w:pPr>
-      <w:rPr>
-        <w:rFonts w:ascii="Wingdings" w:hAnsi="Wingdings" w:hint="default"/>
-      </w:rPr>
-    </w:lvl>
-  </w:abstractNum>
-  <w:abstractNum w:abstractNumId="40" w15:restartNumberingAfterBreak="0">
-    <w:nsid w:val="41EE1240"/>
-    <w:multiLevelType w:val="hybridMultilevel"/>
-    <w:tmpl w:val="8F8A33E8"/>
-    <w:lvl w:ilvl="0" w:tplc="95F45306">
-      <w:start w:val="1"/>
-      <w:numFmt w:val="bullet"/>
-      <w:lvlText w:val=""/>
-      <w:lvlJc w:val="left"/>
-      <w:pPr>
-        <w:tabs>
-          <w:tab w:val="num" w:pos="1440"/>
-        </w:tabs>
-        <w:ind w:left="1440" w:hanging="360"/>
-      </w:pPr>
-      <w:rPr>
-        <w:rFonts w:ascii="Symbol" w:hAnsi="Symbol" w:hint="default"/>
-      </w:rPr>
-    </w:lvl>
-    <w:lvl w:ilvl="1" w:tplc="04050003" w:tentative="1">
-      <w:start w:val="1"/>
-      <w:numFmt w:val="lowerLetter"/>
-      <w:lvlText w:val="%2."/>
-      <w:lvlJc w:val="left"/>
-      <w:pPr>
-        <w:tabs>
-          <w:tab w:val="num" w:pos="1440"/>
-        </w:tabs>
-        <w:ind w:left="1440" w:hanging="360"/>
-      </w:pPr>
-    </w:lvl>
-    <w:lvl w:ilvl="2" w:tplc="04050005" w:tentative="1">
-      <w:start w:val="1"/>
-      <w:numFmt w:val="lowerRoman"/>
-      <w:lvlText w:val="%3."/>
-      <w:lvlJc w:val="right"/>
-      <w:pPr>
-        <w:tabs>
-          <w:tab w:val="num" w:pos="2160"/>
-        </w:tabs>
-        <w:ind w:left="2160" w:hanging="180"/>
-      </w:pPr>
-    </w:lvl>
-    <w:lvl w:ilvl="3" w:tplc="04050001" w:tentative="1">
-      <w:start w:val="1"/>
-      <w:numFmt w:val="decimal"/>
-      <w:lvlText w:val="%4."/>
-      <w:lvlJc w:val="left"/>
-      <w:pPr>
-        <w:tabs>
-          <w:tab w:val="num" w:pos="2880"/>
-        </w:tabs>
-        <w:ind w:left="2880" w:hanging="360"/>
-      </w:pPr>
-    </w:lvl>
-    <w:lvl w:ilvl="4" w:tplc="04050003" w:tentative="1">
-      <w:start w:val="1"/>
-      <w:numFmt w:val="lowerLetter"/>
-      <w:lvlText w:val="%5."/>
-      <w:lvlJc w:val="left"/>
-      <w:pPr>
-        <w:tabs>
-          <w:tab w:val="num" w:pos="3600"/>
-        </w:tabs>
-        <w:ind w:left="3600" w:hanging="360"/>
-      </w:pPr>
-    </w:lvl>
-    <w:lvl w:ilvl="5" w:tplc="04050005" w:tentative="1">
-      <w:start w:val="1"/>
-      <w:numFmt w:val="lowerRoman"/>
-      <w:lvlText w:val="%6."/>
-      <w:lvlJc w:val="right"/>
-      <w:pPr>
-        <w:tabs>
-          <w:tab w:val="num" w:pos="4320"/>
-        </w:tabs>
-        <w:ind w:left="4320" w:hanging="180"/>
-      </w:pPr>
-    </w:lvl>
-    <w:lvl w:ilvl="6" w:tplc="04050001" w:tentative="1">
-      <w:start w:val="1"/>
-      <w:numFmt w:val="decimal"/>
-      <w:lvlText w:val="%7."/>
-      <w:lvlJc w:val="left"/>
-      <w:pPr>
-        <w:tabs>
-          <w:tab w:val="num" w:pos="5040"/>
-        </w:tabs>
-        <w:ind w:left="5040" w:hanging="360"/>
-      </w:pPr>
-    </w:lvl>
-    <w:lvl w:ilvl="7" w:tplc="04050003" w:tentative="1">
-      <w:start w:val="1"/>
-      <w:numFmt w:val="lowerLetter"/>
-      <w:lvlText w:val="%8."/>
-      <w:lvlJc w:val="left"/>
-      <w:pPr>
-        <w:tabs>
-          <w:tab w:val="num" w:pos="5760"/>
-        </w:tabs>
-        <w:ind w:left="5760" w:hanging="360"/>
-      </w:pPr>
-    </w:lvl>
-    <w:lvl w:ilvl="8" w:tplc="04050005" w:tentative="1">
-      <w:start w:val="1"/>
-      <w:numFmt w:val="lowerRoman"/>
-      <w:lvlText w:val="%9."/>
-      <w:lvlJc w:val="right"/>
-      <w:pPr>
-        <w:tabs>
-          <w:tab w:val="num" w:pos="6480"/>
-        </w:tabs>
-        <w:ind w:left="6480" w:hanging="180"/>
-      </w:pPr>
-    </w:lvl>
-  </w:abstractNum>
-  <w:abstractNum w:abstractNumId="41" w15:restartNumberingAfterBreak="0">
-    <w:nsid w:val="42711D28"/>
-    <w:multiLevelType w:val="hybridMultilevel"/>
-    <w:tmpl w:val="601C6C8A"/>
-    <w:lvl w:ilvl="0" w:tplc="066A8F86">
-      <w:start w:val="1"/>
-      <w:numFmt w:val="bullet"/>
-      <w:lvlText w:val=""/>
-      <w:lvlJc w:val="left"/>
-      <w:pPr>
-        <w:tabs>
-          <w:tab w:val="num" w:pos="1068"/>
-        </w:tabs>
-        <w:ind w:left="1068" w:hanging="360"/>
-      </w:pPr>
-      <w:rPr>
-        <w:rFonts w:ascii="Symbol" w:hAnsi="Symbol" w:hint="default"/>
-      </w:rPr>
-    </w:lvl>
-    <w:lvl w:ilvl="1" w:tplc="04050003">
-      <w:start w:val="1"/>
-      <w:numFmt w:val="bullet"/>
-      <w:lvlText w:val=""/>
-      <w:lvlJc w:val="left"/>
-      <w:pPr>
-        <w:tabs>
-          <w:tab w:val="num" w:pos="1788"/>
-        </w:tabs>
-        <w:ind w:left="1788" w:hanging="360"/>
-      </w:pPr>
-      <w:rPr>
-        <w:rFonts w:ascii="Symbol" w:hAnsi="Symbol" w:hint="default"/>
-        <w:b w:val="0"/>
-        <w:i w:val="0"/>
-        <w:sz w:val="22"/>
-        <w:szCs w:val="22"/>
-      </w:rPr>
-    </w:lvl>
-    <w:lvl w:ilvl="2" w:tplc="04050005" w:tentative="1">
-      <w:start w:val="1"/>
-      <w:numFmt w:val="bullet"/>
-      <w:lvlText w:val=""/>
-      <w:lvlJc w:val="left"/>
-      <w:pPr>
-        <w:tabs>
-          <w:tab w:val="num" w:pos="2508"/>
-        </w:tabs>
-        <w:ind w:left="2508" w:hanging="360"/>
-      </w:pPr>
-      <w:rPr>
-        <w:rFonts w:ascii="Wingdings" w:hAnsi="Wingdings" w:hint="default"/>
-      </w:rPr>
-    </w:lvl>
-    <w:lvl w:ilvl="3" w:tplc="04050001" w:tentative="1">
-      <w:start w:val="1"/>
-      <w:numFmt w:val="bullet"/>
-      <w:lvlText w:val=""/>
-      <w:lvlJc w:val="left"/>
-      <w:pPr>
-        <w:tabs>
-          <w:tab w:val="num" w:pos="3228"/>
-        </w:tabs>
-        <w:ind w:left="3228" w:hanging="360"/>
-      </w:pPr>
-      <w:rPr>
-        <w:rFonts w:ascii="Symbol" w:hAnsi="Symbol" w:hint="default"/>
-      </w:rPr>
-    </w:lvl>
-    <w:lvl w:ilvl="4" w:tplc="04050003" w:tentative="1">
-      <w:start w:val="1"/>
-      <w:numFmt w:val="bullet"/>
-      <w:lvlText w:val="o"/>
-      <w:lvlJc w:val="left"/>
-      <w:pPr>
-        <w:tabs>
-          <w:tab w:val="num" w:pos="3948"/>
-        </w:tabs>
-        <w:ind w:left="3948" w:hanging="360"/>
-      </w:pPr>
-      <w:rPr>
-        <w:rFonts w:ascii="Courier New" w:hAnsi="Courier New" w:cs="Courier New" w:hint="default"/>
-      </w:rPr>
-    </w:lvl>
-    <w:lvl w:ilvl="5" w:tplc="04050005" w:tentative="1">
-      <w:start w:val="1"/>
-      <w:numFmt w:val="bullet"/>
-      <w:lvlText w:val=""/>
-      <w:lvlJc w:val="left"/>
-      <w:pPr>
-        <w:tabs>
-          <w:tab w:val="num" w:pos="4668"/>
-        </w:tabs>
-        <w:ind w:left="4668" w:hanging="360"/>
-      </w:pPr>
-      <w:rPr>
-        <w:rFonts w:ascii="Wingdings" w:hAnsi="Wingdings" w:hint="default"/>
-      </w:rPr>
-    </w:lvl>
-    <w:lvl w:ilvl="6" w:tplc="04050001" w:tentative="1">
-      <w:start w:val="1"/>
-      <w:numFmt w:val="bullet"/>
-      <w:lvlText w:val=""/>
-      <w:lvlJc w:val="left"/>
-      <w:pPr>
-        <w:tabs>
-          <w:tab w:val="num" w:pos="5388"/>
-        </w:tabs>
-        <w:ind w:left="5388" w:hanging="360"/>
-      </w:pPr>
-      <w:rPr>
-        <w:rFonts w:ascii="Symbol" w:hAnsi="Symbol" w:hint="default"/>
-      </w:rPr>
-    </w:lvl>
-    <w:lvl w:ilvl="7" w:tplc="04050003" w:tentative="1">
-      <w:start w:val="1"/>
-      <w:numFmt w:val="bullet"/>
-      <w:lvlText w:val="o"/>
-      <w:lvlJc w:val="left"/>
-      <w:pPr>
-        <w:tabs>
-          <w:tab w:val="num" w:pos="6108"/>
-        </w:tabs>
-        <w:ind w:left="6108" w:hanging="360"/>
-      </w:pPr>
-      <w:rPr>
-        <w:rFonts w:ascii="Courier New" w:hAnsi="Courier New" w:cs="Courier New" w:hint="default"/>
-      </w:rPr>
-    </w:lvl>
-    <w:lvl w:ilvl="8" w:tplc="04050005" w:tentative="1">
-      <w:start w:val="1"/>
-      <w:numFmt w:val="bullet"/>
-      <w:lvlText w:val=""/>
-      <w:lvlJc w:val="left"/>
-      <w:pPr>
-        <w:tabs>
-          <w:tab w:val="num" w:pos="6828"/>
-        </w:tabs>
-        <w:ind w:left="6828" w:hanging="360"/>
-      </w:pPr>
-      <w:rPr>
-        <w:rFonts w:ascii="Wingdings" w:hAnsi="Wingdings" w:hint="default"/>
-      </w:rPr>
-    </w:lvl>
-  </w:abstractNum>
-  <w:abstractNum w:abstractNumId="42" w15:restartNumberingAfterBreak="0">
-    <w:nsid w:val="441A5B08"/>
+  <w:abstractNum w:abstractNumId="20" w15:restartNumberingAfterBreak="0">
+    <w:nsid w:val="444E190B"/>
     <w:multiLevelType w:val="multilevel"/>
-    <w:tmpl w:val="F1B0B5E4"/>
+    <w:tmpl w:val="F7A4F3FE"/>
     <w:lvl w:ilvl="0">
       <w:start w:val="1"/>
       <w:numFmt w:val="bullet"/>
@@ -29072,10 +26323,212 @@
       </w:rPr>
     </w:lvl>
   </w:abstractNum>
-  <w:abstractNum w:abstractNumId="43" w15:restartNumberingAfterBreak="0">
-    <w:nsid w:val="444E190B"/>
+  <w:abstractNum w:abstractNumId="21" w15:restartNumberingAfterBreak="0">
+    <w:nsid w:val="44B356EA"/>
+    <w:multiLevelType w:val="hybridMultilevel"/>
+    <w:tmpl w:val="A65C8A2A"/>
+    <w:lvl w:ilvl="0" w:tplc="04050017">
+      <w:start w:val="1"/>
+      <w:numFmt w:val="lowerLetter"/>
+      <w:lvlText w:val="%1)"/>
+      <w:lvlJc w:val="left"/>
+      <w:pPr>
+        <w:ind w:left="720" w:hanging="360"/>
+      </w:pPr>
+      <w:rPr>
+        <w:rFonts w:hint="default"/>
+      </w:rPr>
+    </w:lvl>
+    <w:lvl w:ilvl="1" w:tplc="04050019" w:tentative="1">
+      <w:start w:val="1"/>
+      <w:numFmt w:val="lowerLetter"/>
+      <w:lvlText w:val="%2."/>
+      <w:lvlJc w:val="left"/>
+      <w:pPr>
+        <w:ind w:left="1440" w:hanging="360"/>
+      </w:pPr>
+    </w:lvl>
+    <w:lvl w:ilvl="2" w:tplc="0405001B" w:tentative="1">
+      <w:start w:val="1"/>
+      <w:numFmt w:val="lowerRoman"/>
+      <w:lvlText w:val="%3."/>
+      <w:lvlJc w:val="right"/>
+      <w:pPr>
+        <w:ind w:left="2160" w:hanging="180"/>
+      </w:pPr>
+    </w:lvl>
+    <w:lvl w:ilvl="3" w:tplc="0405000F" w:tentative="1">
+      <w:start w:val="1"/>
+      <w:numFmt w:val="decimal"/>
+      <w:lvlText w:val="%4."/>
+      <w:lvlJc w:val="left"/>
+      <w:pPr>
+        <w:ind w:left="2880" w:hanging="360"/>
+      </w:pPr>
+    </w:lvl>
+    <w:lvl w:ilvl="4" w:tplc="04050019" w:tentative="1">
+      <w:start w:val="1"/>
+      <w:numFmt w:val="lowerLetter"/>
+      <w:lvlText w:val="%5."/>
+      <w:lvlJc w:val="left"/>
+      <w:pPr>
+        <w:ind w:left="3600" w:hanging="360"/>
+      </w:pPr>
+    </w:lvl>
+    <w:lvl w:ilvl="5" w:tplc="0405001B" w:tentative="1">
+      <w:start w:val="1"/>
+      <w:numFmt w:val="lowerRoman"/>
+      <w:lvlText w:val="%6."/>
+      <w:lvlJc w:val="right"/>
+      <w:pPr>
+        <w:ind w:left="4320" w:hanging="180"/>
+      </w:pPr>
+    </w:lvl>
+    <w:lvl w:ilvl="6" w:tplc="0405000F" w:tentative="1">
+      <w:start w:val="1"/>
+      <w:numFmt w:val="decimal"/>
+      <w:lvlText w:val="%7."/>
+      <w:lvlJc w:val="left"/>
+      <w:pPr>
+        <w:ind w:left="5040" w:hanging="360"/>
+      </w:pPr>
+    </w:lvl>
+    <w:lvl w:ilvl="7" w:tplc="04050019" w:tentative="1">
+      <w:start w:val="1"/>
+      <w:numFmt w:val="lowerLetter"/>
+      <w:lvlText w:val="%8."/>
+      <w:lvlJc w:val="left"/>
+      <w:pPr>
+        <w:ind w:left="5760" w:hanging="360"/>
+      </w:pPr>
+    </w:lvl>
+    <w:lvl w:ilvl="8" w:tplc="0405001B" w:tentative="1">
+      <w:start w:val="1"/>
+      <w:numFmt w:val="lowerRoman"/>
+      <w:lvlText w:val="%9."/>
+      <w:lvlJc w:val="right"/>
+      <w:pPr>
+        <w:ind w:left="6480" w:hanging="180"/>
+      </w:pPr>
+    </w:lvl>
+  </w:abstractNum>
+  <w:abstractNum w:abstractNumId="22" w15:restartNumberingAfterBreak="0">
+    <w:nsid w:val="47D87C00"/>
     <w:multiLevelType w:val="multilevel"/>
-    <w:tmpl w:val="F7A4F3FE"/>
+    <w:tmpl w:val="BE10F122"/>
+    <w:lvl w:ilvl="0">
+      <w:start w:val="1"/>
+      <w:numFmt w:val="decimal"/>
+      <w:lvlText w:val="%1."/>
+      <w:lvlJc w:val="left"/>
+      <w:pPr>
+        <w:tabs>
+          <w:tab w:val="num" w:pos="720"/>
+        </w:tabs>
+        <w:ind w:left="720" w:hanging="360"/>
+      </w:pPr>
+    </w:lvl>
+    <w:lvl w:ilvl="1" w:tentative="1">
+      <w:start w:val="1"/>
+      <w:numFmt w:val="decimal"/>
+      <w:lvlText w:val="%2."/>
+      <w:lvlJc w:val="left"/>
+      <w:pPr>
+        <w:tabs>
+          <w:tab w:val="num" w:pos="1440"/>
+        </w:tabs>
+        <w:ind w:left="1440" w:hanging="360"/>
+      </w:pPr>
+    </w:lvl>
+    <w:lvl w:ilvl="2" w:tentative="1">
+      <w:start w:val="1"/>
+      <w:numFmt w:val="decimal"/>
+      <w:lvlText w:val="%3."/>
+      <w:lvlJc w:val="left"/>
+      <w:pPr>
+        <w:tabs>
+          <w:tab w:val="num" w:pos="2160"/>
+        </w:tabs>
+        <w:ind w:left="2160" w:hanging="360"/>
+      </w:pPr>
+    </w:lvl>
+    <w:lvl w:ilvl="3" w:tentative="1">
+      <w:start w:val="1"/>
+      <w:numFmt w:val="decimal"/>
+      <w:lvlText w:val="%4."/>
+      <w:lvlJc w:val="left"/>
+      <w:pPr>
+        <w:tabs>
+          <w:tab w:val="num" w:pos="2880"/>
+        </w:tabs>
+        <w:ind w:left="2880" w:hanging="360"/>
+      </w:pPr>
+    </w:lvl>
+    <w:lvl w:ilvl="4" w:tentative="1">
+      <w:start w:val="1"/>
+      <w:numFmt w:val="decimal"/>
+      <w:lvlText w:val="%5."/>
+      <w:lvlJc w:val="left"/>
+      <w:pPr>
+        <w:tabs>
+          <w:tab w:val="num" w:pos="3600"/>
+        </w:tabs>
+        <w:ind w:left="3600" w:hanging="360"/>
+      </w:pPr>
+    </w:lvl>
+    <w:lvl w:ilvl="5" w:tentative="1">
+      <w:start w:val="1"/>
+      <w:numFmt w:val="decimal"/>
+      <w:lvlText w:val="%6."/>
+      <w:lvlJc w:val="left"/>
+      <w:pPr>
+        <w:tabs>
+          <w:tab w:val="num" w:pos="4320"/>
+        </w:tabs>
+        <w:ind w:left="4320" w:hanging="360"/>
+      </w:pPr>
+    </w:lvl>
+    <w:lvl w:ilvl="6" w:tentative="1">
+      <w:start w:val="1"/>
+      <w:numFmt w:val="decimal"/>
+      <w:lvlText w:val="%7."/>
+      <w:lvlJc w:val="left"/>
+      <w:pPr>
+        <w:tabs>
+          <w:tab w:val="num" w:pos="5040"/>
+        </w:tabs>
+        <w:ind w:left="5040" w:hanging="360"/>
+      </w:pPr>
+    </w:lvl>
+    <w:lvl w:ilvl="7" w:tentative="1">
+      <w:start w:val="1"/>
+      <w:numFmt w:val="decimal"/>
+      <w:lvlText w:val="%8."/>
+      <w:lvlJc w:val="left"/>
+      <w:pPr>
+        <w:tabs>
+          <w:tab w:val="num" w:pos="5760"/>
+        </w:tabs>
+        <w:ind w:left="5760" w:hanging="360"/>
+      </w:pPr>
+    </w:lvl>
+    <w:lvl w:ilvl="8" w:tentative="1">
+      <w:start w:val="1"/>
+      <w:numFmt w:val="decimal"/>
+      <w:lvlText w:val="%9."/>
+      <w:lvlJc w:val="left"/>
+      <w:pPr>
+        <w:tabs>
+          <w:tab w:val="num" w:pos="6480"/>
+        </w:tabs>
+        <w:ind w:left="6480" w:hanging="360"/>
+      </w:pPr>
+    </w:lvl>
+  </w:abstractNum>
+  <w:abstractNum w:abstractNumId="23" w15:restartNumberingAfterBreak="0">
+    <w:nsid w:val="49A34775"/>
+    <w:multiLevelType w:val="multilevel"/>
+    <w:tmpl w:val="12A6D0D2"/>
     <w:lvl w:ilvl="0">
       <w:start w:val="1"/>
       <w:numFmt w:val="bullet"/>
@@ -29221,301 +26674,10 @@
       </w:rPr>
     </w:lvl>
   </w:abstractNum>
-  <w:abstractNum w:abstractNumId="44" w15:restartNumberingAfterBreak="0">
-    <w:nsid w:val="44B356EA"/>
-    <w:multiLevelType w:val="hybridMultilevel"/>
-    <w:tmpl w:val="A65C8A2A"/>
-    <w:lvl w:ilvl="0" w:tplc="04050017">
-      <w:start w:val="1"/>
-      <w:numFmt w:val="lowerLetter"/>
-      <w:lvlText w:val="%1)"/>
-      <w:lvlJc w:val="left"/>
-      <w:pPr>
-        <w:ind w:left="720" w:hanging="360"/>
-      </w:pPr>
-      <w:rPr>
-        <w:rFonts w:hint="default"/>
-      </w:rPr>
-    </w:lvl>
-    <w:lvl w:ilvl="1" w:tplc="04050019" w:tentative="1">
-      <w:start w:val="1"/>
-      <w:numFmt w:val="lowerLetter"/>
-      <w:lvlText w:val="%2."/>
-      <w:lvlJc w:val="left"/>
-      <w:pPr>
-        <w:ind w:left="1440" w:hanging="360"/>
-      </w:pPr>
-    </w:lvl>
-    <w:lvl w:ilvl="2" w:tplc="0405001B" w:tentative="1">
-      <w:start w:val="1"/>
-      <w:numFmt w:val="lowerRoman"/>
-      <w:lvlText w:val="%3."/>
-      <w:lvlJc w:val="right"/>
-      <w:pPr>
-        <w:ind w:left="2160" w:hanging="180"/>
-      </w:pPr>
-    </w:lvl>
-    <w:lvl w:ilvl="3" w:tplc="0405000F" w:tentative="1">
-      <w:start w:val="1"/>
-      <w:numFmt w:val="decimal"/>
-      <w:lvlText w:val="%4."/>
-      <w:lvlJc w:val="left"/>
-      <w:pPr>
-        <w:ind w:left="2880" w:hanging="360"/>
-      </w:pPr>
-    </w:lvl>
-    <w:lvl w:ilvl="4" w:tplc="04050019" w:tentative="1">
-      <w:start w:val="1"/>
-      <w:numFmt w:val="lowerLetter"/>
-      <w:lvlText w:val="%5."/>
-      <w:lvlJc w:val="left"/>
-      <w:pPr>
-        <w:ind w:left="3600" w:hanging="360"/>
-      </w:pPr>
-    </w:lvl>
-    <w:lvl w:ilvl="5" w:tplc="0405001B" w:tentative="1">
-      <w:start w:val="1"/>
-      <w:numFmt w:val="lowerRoman"/>
-      <w:lvlText w:val="%6."/>
-      <w:lvlJc w:val="right"/>
-      <w:pPr>
-        <w:ind w:left="4320" w:hanging="180"/>
-      </w:pPr>
-    </w:lvl>
-    <w:lvl w:ilvl="6" w:tplc="0405000F" w:tentative="1">
-      <w:start w:val="1"/>
-      <w:numFmt w:val="decimal"/>
-      <w:lvlText w:val="%7."/>
-      <w:lvlJc w:val="left"/>
-      <w:pPr>
-        <w:ind w:left="5040" w:hanging="360"/>
-      </w:pPr>
-    </w:lvl>
-    <w:lvl w:ilvl="7" w:tplc="04050019" w:tentative="1">
-      <w:start w:val="1"/>
-      <w:numFmt w:val="lowerLetter"/>
-      <w:lvlText w:val="%8."/>
-      <w:lvlJc w:val="left"/>
-      <w:pPr>
-        <w:ind w:left="5760" w:hanging="360"/>
-      </w:pPr>
-    </w:lvl>
-    <w:lvl w:ilvl="8" w:tplc="0405001B" w:tentative="1">
-      <w:start w:val="1"/>
-      <w:numFmt w:val="lowerRoman"/>
-      <w:lvlText w:val="%9."/>
-      <w:lvlJc w:val="right"/>
-      <w:pPr>
-        <w:ind w:left="6480" w:hanging="180"/>
-      </w:pPr>
-    </w:lvl>
-  </w:abstractNum>
-  <w:abstractNum w:abstractNumId="45" w15:restartNumberingAfterBreak="0">
-    <w:nsid w:val="458C48AC"/>
-    <w:multiLevelType w:val="hybridMultilevel"/>
-    <w:tmpl w:val="43EC47E6"/>
-    <w:lvl w:ilvl="0" w:tplc="F95ABA44">
-      <w:start w:val="1"/>
-      <w:numFmt w:val="lowerLetter"/>
-      <w:lvlText w:val="%1)"/>
-      <w:lvlJc w:val="left"/>
-      <w:pPr>
-        <w:ind w:left="720" w:hanging="360"/>
-      </w:pPr>
-      <w:rPr>
-        <w:rFonts w:eastAsiaTheme="minorHAnsi" w:hint="default"/>
-      </w:rPr>
-    </w:lvl>
-    <w:lvl w:ilvl="1" w:tplc="04050019" w:tentative="1">
-      <w:start w:val="1"/>
-      <w:numFmt w:val="lowerLetter"/>
-      <w:lvlText w:val="%2."/>
-      <w:lvlJc w:val="left"/>
-      <w:pPr>
-        <w:ind w:left="1440" w:hanging="360"/>
-      </w:pPr>
-    </w:lvl>
-    <w:lvl w:ilvl="2" w:tplc="0405001B" w:tentative="1">
-      <w:start w:val="1"/>
-      <w:numFmt w:val="lowerRoman"/>
-      <w:lvlText w:val="%3."/>
-      <w:lvlJc w:val="right"/>
-      <w:pPr>
-        <w:ind w:left="2160" w:hanging="180"/>
-      </w:pPr>
-    </w:lvl>
-    <w:lvl w:ilvl="3" w:tplc="0405000F" w:tentative="1">
-      <w:start w:val="1"/>
-      <w:numFmt w:val="decimal"/>
-      <w:lvlText w:val="%4."/>
-      <w:lvlJc w:val="left"/>
-      <w:pPr>
-        <w:ind w:left="2880" w:hanging="360"/>
-      </w:pPr>
-    </w:lvl>
-    <w:lvl w:ilvl="4" w:tplc="04050019" w:tentative="1">
-      <w:start w:val="1"/>
-      <w:numFmt w:val="lowerLetter"/>
-      <w:lvlText w:val="%5."/>
-      <w:lvlJc w:val="left"/>
-      <w:pPr>
-        <w:ind w:left="3600" w:hanging="360"/>
-      </w:pPr>
-    </w:lvl>
-    <w:lvl w:ilvl="5" w:tplc="0405001B" w:tentative="1">
-      <w:start w:val="1"/>
-      <w:numFmt w:val="lowerRoman"/>
-      <w:lvlText w:val="%6."/>
-      <w:lvlJc w:val="right"/>
-      <w:pPr>
-        <w:ind w:left="4320" w:hanging="180"/>
-      </w:pPr>
-    </w:lvl>
-    <w:lvl w:ilvl="6" w:tplc="0405000F" w:tentative="1">
-      <w:start w:val="1"/>
-      <w:numFmt w:val="decimal"/>
-      <w:lvlText w:val="%7."/>
-      <w:lvlJc w:val="left"/>
-      <w:pPr>
-        <w:ind w:left="5040" w:hanging="360"/>
-      </w:pPr>
-    </w:lvl>
-    <w:lvl w:ilvl="7" w:tplc="04050019" w:tentative="1">
-      <w:start w:val="1"/>
-      <w:numFmt w:val="lowerLetter"/>
-      <w:lvlText w:val="%8."/>
-      <w:lvlJc w:val="left"/>
-      <w:pPr>
-        <w:ind w:left="5760" w:hanging="360"/>
-      </w:pPr>
-    </w:lvl>
-    <w:lvl w:ilvl="8" w:tplc="0405001B" w:tentative="1">
-      <w:start w:val="1"/>
-      <w:numFmt w:val="lowerRoman"/>
-      <w:lvlText w:val="%9."/>
-      <w:lvlJc w:val="right"/>
-      <w:pPr>
-        <w:ind w:left="6480" w:hanging="180"/>
-      </w:pPr>
-    </w:lvl>
-  </w:abstractNum>
-  <w:abstractNum w:abstractNumId="46" w15:restartNumberingAfterBreak="0">
-    <w:nsid w:val="47D87C00"/>
+  <w:abstractNum w:abstractNumId="24" w15:restartNumberingAfterBreak="0">
+    <w:nsid w:val="4B960B73"/>
     <w:multiLevelType w:val="multilevel"/>
-    <w:tmpl w:val="BE10F122"/>
-    <w:lvl w:ilvl="0">
-      <w:start w:val="1"/>
-      <w:numFmt w:val="decimal"/>
-      <w:lvlText w:val="%1."/>
-      <w:lvlJc w:val="left"/>
-      <w:pPr>
-        <w:tabs>
-          <w:tab w:val="num" w:pos="720"/>
-        </w:tabs>
-        <w:ind w:left="720" w:hanging="360"/>
-      </w:pPr>
-    </w:lvl>
-    <w:lvl w:ilvl="1" w:tentative="1">
-      <w:start w:val="1"/>
-      <w:numFmt w:val="decimal"/>
-      <w:lvlText w:val="%2."/>
-      <w:lvlJc w:val="left"/>
-      <w:pPr>
-        <w:tabs>
-          <w:tab w:val="num" w:pos="1440"/>
-        </w:tabs>
-        <w:ind w:left="1440" w:hanging="360"/>
-      </w:pPr>
-    </w:lvl>
-    <w:lvl w:ilvl="2" w:tentative="1">
-      <w:start w:val="1"/>
-      <w:numFmt w:val="decimal"/>
-      <w:lvlText w:val="%3."/>
-      <w:lvlJc w:val="left"/>
-      <w:pPr>
-        <w:tabs>
-          <w:tab w:val="num" w:pos="2160"/>
-        </w:tabs>
-        <w:ind w:left="2160" w:hanging="360"/>
-      </w:pPr>
-    </w:lvl>
-    <w:lvl w:ilvl="3" w:tentative="1">
-      <w:start w:val="1"/>
-      <w:numFmt w:val="decimal"/>
-      <w:lvlText w:val="%4."/>
-      <w:lvlJc w:val="left"/>
-      <w:pPr>
-        <w:tabs>
-          <w:tab w:val="num" w:pos="2880"/>
-        </w:tabs>
-        <w:ind w:left="2880" w:hanging="360"/>
-      </w:pPr>
-    </w:lvl>
-    <w:lvl w:ilvl="4" w:tentative="1">
-      <w:start w:val="1"/>
-      <w:numFmt w:val="decimal"/>
-      <w:lvlText w:val="%5."/>
-      <w:lvlJc w:val="left"/>
-      <w:pPr>
-        <w:tabs>
-          <w:tab w:val="num" w:pos="3600"/>
-        </w:tabs>
-        <w:ind w:left="3600" w:hanging="360"/>
-      </w:pPr>
-    </w:lvl>
-    <w:lvl w:ilvl="5" w:tentative="1">
-      <w:start w:val="1"/>
-      <w:numFmt w:val="decimal"/>
-      <w:lvlText w:val="%6."/>
-      <w:lvlJc w:val="left"/>
-      <w:pPr>
-        <w:tabs>
-          <w:tab w:val="num" w:pos="4320"/>
-        </w:tabs>
-        <w:ind w:left="4320" w:hanging="360"/>
-      </w:pPr>
-    </w:lvl>
-    <w:lvl w:ilvl="6" w:tentative="1">
-      <w:start w:val="1"/>
-      <w:numFmt w:val="decimal"/>
-      <w:lvlText w:val="%7."/>
-      <w:lvlJc w:val="left"/>
-      <w:pPr>
-        <w:tabs>
-          <w:tab w:val="num" w:pos="5040"/>
-        </w:tabs>
-        <w:ind w:left="5040" w:hanging="360"/>
-      </w:pPr>
-    </w:lvl>
-    <w:lvl w:ilvl="7" w:tentative="1">
-      <w:start w:val="1"/>
-      <w:numFmt w:val="decimal"/>
-      <w:lvlText w:val="%8."/>
-      <w:lvlJc w:val="left"/>
-      <w:pPr>
-        <w:tabs>
-          <w:tab w:val="num" w:pos="5760"/>
-        </w:tabs>
-        <w:ind w:left="5760" w:hanging="360"/>
-      </w:pPr>
-    </w:lvl>
-    <w:lvl w:ilvl="8" w:tentative="1">
-      <w:start w:val="1"/>
-      <w:numFmt w:val="decimal"/>
-      <w:lvlText w:val="%9."/>
-      <w:lvlJc w:val="left"/>
-      <w:pPr>
-        <w:tabs>
-          <w:tab w:val="num" w:pos="6480"/>
-        </w:tabs>
-        <w:ind w:left="6480" w:hanging="360"/>
-      </w:pPr>
-    </w:lvl>
-  </w:abstractNum>
-  <w:abstractNum w:abstractNumId="47" w15:restartNumberingAfterBreak="0">
-    <w:nsid w:val="49A34775"/>
-    <w:multiLevelType w:val="multilevel"/>
-    <w:tmpl w:val="12A6D0D2"/>
+    <w:tmpl w:val="DDD82BB8"/>
     <w:lvl w:ilvl="0">
       <w:start w:val="1"/>
       <w:numFmt w:val="bullet"/>
@@ -29661,10 +26823,126 @@
       </w:rPr>
     </w:lvl>
   </w:abstractNum>
-  <w:abstractNum w:abstractNumId="48" w15:restartNumberingAfterBreak="0">
-    <w:nsid w:val="4B960B73"/>
+  <w:abstractNum w:abstractNumId="25" w15:restartNumberingAfterBreak="0">
+    <w:nsid w:val="528E4852"/>
+    <w:multiLevelType w:val="hybridMultilevel"/>
+    <w:tmpl w:val="53FEBDB6"/>
+    <w:lvl w:ilvl="0" w:tplc="FFFFFFFF">
+      <w:start w:val="1"/>
+      <w:numFmt w:val="bullet"/>
+      <w:lvlText w:val=""/>
+      <w:lvlJc w:val="left"/>
+      <w:pPr>
+        <w:tabs>
+          <w:tab w:val="num" w:pos="1440"/>
+        </w:tabs>
+        <w:ind w:left="1440" w:hanging="360"/>
+      </w:pPr>
+      <w:rPr>
+        <w:rFonts w:ascii="Symbol" w:hAnsi="Symbol" w:hint="default"/>
+      </w:rPr>
+    </w:lvl>
+    <w:lvl w:ilvl="1" w:tplc="04050003" w:tentative="1">
+      <w:start w:val="1"/>
+      <w:numFmt w:val="lowerLetter"/>
+      <w:lvlText w:val="%2."/>
+      <w:lvlJc w:val="left"/>
+      <w:pPr>
+        <w:tabs>
+          <w:tab w:val="num" w:pos="1440"/>
+        </w:tabs>
+        <w:ind w:left="1440" w:hanging="360"/>
+      </w:pPr>
+    </w:lvl>
+    <w:lvl w:ilvl="2" w:tplc="04050005" w:tentative="1">
+      <w:start w:val="1"/>
+      <w:numFmt w:val="lowerRoman"/>
+      <w:lvlText w:val="%3."/>
+      <w:lvlJc w:val="right"/>
+      <w:pPr>
+        <w:tabs>
+          <w:tab w:val="num" w:pos="2160"/>
+        </w:tabs>
+        <w:ind w:left="2160" w:hanging="180"/>
+      </w:pPr>
+    </w:lvl>
+    <w:lvl w:ilvl="3" w:tplc="04050001" w:tentative="1">
+      <w:start w:val="1"/>
+      <w:numFmt w:val="decimal"/>
+      <w:lvlText w:val="%4."/>
+      <w:lvlJc w:val="left"/>
+      <w:pPr>
+        <w:tabs>
+          <w:tab w:val="num" w:pos="2880"/>
+        </w:tabs>
+        <w:ind w:left="2880" w:hanging="360"/>
+      </w:pPr>
+    </w:lvl>
+    <w:lvl w:ilvl="4" w:tplc="04050003" w:tentative="1">
+      <w:start w:val="1"/>
+      <w:numFmt w:val="lowerLetter"/>
+      <w:lvlText w:val="%5."/>
+      <w:lvlJc w:val="left"/>
+      <w:pPr>
+        <w:tabs>
+          <w:tab w:val="num" w:pos="3600"/>
+        </w:tabs>
+        <w:ind w:left="3600" w:hanging="360"/>
+      </w:pPr>
+    </w:lvl>
+    <w:lvl w:ilvl="5" w:tplc="04050005" w:tentative="1">
+      <w:start w:val="1"/>
+      <w:numFmt w:val="lowerRoman"/>
+      <w:lvlText w:val="%6."/>
+      <w:lvlJc w:val="right"/>
+      <w:pPr>
+        <w:tabs>
+          <w:tab w:val="num" w:pos="4320"/>
+        </w:tabs>
+        <w:ind w:left="4320" w:hanging="180"/>
+      </w:pPr>
+    </w:lvl>
+    <w:lvl w:ilvl="6" w:tplc="04050001" w:tentative="1">
+      <w:start w:val="1"/>
+      <w:numFmt w:val="decimal"/>
+      <w:lvlText w:val="%7."/>
+      <w:lvlJc w:val="left"/>
+      <w:pPr>
+        <w:tabs>
+          <w:tab w:val="num" w:pos="5040"/>
+        </w:tabs>
+        <w:ind w:left="5040" w:hanging="360"/>
+      </w:pPr>
+    </w:lvl>
+    <w:lvl w:ilvl="7" w:tplc="04050003" w:tentative="1">
+      <w:start w:val="1"/>
+      <w:numFmt w:val="lowerLetter"/>
+      <w:lvlText w:val="%8."/>
+      <w:lvlJc w:val="left"/>
+      <w:pPr>
+        <w:tabs>
+          <w:tab w:val="num" w:pos="5760"/>
+        </w:tabs>
+        <w:ind w:left="5760" w:hanging="360"/>
+      </w:pPr>
+    </w:lvl>
+    <w:lvl w:ilvl="8" w:tplc="04050005" w:tentative="1">
+      <w:start w:val="1"/>
+      <w:numFmt w:val="lowerRoman"/>
+      <w:lvlText w:val="%9."/>
+      <w:lvlJc w:val="right"/>
+      <w:pPr>
+        <w:tabs>
+          <w:tab w:val="num" w:pos="6480"/>
+        </w:tabs>
+        <w:ind w:left="6480" w:hanging="180"/>
+      </w:pPr>
+    </w:lvl>
+  </w:abstractNum>
+  <w:abstractNum w:abstractNumId="26" w15:restartNumberingAfterBreak="0">
+    <w:nsid w:val="5AEC5593"/>
     <w:multiLevelType w:val="multilevel"/>
-    <w:tmpl w:val="DDD82BB8"/>
+    <w:tmpl w:val="3D484CB2"/>
     <w:lvl w:ilvl="0">
       <w:start w:val="1"/>
       <w:numFmt w:val="bullet"/>
@@ -29810,661 +27088,10 @@
       </w:rPr>
     </w:lvl>
   </w:abstractNum>
-  <w:abstractNum w:abstractNumId="49" w15:restartNumberingAfterBreak="0">
-    <w:nsid w:val="4CBF0AE2"/>
-    <w:multiLevelType w:val="hybridMultilevel"/>
-    <w:tmpl w:val="5B46EE1A"/>
-    <w:lvl w:ilvl="0" w:tplc="E9BA4BCA">
-      <w:start w:val="1"/>
-      <w:numFmt w:val="bullet"/>
-      <w:lvlText w:val=""/>
-      <w:lvlJc w:val="left"/>
-      <w:pPr>
-        <w:tabs>
-          <w:tab w:val="num" w:pos="1428"/>
-        </w:tabs>
-        <w:ind w:left="1428" w:hanging="360"/>
-      </w:pPr>
-      <w:rPr>
-        <w:rFonts w:ascii="Symbol" w:hAnsi="Symbol" w:hint="default"/>
-      </w:rPr>
-    </w:lvl>
-    <w:lvl w:ilvl="1" w:tplc="04050003">
-      <w:start w:val="1"/>
-      <w:numFmt w:val="bullet"/>
-      <w:lvlText w:val="o"/>
-      <w:lvlJc w:val="left"/>
-      <w:pPr>
-        <w:tabs>
-          <w:tab w:val="num" w:pos="2148"/>
-        </w:tabs>
-        <w:ind w:left="2148" w:hanging="360"/>
-      </w:pPr>
-      <w:rPr>
-        <w:rFonts w:ascii="Courier New" w:hAnsi="Courier New" w:cs="Courier New" w:hint="default"/>
-      </w:rPr>
-    </w:lvl>
-    <w:lvl w:ilvl="2" w:tplc="04050005" w:tentative="1">
-      <w:start w:val="1"/>
-      <w:numFmt w:val="bullet"/>
-      <w:lvlText w:val=""/>
-      <w:lvlJc w:val="left"/>
-      <w:pPr>
-        <w:tabs>
-          <w:tab w:val="num" w:pos="2868"/>
-        </w:tabs>
-        <w:ind w:left="2868" w:hanging="360"/>
-      </w:pPr>
-      <w:rPr>
-        <w:rFonts w:ascii="Wingdings" w:hAnsi="Wingdings" w:hint="default"/>
-      </w:rPr>
-    </w:lvl>
-    <w:lvl w:ilvl="3" w:tplc="04050001" w:tentative="1">
-      <w:start w:val="1"/>
-      <w:numFmt w:val="bullet"/>
-      <w:lvlText w:val=""/>
-      <w:lvlJc w:val="left"/>
-      <w:pPr>
-        <w:tabs>
-          <w:tab w:val="num" w:pos="3588"/>
-        </w:tabs>
-        <w:ind w:left="3588" w:hanging="360"/>
-      </w:pPr>
-      <w:rPr>
-        <w:rFonts w:ascii="Symbol" w:hAnsi="Symbol" w:hint="default"/>
-      </w:rPr>
-    </w:lvl>
-    <w:lvl w:ilvl="4" w:tplc="04050003" w:tentative="1">
-      <w:start w:val="1"/>
-      <w:numFmt w:val="bullet"/>
-      <w:lvlText w:val="o"/>
-      <w:lvlJc w:val="left"/>
-      <w:pPr>
-        <w:tabs>
-          <w:tab w:val="num" w:pos="4308"/>
-        </w:tabs>
-        <w:ind w:left="4308" w:hanging="360"/>
-      </w:pPr>
-      <w:rPr>
-        <w:rFonts w:ascii="Courier New" w:hAnsi="Courier New" w:cs="Courier New" w:hint="default"/>
-      </w:rPr>
-    </w:lvl>
-    <w:lvl w:ilvl="5" w:tplc="04050005" w:tentative="1">
-      <w:start w:val="1"/>
-      <w:numFmt w:val="bullet"/>
-      <w:lvlText w:val=""/>
-      <w:lvlJc w:val="left"/>
-      <w:pPr>
-        <w:tabs>
-          <w:tab w:val="num" w:pos="5028"/>
-        </w:tabs>
-        <w:ind w:left="5028" w:hanging="360"/>
-      </w:pPr>
-      <w:rPr>
-        <w:rFonts w:ascii="Wingdings" w:hAnsi="Wingdings" w:hint="default"/>
-      </w:rPr>
-    </w:lvl>
-    <w:lvl w:ilvl="6" w:tplc="04050001" w:tentative="1">
-      <w:start w:val="1"/>
-      <w:numFmt w:val="bullet"/>
-      <w:lvlText w:val=""/>
-      <w:lvlJc w:val="left"/>
-      <w:pPr>
-        <w:tabs>
-          <w:tab w:val="num" w:pos="5748"/>
-        </w:tabs>
-        <w:ind w:left="5748" w:hanging="360"/>
-      </w:pPr>
-      <w:rPr>
-        <w:rFonts w:ascii="Symbol" w:hAnsi="Symbol" w:hint="default"/>
-      </w:rPr>
-    </w:lvl>
-    <w:lvl w:ilvl="7" w:tplc="04050003" w:tentative="1">
-      <w:start w:val="1"/>
-      <w:numFmt w:val="bullet"/>
-      <w:lvlText w:val="o"/>
-      <w:lvlJc w:val="left"/>
-      <w:pPr>
-        <w:tabs>
-          <w:tab w:val="num" w:pos="6468"/>
-        </w:tabs>
-        <w:ind w:left="6468" w:hanging="360"/>
-      </w:pPr>
-      <w:rPr>
-        <w:rFonts w:ascii="Courier New" w:hAnsi="Courier New" w:cs="Courier New" w:hint="default"/>
-      </w:rPr>
-    </w:lvl>
-    <w:lvl w:ilvl="8" w:tplc="04050005" w:tentative="1">
-      <w:start w:val="1"/>
-      <w:numFmt w:val="bullet"/>
-      <w:lvlText w:val=""/>
-      <w:lvlJc w:val="left"/>
-      <w:pPr>
-        <w:tabs>
-          <w:tab w:val="num" w:pos="7188"/>
-        </w:tabs>
-        <w:ind w:left="7188" w:hanging="360"/>
-      </w:pPr>
-      <w:rPr>
-        <w:rFonts w:ascii="Wingdings" w:hAnsi="Wingdings" w:hint="default"/>
-      </w:rPr>
-    </w:lvl>
-  </w:abstractNum>
-  <w:abstractNum w:abstractNumId="50" w15:restartNumberingAfterBreak="0">
-    <w:nsid w:val="528E4852"/>
-    <w:multiLevelType w:val="hybridMultilevel"/>
-    <w:tmpl w:val="53FEBDB6"/>
-    <w:lvl w:ilvl="0" w:tplc="FFFFFFFF">
-      <w:start w:val="1"/>
-      <w:numFmt w:val="bullet"/>
-      <w:lvlText w:val=""/>
-      <w:lvlJc w:val="left"/>
-      <w:pPr>
-        <w:tabs>
-          <w:tab w:val="num" w:pos="1440"/>
-        </w:tabs>
-        <w:ind w:left="1440" w:hanging="360"/>
-      </w:pPr>
-      <w:rPr>
-        <w:rFonts w:ascii="Symbol" w:hAnsi="Symbol" w:hint="default"/>
-      </w:rPr>
-    </w:lvl>
-    <w:lvl w:ilvl="1" w:tplc="04050003" w:tentative="1">
-      <w:start w:val="1"/>
-      <w:numFmt w:val="lowerLetter"/>
-      <w:lvlText w:val="%2."/>
-      <w:lvlJc w:val="left"/>
-      <w:pPr>
-        <w:tabs>
-          <w:tab w:val="num" w:pos="1440"/>
-        </w:tabs>
-        <w:ind w:left="1440" w:hanging="360"/>
-      </w:pPr>
-    </w:lvl>
-    <w:lvl w:ilvl="2" w:tplc="04050005" w:tentative="1">
-      <w:start w:val="1"/>
-      <w:numFmt w:val="lowerRoman"/>
-      <w:lvlText w:val="%3."/>
-      <w:lvlJc w:val="right"/>
-      <w:pPr>
-        <w:tabs>
-          <w:tab w:val="num" w:pos="2160"/>
-        </w:tabs>
-        <w:ind w:left="2160" w:hanging="180"/>
-      </w:pPr>
-    </w:lvl>
-    <w:lvl w:ilvl="3" w:tplc="04050001" w:tentative="1">
-      <w:start w:val="1"/>
-      <w:numFmt w:val="decimal"/>
-      <w:lvlText w:val="%4."/>
-      <w:lvlJc w:val="left"/>
-      <w:pPr>
-        <w:tabs>
-          <w:tab w:val="num" w:pos="2880"/>
-        </w:tabs>
-        <w:ind w:left="2880" w:hanging="360"/>
-      </w:pPr>
-    </w:lvl>
-    <w:lvl w:ilvl="4" w:tplc="04050003" w:tentative="1">
-      <w:start w:val="1"/>
-      <w:numFmt w:val="lowerLetter"/>
-      <w:lvlText w:val="%5."/>
-      <w:lvlJc w:val="left"/>
-      <w:pPr>
-        <w:tabs>
-          <w:tab w:val="num" w:pos="3600"/>
-        </w:tabs>
-        <w:ind w:left="3600" w:hanging="360"/>
-      </w:pPr>
-    </w:lvl>
-    <w:lvl w:ilvl="5" w:tplc="04050005" w:tentative="1">
-      <w:start w:val="1"/>
-      <w:numFmt w:val="lowerRoman"/>
-      <w:lvlText w:val="%6."/>
-      <w:lvlJc w:val="right"/>
-      <w:pPr>
-        <w:tabs>
-          <w:tab w:val="num" w:pos="4320"/>
-        </w:tabs>
-        <w:ind w:left="4320" w:hanging="180"/>
-      </w:pPr>
-    </w:lvl>
-    <w:lvl w:ilvl="6" w:tplc="04050001" w:tentative="1">
-      <w:start w:val="1"/>
-      <w:numFmt w:val="decimal"/>
-      <w:lvlText w:val="%7."/>
-      <w:lvlJc w:val="left"/>
-      <w:pPr>
-        <w:tabs>
-          <w:tab w:val="num" w:pos="5040"/>
-        </w:tabs>
-        <w:ind w:left="5040" w:hanging="360"/>
-      </w:pPr>
-    </w:lvl>
-    <w:lvl w:ilvl="7" w:tplc="04050003" w:tentative="1">
-      <w:start w:val="1"/>
-      <w:numFmt w:val="lowerLetter"/>
-      <w:lvlText w:val="%8."/>
-      <w:lvlJc w:val="left"/>
-      <w:pPr>
-        <w:tabs>
-          <w:tab w:val="num" w:pos="5760"/>
-        </w:tabs>
-        <w:ind w:left="5760" w:hanging="360"/>
-      </w:pPr>
-    </w:lvl>
-    <w:lvl w:ilvl="8" w:tplc="04050005" w:tentative="1">
-      <w:start w:val="1"/>
-      <w:numFmt w:val="lowerRoman"/>
-      <w:lvlText w:val="%9."/>
-      <w:lvlJc w:val="right"/>
-      <w:pPr>
-        <w:tabs>
-          <w:tab w:val="num" w:pos="6480"/>
-        </w:tabs>
-        <w:ind w:left="6480" w:hanging="180"/>
-      </w:pPr>
-    </w:lvl>
-  </w:abstractNum>
-  <w:abstractNum w:abstractNumId="51" w15:restartNumberingAfterBreak="0">
-    <w:nsid w:val="52D331AB"/>
-    <w:multiLevelType w:val="hybridMultilevel"/>
-    <w:tmpl w:val="6EDEB000"/>
-    <w:lvl w:ilvl="0" w:tplc="00A8A9F0">
-      <w:start w:val="1"/>
-      <w:numFmt w:val="bullet"/>
-      <w:lvlText w:val=""/>
-      <w:lvlJc w:val="left"/>
-      <w:pPr>
-        <w:tabs>
-          <w:tab w:val="num" w:pos="1428"/>
-        </w:tabs>
-        <w:ind w:left="1428" w:hanging="360"/>
-      </w:pPr>
-      <w:rPr>
-        <w:rFonts w:ascii="Symbol" w:hAnsi="Symbol" w:hint="default"/>
-        <w:sz w:val="20"/>
-        <w:szCs w:val="20"/>
-      </w:rPr>
-    </w:lvl>
-    <w:lvl w:ilvl="1" w:tplc="9E0A7696" w:tentative="1">
-      <w:start w:val="1"/>
-      <w:numFmt w:val="bullet"/>
-      <w:lvlText w:val="o"/>
-      <w:lvlJc w:val="left"/>
-      <w:pPr>
-        <w:tabs>
-          <w:tab w:val="num" w:pos="708"/>
-        </w:tabs>
-        <w:ind w:left="708" w:hanging="360"/>
-      </w:pPr>
-      <w:rPr>
-        <w:rFonts w:ascii="Courier New" w:hAnsi="Courier New" w:cs="Courier New" w:hint="default"/>
-      </w:rPr>
-    </w:lvl>
-    <w:lvl w:ilvl="2" w:tplc="0405001B" w:tentative="1">
-      <w:start w:val="1"/>
-      <w:numFmt w:val="bullet"/>
-      <w:lvlText w:val=""/>
-      <w:lvlJc w:val="left"/>
-      <w:pPr>
-        <w:tabs>
-          <w:tab w:val="num" w:pos="1428"/>
-        </w:tabs>
-        <w:ind w:left="1428" w:hanging="360"/>
-      </w:pPr>
-      <w:rPr>
-        <w:rFonts w:ascii="Wingdings" w:hAnsi="Wingdings" w:hint="default"/>
-      </w:rPr>
-    </w:lvl>
-    <w:lvl w:ilvl="3" w:tplc="0405000F" w:tentative="1">
-      <w:start w:val="1"/>
-      <w:numFmt w:val="bullet"/>
-      <w:lvlText w:val=""/>
-      <w:lvlJc w:val="left"/>
-      <w:pPr>
-        <w:tabs>
-          <w:tab w:val="num" w:pos="2148"/>
-        </w:tabs>
-        <w:ind w:left="2148" w:hanging="360"/>
-      </w:pPr>
-      <w:rPr>
-        <w:rFonts w:ascii="Symbol" w:hAnsi="Symbol" w:hint="default"/>
-      </w:rPr>
-    </w:lvl>
-    <w:lvl w:ilvl="4" w:tplc="04050019" w:tentative="1">
-      <w:start w:val="1"/>
-      <w:numFmt w:val="bullet"/>
-      <w:lvlText w:val="o"/>
-      <w:lvlJc w:val="left"/>
-      <w:pPr>
-        <w:tabs>
-          <w:tab w:val="num" w:pos="2868"/>
-        </w:tabs>
-        <w:ind w:left="2868" w:hanging="360"/>
-      </w:pPr>
-      <w:rPr>
-        <w:rFonts w:ascii="Courier New" w:hAnsi="Courier New" w:cs="Courier New" w:hint="default"/>
-      </w:rPr>
-    </w:lvl>
-    <w:lvl w:ilvl="5" w:tplc="0405001B" w:tentative="1">
-      <w:start w:val="1"/>
-      <w:numFmt w:val="bullet"/>
-      <w:lvlText w:val=""/>
-      <w:lvlJc w:val="left"/>
-      <w:pPr>
-        <w:tabs>
-          <w:tab w:val="num" w:pos="3588"/>
-        </w:tabs>
-        <w:ind w:left="3588" w:hanging="360"/>
-      </w:pPr>
-      <w:rPr>
-        <w:rFonts w:ascii="Wingdings" w:hAnsi="Wingdings" w:hint="default"/>
-      </w:rPr>
-    </w:lvl>
-    <w:lvl w:ilvl="6" w:tplc="0405000F" w:tentative="1">
-      <w:start w:val="1"/>
-      <w:numFmt w:val="bullet"/>
-      <w:lvlText w:val=""/>
-      <w:lvlJc w:val="left"/>
-      <w:pPr>
-        <w:tabs>
-          <w:tab w:val="num" w:pos="4308"/>
-        </w:tabs>
-        <w:ind w:left="4308" w:hanging="360"/>
-      </w:pPr>
-      <w:rPr>
-        <w:rFonts w:ascii="Symbol" w:hAnsi="Symbol" w:hint="default"/>
-      </w:rPr>
-    </w:lvl>
-    <w:lvl w:ilvl="7" w:tplc="04050019" w:tentative="1">
-      <w:start w:val="1"/>
-      <w:numFmt w:val="bullet"/>
-      <w:lvlText w:val="o"/>
-      <w:lvlJc w:val="left"/>
-      <w:pPr>
-        <w:tabs>
-          <w:tab w:val="num" w:pos="5028"/>
-        </w:tabs>
-        <w:ind w:left="5028" w:hanging="360"/>
-      </w:pPr>
-      <w:rPr>
-        <w:rFonts w:ascii="Courier New" w:hAnsi="Courier New" w:cs="Courier New" w:hint="default"/>
-      </w:rPr>
-    </w:lvl>
-    <w:lvl w:ilvl="8" w:tplc="0405001B" w:tentative="1">
-      <w:start w:val="1"/>
-      <w:numFmt w:val="bullet"/>
-      <w:lvlText w:val=""/>
-      <w:lvlJc w:val="left"/>
-      <w:pPr>
-        <w:tabs>
-          <w:tab w:val="num" w:pos="5748"/>
-        </w:tabs>
-        <w:ind w:left="5748" w:hanging="360"/>
-      </w:pPr>
-      <w:rPr>
-        <w:rFonts w:ascii="Wingdings" w:hAnsi="Wingdings" w:hint="default"/>
-      </w:rPr>
-    </w:lvl>
-  </w:abstractNum>
-  <w:abstractNum w:abstractNumId="52" w15:restartNumberingAfterBreak="0">
-    <w:nsid w:val="55101290"/>
-    <w:multiLevelType w:val="hybridMultilevel"/>
-    <w:tmpl w:val="2766EC64"/>
-    <w:lvl w:ilvl="0" w:tplc="FFFFFFFF">
-      <w:start w:val="1"/>
-      <w:numFmt w:val="bullet"/>
-      <w:lvlText w:val=""/>
-      <w:lvlJc w:val="left"/>
-      <w:pPr>
-        <w:tabs>
-          <w:tab w:val="num" w:pos="1068"/>
-        </w:tabs>
-        <w:ind w:left="1068" w:hanging="360"/>
-      </w:pPr>
-      <w:rPr>
-        <w:rFonts w:ascii="Symbol" w:hAnsi="Symbol" w:hint="default"/>
-      </w:rPr>
-    </w:lvl>
-    <w:lvl w:ilvl="1" w:tplc="FFFFFFFF">
-      <w:start w:val="1"/>
-      <w:numFmt w:val="bullet"/>
-      <w:lvlText w:val="o"/>
-      <w:lvlJc w:val="left"/>
-      <w:pPr>
-        <w:tabs>
-          <w:tab w:val="num" w:pos="2172"/>
-        </w:tabs>
-        <w:ind w:left="2172" w:hanging="360"/>
-      </w:pPr>
-      <w:rPr>
-        <w:rFonts w:ascii="Courier New" w:hAnsi="Courier New" w:cs="Courier New" w:hint="default"/>
-      </w:rPr>
-    </w:lvl>
-    <w:lvl w:ilvl="2" w:tplc="FFFFFFFF" w:tentative="1">
-      <w:start w:val="1"/>
-      <w:numFmt w:val="bullet"/>
-      <w:lvlText w:val=""/>
-      <w:lvlJc w:val="left"/>
-      <w:pPr>
-        <w:tabs>
-          <w:tab w:val="num" w:pos="2892"/>
-        </w:tabs>
-        <w:ind w:left="2892" w:hanging="360"/>
-      </w:pPr>
-      <w:rPr>
-        <w:rFonts w:ascii="Wingdings" w:hAnsi="Wingdings" w:hint="default"/>
-      </w:rPr>
-    </w:lvl>
-    <w:lvl w:ilvl="3" w:tplc="FFFFFFFF" w:tentative="1">
-      <w:start w:val="1"/>
-      <w:numFmt w:val="bullet"/>
-      <w:lvlText w:val=""/>
-      <w:lvlJc w:val="left"/>
-      <w:pPr>
-        <w:tabs>
-          <w:tab w:val="num" w:pos="3612"/>
-        </w:tabs>
-        <w:ind w:left="3612" w:hanging="360"/>
-      </w:pPr>
-      <w:rPr>
-        <w:rFonts w:ascii="Symbol" w:hAnsi="Symbol" w:hint="default"/>
-      </w:rPr>
-    </w:lvl>
-    <w:lvl w:ilvl="4" w:tplc="FFFFFFFF" w:tentative="1">
-      <w:start w:val="1"/>
-      <w:numFmt w:val="bullet"/>
-      <w:lvlText w:val="o"/>
-      <w:lvlJc w:val="left"/>
-      <w:pPr>
-        <w:tabs>
-          <w:tab w:val="num" w:pos="4332"/>
-        </w:tabs>
-        <w:ind w:left="4332" w:hanging="360"/>
-      </w:pPr>
-      <w:rPr>
-        <w:rFonts w:ascii="Courier New" w:hAnsi="Courier New" w:cs="Courier New" w:hint="default"/>
-      </w:rPr>
-    </w:lvl>
-    <w:lvl w:ilvl="5" w:tplc="FFFFFFFF" w:tentative="1">
-      <w:start w:val="1"/>
-      <w:numFmt w:val="bullet"/>
-      <w:lvlText w:val=""/>
-      <w:lvlJc w:val="left"/>
-      <w:pPr>
-        <w:tabs>
-          <w:tab w:val="num" w:pos="5052"/>
-        </w:tabs>
-        <w:ind w:left="5052" w:hanging="360"/>
-      </w:pPr>
-      <w:rPr>
-        <w:rFonts w:ascii="Wingdings" w:hAnsi="Wingdings" w:hint="default"/>
-      </w:rPr>
-    </w:lvl>
-    <w:lvl w:ilvl="6" w:tplc="FFFFFFFF" w:tentative="1">
-      <w:start w:val="1"/>
-      <w:numFmt w:val="bullet"/>
-      <w:lvlText w:val=""/>
-      <w:lvlJc w:val="left"/>
-      <w:pPr>
-        <w:tabs>
-          <w:tab w:val="num" w:pos="5772"/>
-        </w:tabs>
-        <w:ind w:left="5772" w:hanging="360"/>
-      </w:pPr>
-      <w:rPr>
-        <w:rFonts w:ascii="Symbol" w:hAnsi="Symbol" w:hint="default"/>
-      </w:rPr>
-    </w:lvl>
-    <w:lvl w:ilvl="7" w:tplc="FFFFFFFF" w:tentative="1">
-      <w:start w:val="1"/>
-      <w:numFmt w:val="bullet"/>
-      <w:lvlText w:val="o"/>
-      <w:lvlJc w:val="left"/>
-      <w:pPr>
-        <w:tabs>
-          <w:tab w:val="num" w:pos="6492"/>
-        </w:tabs>
-        <w:ind w:left="6492" w:hanging="360"/>
-      </w:pPr>
-      <w:rPr>
-        <w:rFonts w:ascii="Courier New" w:hAnsi="Courier New" w:cs="Courier New" w:hint="default"/>
-      </w:rPr>
-    </w:lvl>
-    <w:lvl w:ilvl="8" w:tplc="FFFFFFFF" w:tentative="1">
-      <w:start w:val="1"/>
-      <w:numFmt w:val="bullet"/>
-      <w:lvlText w:val=""/>
-      <w:lvlJc w:val="left"/>
-      <w:pPr>
-        <w:tabs>
-          <w:tab w:val="num" w:pos="7212"/>
-        </w:tabs>
-        <w:ind w:left="7212" w:hanging="360"/>
-      </w:pPr>
-      <w:rPr>
-        <w:rFonts w:ascii="Wingdings" w:hAnsi="Wingdings" w:hint="default"/>
-      </w:rPr>
-    </w:lvl>
-  </w:abstractNum>
-  <w:abstractNum w:abstractNumId="53" w15:restartNumberingAfterBreak="0">
-    <w:nsid w:val="580C0A78"/>
-    <w:multiLevelType w:val="hybridMultilevel"/>
-    <w:tmpl w:val="04DAA126"/>
-    <w:lvl w:ilvl="0" w:tplc="04050001">
-      <w:start w:val="1"/>
-      <w:numFmt w:val="bullet"/>
-      <w:lvlText w:val=""/>
-      <w:lvlJc w:val="left"/>
-      <w:pPr>
-        <w:ind w:left="720" w:hanging="360"/>
-      </w:pPr>
-      <w:rPr>
-        <w:rFonts w:ascii="Symbol" w:hAnsi="Symbol" w:hint="default"/>
-      </w:rPr>
-    </w:lvl>
-    <w:lvl w:ilvl="1" w:tplc="04050003" w:tentative="1">
-      <w:start w:val="1"/>
-      <w:numFmt w:val="bullet"/>
-      <w:lvlText w:val="o"/>
-      <w:lvlJc w:val="left"/>
-      <w:pPr>
-        <w:ind w:left="1440" w:hanging="360"/>
-      </w:pPr>
-      <w:rPr>
-        <w:rFonts w:ascii="Courier New" w:hAnsi="Courier New" w:cs="Courier New" w:hint="default"/>
-      </w:rPr>
-    </w:lvl>
-    <w:lvl w:ilvl="2" w:tplc="04050005" w:tentative="1">
-      <w:start w:val="1"/>
-      <w:numFmt w:val="bullet"/>
-      <w:lvlText w:val=""/>
-      <w:lvlJc w:val="left"/>
-      <w:pPr>
-        <w:ind w:left="2160" w:hanging="360"/>
-      </w:pPr>
-      <w:rPr>
-        <w:rFonts w:ascii="Wingdings" w:hAnsi="Wingdings" w:hint="default"/>
-      </w:rPr>
-    </w:lvl>
-    <w:lvl w:ilvl="3" w:tplc="04050001" w:tentative="1">
-      <w:start w:val="1"/>
-      <w:numFmt w:val="bullet"/>
-      <w:lvlText w:val=""/>
-      <w:lvlJc w:val="left"/>
-      <w:pPr>
-        <w:ind w:left="2880" w:hanging="360"/>
-      </w:pPr>
-      <w:rPr>
-        <w:rFonts w:ascii="Symbol" w:hAnsi="Symbol" w:hint="default"/>
-      </w:rPr>
-    </w:lvl>
-    <w:lvl w:ilvl="4" w:tplc="04050003" w:tentative="1">
-      <w:start w:val="1"/>
-      <w:numFmt w:val="bullet"/>
-      <w:lvlText w:val="o"/>
-      <w:lvlJc w:val="left"/>
-      <w:pPr>
-        <w:ind w:left="3600" w:hanging="360"/>
-      </w:pPr>
-      <w:rPr>
-        <w:rFonts w:ascii="Courier New" w:hAnsi="Courier New" w:cs="Courier New" w:hint="default"/>
-      </w:rPr>
-    </w:lvl>
-    <w:lvl w:ilvl="5" w:tplc="04050005" w:tentative="1">
-      <w:start w:val="1"/>
-      <w:numFmt w:val="bullet"/>
-      <w:lvlText w:val=""/>
-      <w:lvlJc w:val="left"/>
-      <w:pPr>
-        <w:ind w:left="4320" w:hanging="360"/>
-      </w:pPr>
-      <w:rPr>
-        <w:rFonts w:ascii="Wingdings" w:hAnsi="Wingdings" w:hint="default"/>
-      </w:rPr>
-    </w:lvl>
-    <w:lvl w:ilvl="6" w:tplc="04050001" w:tentative="1">
-      <w:start w:val="1"/>
-      <w:numFmt w:val="bullet"/>
-      <w:lvlText w:val=""/>
-      <w:lvlJc w:val="left"/>
-      <w:pPr>
-        <w:ind w:left="5040" w:hanging="360"/>
-      </w:pPr>
-      <w:rPr>
-        <w:rFonts w:ascii="Symbol" w:hAnsi="Symbol" w:hint="default"/>
-      </w:rPr>
-    </w:lvl>
-    <w:lvl w:ilvl="7" w:tplc="04050003" w:tentative="1">
-      <w:start w:val="1"/>
-      <w:numFmt w:val="bullet"/>
-      <w:lvlText w:val="o"/>
-      <w:lvlJc w:val="left"/>
-      <w:pPr>
-        <w:ind w:left="5760" w:hanging="360"/>
-      </w:pPr>
-      <w:rPr>
-        <w:rFonts w:ascii="Courier New" w:hAnsi="Courier New" w:cs="Courier New" w:hint="default"/>
-      </w:rPr>
-    </w:lvl>
-    <w:lvl w:ilvl="8" w:tplc="04050005" w:tentative="1">
-      <w:start w:val="1"/>
-      <w:numFmt w:val="bullet"/>
-      <w:lvlText w:val=""/>
-      <w:lvlJc w:val="left"/>
-      <w:pPr>
-        <w:ind w:left="6480" w:hanging="360"/>
-      </w:pPr>
-      <w:rPr>
-        <w:rFonts w:ascii="Wingdings" w:hAnsi="Wingdings" w:hint="default"/>
-      </w:rPr>
-    </w:lvl>
-  </w:abstractNum>
-  <w:abstractNum w:abstractNumId="54" w15:restartNumberingAfterBreak="0">
-    <w:nsid w:val="5AEC5593"/>
+  <w:abstractNum w:abstractNumId="27" w15:restartNumberingAfterBreak="0">
+    <w:nsid w:val="5DDA32D4"/>
     <w:multiLevelType w:val="multilevel"/>
-    <w:tmpl w:val="3D484CB2"/>
+    <w:tmpl w:val="34503796"/>
     <w:lvl w:ilvl="0">
       <w:start w:val="1"/>
       <w:numFmt w:val="bullet"/>
@@ -30610,10 +27237,10 @@
       </w:rPr>
     </w:lvl>
   </w:abstractNum>
-  <w:abstractNum w:abstractNumId="55" w15:restartNumberingAfterBreak="0">
-    <w:nsid w:val="5DDA32D4"/>
+  <w:abstractNum w:abstractNumId="28" w15:restartNumberingAfterBreak="0">
+    <w:nsid w:val="5F0E6E5B"/>
     <w:multiLevelType w:val="multilevel"/>
-    <w:tmpl w:val="34503796"/>
+    <w:tmpl w:val="B02AD6F8"/>
     <w:lvl w:ilvl="0">
       <w:start w:val="1"/>
       <w:numFmt w:val="bullet"/>
@@ -30759,10 +27386,10 @@
       </w:rPr>
     </w:lvl>
   </w:abstractNum>
-  <w:abstractNum w:abstractNumId="56" w15:restartNumberingAfterBreak="0">
-    <w:nsid w:val="5F0E6E5B"/>
+  <w:abstractNum w:abstractNumId="29" w15:restartNumberingAfterBreak="0">
+    <w:nsid w:val="686818F1"/>
     <w:multiLevelType w:val="multilevel"/>
-    <w:tmpl w:val="B02AD6F8"/>
+    <w:tmpl w:val="F4086758"/>
     <w:lvl w:ilvl="0">
       <w:start w:val="1"/>
       <w:numFmt w:val="bullet"/>
@@ -30908,20 +27535,17 @@
       </w:rPr>
     </w:lvl>
   </w:abstractNum>
-  <w:abstractNum w:abstractNumId="57" w15:restartNumberingAfterBreak="0">
-    <w:nsid w:val="65193484"/>
+  <w:abstractNum w:abstractNumId="30" w15:restartNumberingAfterBreak="0">
+    <w:nsid w:val="77682AE2"/>
     <w:multiLevelType w:val="hybridMultilevel"/>
-    <w:tmpl w:val="F86E5BC6"/>
-    <w:lvl w:ilvl="0" w:tplc="00A8A9F0">
+    <w:tmpl w:val="A280A484"/>
+    <w:lvl w:ilvl="0" w:tplc="04050001">
       <w:start w:val="1"/>
       <w:numFmt w:val="bullet"/>
-      <w:lvlText w:val=""/>
+      <w:lvlText w:val=""/>
       <w:lvlJc w:val="left"/>
       <w:pPr>
-        <w:tabs>
-          <w:tab w:val="num" w:pos="2148"/>
-        </w:tabs>
-        <w:ind w:left="2148" w:hanging="360"/>
+        <w:ind w:left="720" w:hanging="360"/>
       </w:pPr>
       <w:rPr>
         <w:rFonts w:ascii="Symbol" w:hAnsi="Symbol" w:hint="default"/>
@@ -31024,132 +27648,10 @@
       </w:rPr>
     </w:lvl>
   </w:abstractNum>
-  <w:abstractNum w:abstractNumId="58" w15:restartNumberingAfterBreak="0">
-    <w:nsid w:val="65F07A8C"/>
-    <w:multiLevelType w:val="hybridMultilevel"/>
-    <w:tmpl w:val="2A86E30A"/>
-    <w:lvl w:ilvl="0" w:tplc="A03237DC">
-      <w:start w:val="1"/>
-      <w:numFmt w:val="bullet"/>
-      <w:lvlText w:val=""/>
-      <w:lvlJc w:val="left"/>
-      <w:pPr>
-        <w:tabs>
-          <w:tab w:val="num" w:pos="1068"/>
-        </w:tabs>
-        <w:ind w:left="1068" w:hanging="360"/>
-      </w:pPr>
-      <w:rPr>
-        <w:rFonts w:ascii="Symbol" w:hAnsi="Symbol" w:hint="default"/>
-      </w:rPr>
-    </w:lvl>
-    <w:lvl w:ilvl="1" w:tplc="04050003">
-      <w:start w:val="1"/>
-      <w:numFmt w:val="bullet"/>
-      <w:lvlText w:val="-"/>
-      <w:lvlJc w:val="left"/>
-      <w:pPr>
-        <w:tabs>
-          <w:tab w:val="num" w:pos="360"/>
-        </w:tabs>
-        <w:ind w:left="360" w:hanging="360"/>
-      </w:pPr>
-      <w:rPr>
-        <w:rFonts w:ascii="Times New Roman" w:eastAsia="Times New Roman" w:hAnsi="Times New Roman" w:cs="Times New Roman" w:hint="default"/>
-      </w:rPr>
-    </w:lvl>
-    <w:lvl w:ilvl="2" w:tplc="04050005">
-      <w:start w:val="1"/>
-      <w:numFmt w:val="decimal"/>
-      <w:lvlText w:val="%3."/>
-      <w:lvlJc w:val="left"/>
-      <w:pPr>
-        <w:tabs>
-          <w:tab w:val="num" w:pos="1260"/>
-        </w:tabs>
-        <w:ind w:left="1260" w:hanging="360"/>
-      </w:pPr>
-      <w:rPr>
-        <w:rFonts w:hint="default"/>
-      </w:rPr>
-    </w:lvl>
-    <w:lvl w:ilvl="3" w:tplc="04050001" w:tentative="1">
-      <w:start w:val="1"/>
-      <w:numFmt w:val="decimal"/>
-      <w:lvlText w:val="%4."/>
-      <w:lvlJc w:val="left"/>
-      <w:pPr>
-        <w:tabs>
-          <w:tab w:val="num" w:pos="1800"/>
-        </w:tabs>
-        <w:ind w:left="1800" w:hanging="360"/>
-      </w:pPr>
-    </w:lvl>
-    <w:lvl w:ilvl="4" w:tplc="04050003" w:tentative="1">
-      <w:start w:val="1"/>
-      <w:numFmt w:val="lowerLetter"/>
-      <w:lvlText w:val="%5."/>
-      <w:lvlJc w:val="left"/>
-      <w:pPr>
-        <w:tabs>
-          <w:tab w:val="num" w:pos="2520"/>
-        </w:tabs>
-        <w:ind w:left="2520" w:hanging="360"/>
-      </w:pPr>
-    </w:lvl>
-    <w:lvl w:ilvl="5" w:tplc="04050005" w:tentative="1">
-      <w:start w:val="1"/>
-      <w:numFmt w:val="lowerRoman"/>
-      <w:lvlText w:val="%6."/>
-      <w:lvlJc w:val="right"/>
-      <w:pPr>
-        <w:tabs>
-          <w:tab w:val="num" w:pos="3240"/>
-        </w:tabs>
-        <w:ind w:left="3240" w:hanging="180"/>
-      </w:pPr>
-    </w:lvl>
-    <w:lvl w:ilvl="6" w:tplc="04050001" w:tentative="1">
-      <w:start w:val="1"/>
-      <w:numFmt w:val="decimal"/>
-      <w:lvlText w:val="%7."/>
-      <w:lvlJc w:val="left"/>
-      <w:pPr>
-        <w:tabs>
-          <w:tab w:val="num" w:pos="3960"/>
-        </w:tabs>
-        <w:ind w:left="3960" w:hanging="360"/>
-      </w:pPr>
-    </w:lvl>
-    <w:lvl w:ilvl="7" w:tplc="04050003" w:tentative="1">
-      <w:start w:val="1"/>
-      <w:numFmt w:val="lowerLetter"/>
-      <w:lvlText w:val="%8."/>
-      <w:lvlJc w:val="left"/>
-      <w:pPr>
-        <w:tabs>
-          <w:tab w:val="num" w:pos="4680"/>
-        </w:tabs>
-        <w:ind w:left="4680" w:hanging="360"/>
-      </w:pPr>
-    </w:lvl>
-    <w:lvl w:ilvl="8" w:tplc="04050005" w:tentative="1">
-      <w:start w:val="1"/>
-      <w:numFmt w:val="lowerRoman"/>
-      <w:lvlText w:val="%9."/>
-      <w:lvlJc w:val="right"/>
-      <w:pPr>
-        <w:tabs>
-          <w:tab w:val="num" w:pos="5400"/>
-        </w:tabs>
-        <w:ind w:left="5400" w:hanging="180"/>
-      </w:pPr>
-    </w:lvl>
-  </w:abstractNum>
-  <w:abstractNum w:abstractNumId="59" w15:restartNumberingAfterBreak="0">
-    <w:nsid w:val="686818F1"/>
+  <w:abstractNum w:abstractNumId="31" w15:restartNumberingAfterBreak="0">
+    <w:nsid w:val="777D37EF"/>
     <w:multiLevelType w:val="multilevel"/>
-    <w:tmpl w:val="F4086758"/>
+    <w:tmpl w:val="315C097A"/>
     <w:lvl w:ilvl="0">
       <w:start w:val="1"/>
       <w:numFmt w:val="bullet"/>
@@ -31295,869 +27797,7 @@
       </w:rPr>
     </w:lvl>
   </w:abstractNum>
-  <w:abstractNum w:abstractNumId="60" w15:restartNumberingAfterBreak="0">
-    <w:nsid w:val="6E532733"/>
-    <w:multiLevelType w:val="hybridMultilevel"/>
-    <w:tmpl w:val="21147750"/>
-    <w:lvl w:ilvl="0" w:tplc="A84E34EA">
-      <w:start w:val="1"/>
-      <w:numFmt w:val="bullet"/>
-      <w:lvlText w:val=""/>
-      <w:lvlJc w:val="left"/>
-      <w:pPr>
-        <w:tabs>
-          <w:tab w:val="num" w:pos="1428"/>
-        </w:tabs>
-        <w:ind w:left="1428" w:hanging="360"/>
-      </w:pPr>
-      <w:rPr>
-        <w:rFonts w:ascii="Symbol" w:hAnsi="Symbol" w:cs="Symbol" w:hint="default"/>
-      </w:rPr>
-    </w:lvl>
-    <w:lvl w:ilvl="1" w:tplc="04050003" w:tentative="1">
-      <w:start w:val="1"/>
-      <w:numFmt w:val="lowerLetter"/>
-      <w:lvlText w:val="%2."/>
-      <w:lvlJc w:val="left"/>
-      <w:pPr>
-        <w:tabs>
-          <w:tab w:val="num" w:pos="1440"/>
-        </w:tabs>
-        <w:ind w:left="1440" w:hanging="360"/>
-      </w:pPr>
-    </w:lvl>
-    <w:lvl w:ilvl="2" w:tplc="04050005" w:tentative="1">
-      <w:start w:val="1"/>
-      <w:numFmt w:val="lowerRoman"/>
-      <w:lvlText w:val="%3."/>
-      <w:lvlJc w:val="right"/>
-      <w:pPr>
-        <w:tabs>
-          <w:tab w:val="num" w:pos="2160"/>
-        </w:tabs>
-        <w:ind w:left="2160" w:hanging="180"/>
-      </w:pPr>
-    </w:lvl>
-    <w:lvl w:ilvl="3" w:tplc="04050001" w:tentative="1">
-      <w:start w:val="1"/>
-      <w:numFmt w:val="decimal"/>
-      <w:lvlText w:val="%4."/>
-      <w:lvlJc w:val="left"/>
-      <w:pPr>
-        <w:tabs>
-          <w:tab w:val="num" w:pos="2880"/>
-        </w:tabs>
-        <w:ind w:left="2880" w:hanging="360"/>
-      </w:pPr>
-    </w:lvl>
-    <w:lvl w:ilvl="4" w:tplc="04050003" w:tentative="1">
-      <w:start w:val="1"/>
-      <w:numFmt w:val="lowerLetter"/>
-      <w:lvlText w:val="%5."/>
-      <w:lvlJc w:val="left"/>
-      <w:pPr>
-        <w:tabs>
-          <w:tab w:val="num" w:pos="3600"/>
-        </w:tabs>
-        <w:ind w:left="3600" w:hanging="360"/>
-      </w:pPr>
-    </w:lvl>
-    <w:lvl w:ilvl="5" w:tplc="04050005" w:tentative="1">
-      <w:start w:val="1"/>
-      <w:numFmt w:val="lowerRoman"/>
-      <w:lvlText w:val="%6."/>
-      <w:lvlJc w:val="right"/>
-      <w:pPr>
-        <w:tabs>
-          <w:tab w:val="num" w:pos="4320"/>
-        </w:tabs>
-        <w:ind w:left="4320" w:hanging="180"/>
-      </w:pPr>
-    </w:lvl>
-    <w:lvl w:ilvl="6" w:tplc="04050001" w:tentative="1">
-      <w:start w:val="1"/>
-      <w:numFmt w:val="decimal"/>
-      <w:lvlText w:val="%7."/>
-      <w:lvlJc w:val="left"/>
-      <w:pPr>
-        <w:tabs>
-          <w:tab w:val="num" w:pos="5040"/>
-        </w:tabs>
-        <w:ind w:left="5040" w:hanging="360"/>
-      </w:pPr>
-    </w:lvl>
-    <w:lvl w:ilvl="7" w:tplc="04050003" w:tentative="1">
-      <w:start w:val="1"/>
-      <w:numFmt w:val="lowerLetter"/>
-      <w:lvlText w:val="%8."/>
-      <w:lvlJc w:val="left"/>
-      <w:pPr>
-        <w:tabs>
-          <w:tab w:val="num" w:pos="5760"/>
-        </w:tabs>
-        <w:ind w:left="5760" w:hanging="360"/>
-      </w:pPr>
-    </w:lvl>
-    <w:lvl w:ilvl="8" w:tplc="04050005" w:tentative="1">
-      <w:start w:val="1"/>
-      <w:numFmt w:val="lowerRoman"/>
-      <w:lvlText w:val="%9."/>
-      <w:lvlJc w:val="right"/>
-      <w:pPr>
-        <w:tabs>
-          <w:tab w:val="num" w:pos="6480"/>
-        </w:tabs>
-        <w:ind w:left="6480" w:hanging="180"/>
-      </w:pPr>
-    </w:lvl>
-  </w:abstractNum>
-  <w:abstractNum w:abstractNumId="61" w15:restartNumberingAfterBreak="0">
-    <w:nsid w:val="70083FF0"/>
-    <w:multiLevelType w:val="hybridMultilevel"/>
-    <w:tmpl w:val="46C0AD08"/>
-    <w:lvl w:ilvl="0" w:tplc="E7320B40">
-      <w:start w:val="1"/>
-      <w:numFmt w:val="bullet"/>
-      <w:lvlText w:val=""/>
-      <w:legacy w:legacy="1" w:legacySpace="360" w:legacyIndent="283"/>
-      <w:lvlJc w:val="left"/>
-      <w:pPr>
-        <w:ind w:left="1351" w:hanging="283"/>
-      </w:pPr>
-      <w:rPr>
-        <w:rFonts w:ascii="Symbol" w:hAnsi="Symbol" w:cs="Symbol" w:hint="default"/>
-        <w:sz w:val="24"/>
-      </w:rPr>
-    </w:lvl>
-    <w:lvl w:ilvl="1" w:tplc="58BA6D56" w:tentative="1">
-      <w:start w:val="1"/>
-      <w:numFmt w:val="lowerLetter"/>
-      <w:lvlText w:val="%2."/>
-      <w:lvlJc w:val="left"/>
-      <w:pPr>
-        <w:tabs>
-          <w:tab w:val="num" w:pos="1068"/>
-        </w:tabs>
-        <w:ind w:left="1068" w:hanging="360"/>
-      </w:pPr>
-    </w:lvl>
-    <w:lvl w:ilvl="2" w:tplc="193A0E42" w:tentative="1">
-      <w:start w:val="1"/>
-      <w:numFmt w:val="lowerRoman"/>
-      <w:lvlText w:val="%3."/>
-      <w:lvlJc w:val="right"/>
-      <w:pPr>
-        <w:tabs>
-          <w:tab w:val="num" w:pos="1788"/>
-        </w:tabs>
-        <w:ind w:left="1788" w:hanging="180"/>
-      </w:pPr>
-    </w:lvl>
-    <w:lvl w:ilvl="3" w:tplc="78DAB668" w:tentative="1">
-      <w:start w:val="1"/>
-      <w:numFmt w:val="decimal"/>
-      <w:lvlText w:val="%4."/>
-      <w:lvlJc w:val="left"/>
-      <w:pPr>
-        <w:tabs>
-          <w:tab w:val="num" w:pos="2508"/>
-        </w:tabs>
-        <w:ind w:left="2508" w:hanging="360"/>
-      </w:pPr>
-    </w:lvl>
-    <w:lvl w:ilvl="4" w:tplc="20DE5F12" w:tentative="1">
-      <w:start w:val="1"/>
-      <w:numFmt w:val="lowerLetter"/>
-      <w:lvlText w:val="%5."/>
-      <w:lvlJc w:val="left"/>
-      <w:pPr>
-        <w:tabs>
-          <w:tab w:val="num" w:pos="3228"/>
-        </w:tabs>
-        <w:ind w:left="3228" w:hanging="360"/>
-      </w:pPr>
-    </w:lvl>
-    <w:lvl w:ilvl="5" w:tplc="8A02F942" w:tentative="1">
-      <w:start w:val="1"/>
-      <w:numFmt w:val="lowerRoman"/>
-      <w:lvlText w:val="%6."/>
-      <w:lvlJc w:val="right"/>
-      <w:pPr>
-        <w:tabs>
-          <w:tab w:val="num" w:pos="3948"/>
-        </w:tabs>
-        <w:ind w:left="3948" w:hanging="180"/>
-      </w:pPr>
-    </w:lvl>
-    <w:lvl w:ilvl="6" w:tplc="FA1210EA" w:tentative="1">
-      <w:start w:val="1"/>
-      <w:numFmt w:val="decimal"/>
-      <w:lvlText w:val="%7."/>
-      <w:lvlJc w:val="left"/>
-      <w:pPr>
-        <w:tabs>
-          <w:tab w:val="num" w:pos="4668"/>
-        </w:tabs>
-        <w:ind w:left="4668" w:hanging="360"/>
-      </w:pPr>
-    </w:lvl>
-    <w:lvl w:ilvl="7" w:tplc="40A0BDEE" w:tentative="1">
-      <w:start w:val="1"/>
-      <w:numFmt w:val="lowerLetter"/>
-      <w:lvlText w:val="%8."/>
-      <w:lvlJc w:val="left"/>
-      <w:pPr>
-        <w:tabs>
-          <w:tab w:val="num" w:pos="5388"/>
-        </w:tabs>
-        <w:ind w:left="5388" w:hanging="360"/>
-      </w:pPr>
-    </w:lvl>
-    <w:lvl w:ilvl="8" w:tplc="D0943836" w:tentative="1">
-      <w:start w:val="1"/>
-      <w:numFmt w:val="lowerRoman"/>
-      <w:lvlText w:val="%9."/>
-      <w:lvlJc w:val="right"/>
-      <w:pPr>
-        <w:tabs>
-          <w:tab w:val="num" w:pos="6108"/>
-        </w:tabs>
-        <w:ind w:left="6108" w:hanging="180"/>
-      </w:pPr>
-    </w:lvl>
-  </w:abstractNum>
-  <w:abstractNum w:abstractNumId="62" w15:restartNumberingAfterBreak="0">
-    <w:nsid w:val="73027010"/>
-    <w:multiLevelType w:val="hybridMultilevel"/>
-    <w:tmpl w:val="B4F22F08"/>
-    <w:lvl w:ilvl="0" w:tplc="04050001">
-      <w:start w:val="1"/>
-      <w:numFmt w:val="bullet"/>
-      <w:lvlText w:val=""/>
-      <w:lvlJc w:val="left"/>
-      <w:pPr>
-        <w:ind w:left="720" w:hanging="360"/>
-      </w:pPr>
-      <w:rPr>
-        <w:rFonts w:ascii="Symbol" w:hAnsi="Symbol" w:hint="default"/>
-      </w:rPr>
-    </w:lvl>
-    <w:lvl w:ilvl="1" w:tplc="04050003" w:tentative="1">
-      <w:start w:val="1"/>
-      <w:numFmt w:val="bullet"/>
-      <w:lvlText w:val="o"/>
-      <w:lvlJc w:val="left"/>
-      <w:pPr>
-        <w:ind w:left="1440" w:hanging="360"/>
-      </w:pPr>
-      <w:rPr>
-        <w:rFonts w:ascii="Courier New" w:hAnsi="Courier New" w:cs="Courier New" w:hint="default"/>
-      </w:rPr>
-    </w:lvl>
-    <w:lvl w:ilvl="2" w:tplc="04050005" w:tentative="1">
-      <w:start w:val="1"/>
-      <w:numFmt w:val="bullet"/>
-      <w:lvlText w:val=""/>
-      <w:lvlJc w:val="left"/>
-      <w:pPr>
-        <w:ind w:left="2160" w:hanging="360"/>
-      </w:pPr>
-      <w:rPr>
-        <w:rFonts w:ascii="Wingdings" w:hAnsi="Wingdings" w:hint="default"/>
-      </w:rPr>
-    </w:lvl>
-    <w:lvl w:ilvl="3" w:tplc="04050001" w:tentative="1">
-      <w:start w:val="1"/>
-      <w:numFmt w:val="bullet"/>
-      <w:lvlText w:val=""/>
-      <w:lvlJc w:val="left"/>
-      <w:pPr>
-        <w:ind w:left="2880" w:hanging="360"/>
-      </w:pPr>
-      <w:rPr>
-        <w:rFonts w:ascii="Symbol" w:hAnsi="Symbol" w:hint="default"/>
-      </w:rPr>
-    </w:lvl>
-    <w:lvl w:ilvl="4" w:tplc="04050003" w:tentative="1">
-      <w:start w:val="1"/>
-      <w:numFmt w:val="bullet"/>
-      <w:lvlText w:val="o"/>
-      <w:lvlJc w:val="left"/>
-      <w:pPr>
-        <w:ind w:left="3600" w:hanging="360"/>
-      </w:pPr>
-      <w:rPr>
-        <w:rFonts w:ascii="Courier New" w:hAnsi="Courier New" w:cs="Courier New" w:hint="default"/>
-      </w:rPr>
-    </w:lvl>
-    <w:lvl w:ilvl="5" w:tplc="04050005" w:tentative="1">
-      <w:start w:val="1"/>
-      <w:numFmt w:val="bullet"/>
-      <w:lvlText w:val=""/>
-      <w:lvlJc w:val="left"/>
-      <w:pPr>
-        <w:ind w:left="4320" w:hanging="360"/>
-      </w:pPr>
-      <w:rPr>
-        <w:rFonts w:ascii="Wingdings" w:hAnsi="Wingdings" w:hint="default"/>
-      </w:rPr>
-    </w:lvl>
-    <w:lvl w:ilvl="6" w:tplc="04050001" w:tentative="1">
-      <w:start w:val="1"/>
-      <w:numFmt w:val="bullet"/>
-      <w:lvlText w:val=""/>
-      <w:lvlJc w:val="left"/>
-      <w:pPr>
-        <w:ind w:left="5040" w:hanging="360"/>
-      </w:pPr>
-      <w:rPr>
-        <w:rFonts w:ascii="Symbol" w:hAnsi="Symbol" w:hint="default"/>
-      </w:rPr>
-    </w:lvl>
-    <w:lvl w:ilvl="7" w:tplc="04050003" w:tentative="1">
-      <w:start w:val="1"/>
-      <w:numFmt w:val="bullet"/>
-      <w:lvlText w:val="o"/>
-      <w:lvlJc w:val="left"/>
-      <w:pPr>
-        <w:ind w:left="5760" w:hanging="360"/>
-      </w:pPr>
-      <w:rPr>
-        <w:rFonts w:ascii="Courier New" w:hAnsi="Courier New" w:cs="Courier New" w:hint="default"/>
-      </w:rPr>
-    </w:lvl>
-    <w:lvl w:ilvl="8" w:tplc="04050005" w:tentative="1">
-      <w:start w:val="1"/>
-      <w:numFmt w:val="bullet"/>
-      <w:lvlText w:val=""/>
-      <w:lvlJc w:val="left"/>
-      <w:pPr>
-        <w:ind w:left="6480" w:hanging="360"/>
-      </w:pPr>
-      <w:rPr>
-        <w:rFonts w:ascii="Wingdings" w:hAnsi="Wingdings" w:hint="default"/>
-      </w:rPr>
-    </w:lvl>
-  </w:abstractNum>
-  <w:abstractNum w:abstractNumId="63" w15:restartNumberingAfterBreak="0">
-    <w:nsid w:val="77682AE2"/>
-    <w:multiLevelType w:val="hybridMultilevel"/>
-    <w:tmpl w:val="A280A484"/>
-    <w:lvl w:ilvl="0" w:tplc="04050001">
-      <w:start w:val="1"/>
-      <w:numFmt w:val="bullet"/>
-      <w:lvlText w:val=""/>
-      <w:lvlJc w:val="left"/>
-      <w:pPr>
-        <w:ind w:left="720" w:hanging="360"/>
-      </w:pPr>
-      <w:rPr>
-        <w:rFonts w:ascii="Symbol" w:hAnsi="Symbol" w:hint="default"/>
-      </w:rPr>
-    </w:lvl>
-    <w:lvl w:ilvl="1" w:tplc="04050003" w:tentative="1">
-      <w:start w:val="1"/>
-      <w:numFmt w:val="bullet"/>
-      <w:lvlText w:val="o"/>
-      <w:lvlJc w:val="left"/>
-      <w:pPr>
-        <w:ind w:left="1440" w:hanging="360"/>
-      </w:pPr>
-      <w:rPr>
-        <w:rFonts w:ascii="Courier New" w:hAnsi="Courier New" w:cs="Courier New" w:hint="default"/>
-      </w:rPr>
-    </w:lvl>
-    <w:lvl w:ilvl="2" w:tplc="04050005" w:tentative="1">
-      <w:start w:val="1"/>
-      <w:numFmt w:val="bullet"/>
-      <w:lvlText w:val=""/>
-      <w:lvlJc w:val="left"/>
-      <w:pPr>
-        <w:ind w:left="2160" w:hanging="360"/>
-      </w:pPr>
-      <w:rPr>
-        <w:rFonts w:ascii="Wingdings" w:hAnsi="Wingdings" w:hint="default"/>
-      </w:rPr>
-    </w:lvl>
-    <w:lvl w:ilvl="3" w:tplc="04050001" w:tentative="1">
-      <w:start w:val="1"/>
-      <w:numFmt w:val="bullet"/>
-      <w:lvlText w:val=""/>
-      <w:lvlJc w:val="left"/>
-      <w:pPr>
-        <w:ind w:left="2880" w:hanging="360"/>
-      </w:pPr>
-      <w:rPr>
-        <w:rFonts w:ascii="Symbol" w:hAnsi="Symbol" w:hint="default"/>
-      </w:rPr>
-    </w:lvl>
-    <w:lvl w:ilvl="4" w:tplc="04050003" w:tentative="1">
-      <w:start w:val="1"/>
-      <w:numFmt w:val="bullet"/>
-      <w:lvlText w:val="o"/>
-      <w:lvlJc w:val="left"/>
-      <w:pPr>
-        <w:ind w:left="3600" w:hanging="360"/>
-      </w:pPr>
-      <w:rPr>
-        <w:rFonts w:ascii="Courier New" w:hAnsi="Courier New" w:cs="Courier New" w:hint="default"/>
-      </w:rPr>
-    </w:lvl>
-    <w:lvl w:ilvl="5" w:tplc="04050005" w:tentative="1">
-      <w:start w:val="1"/>
-      <w:numFmt w:val="bullet"/>
-      <w:lvlText w:val=""/>
-      <w:lvlJc w:val="left"/>
-      <w:pPr>
-        <w:ind w:left="4320" w:hanging="360"/>
-      </w:pPr>
-      <w:rPr>
-        <w:rFonts w:ascii="Wingdings" w:hAnsi="Wingdings" w:hint="default"/>
-      </w:rPr>
-    </w:lvl>
-    <w:lvl w:ilvl="6" w:tplc="04050001" w:tentative="1">
-      <w:start w:val="1"/>
-      <w:numFmt w:val="bullet"/>
-      <w:lvlText w:val=""/>
-      <w:lvlJc w:val="left"/>
-      <w:pPr>
-        <w:ind w:left="5040" w:hanging="360"/>
-      </w:pPr>
-      <w:rPr>
-        <w:rFonts w:ascii="Symbol" w:hAnsi="Symbol" w:hint="default"/>
-      </w:rPr>
-    </w:lvl>
-    <w:lvl w:ilvl="7" w:tplc="04050003" w:tentative="1">
-      <w:start w:val="1"/>
-      <w:numFmt w:val="bullet"/>
-      <w:lvlText w:val="o"/>
-      <w:lvlJc w:val="left"/>
-      <w:pPr>
-        <w:ind w:left="5760" w:hanging="360"/>
-      </w:pPr>
-      <w:rPr>
-        <w:rFonts w:ascii="Courier New" w:hAnsi="Courier New" w:cs="Courier New" w:hint="default"/>
-      </w:rPr>
-    </w:lvl>
-    <w:lvl w:ilvl="8" w:tplc="04050005" w:tentative="1">
-      <w:start w:val="1"/>
-      <w:numFmt w:val="bullet"/>
-      <w:lvlText w:val=""/>
-      <w:lvlJc w:val="left"/>
-      <w:pPr>
-        <w:ind w:left="6480" w:hanging="360"/>
-      </w:pPr>
-      <w:rPr>
-        <w:rFonts w:ascii="Wingdings" w:hAnsi="Wingdings" w:hint="default"/>
-      </w:rPr>
-    </w:lvl>
-  </w:abstractNum>
-  <w:abstractNum w:abstractNumId="64" w15:restartNumberingAfterBreak="0">
-    <w:nsid w:val="777D37EF"/>
-    <w:multiLevelType w:val="multilevel"/>
-    <w:tmpl w:val="315C097A"/>
-    <w:lvl w:ilvl="0">
-      <w:start w:val="1"/>
-      <w:numFmt w:val="bullet"/>
-      <w:lvlText w:val=""/>
-      <w:lvlJc w:val="left"/>
-      <w:pPr>
-        <w:tabs>
-          <w:tab w:val="num" w:pos="720"/>
-        </w:tabs>
-        <w:ind w:left="720" w:hanging="360"/>
-      </w:pPr>
-      <w:rPr>
-        <w:rFonts w:ascii="Symbol" w:hAnsi="Symbol" w:hint="default"/>
-        <w:sz w:val="20"/>
-      </w:rPr>
-    </w:lvl>
-    <w:lvl w:ilvl="1" w:tentative="1">
-      <w:start w:val="1"/>
-      <w:numFmt w:val="bullet"/>
-      <w:lvlText w:val="o"/>
-      <w:lvlJc w:val="left"/>
-      <w:pPr>
-        <w:tabs>
-          <w:tab w:val="num" w:pos="1440"/>
-        </w:tabs>
-        <w:ind w:left="1440" w:hanging="360"/>
-      </w:pPr>
-      <w:rPr>
-        <w:rFonts w:ascii="Courier New" w:hAnsi="Courier New" w:hint="default"/>
-        <w:sz w:val="20"/>
-      </w:rPr>
-    </w:lvl>
-    <w:lvl w:ilvl="2" w:tentative="1">
-      <w:start w:val="1"/>
-      <w:numFmt w:val="bullet"/>
-      <w:lvlText w:val=""/>
-      <w:lvlJc w:val="left"/>
-      <w:pPr>
-        <w:tabs>
-          <w:tab w:val="num" w:pos="2160"/>
-        </w:tabs>
-        <w:ind w:left="2160" w:hanging="360"/>
-      </w:pPr>
-      <w:rPr>
-        <w:rFonts w:ascii="Wingdings" w:hAnsi="Wingdings" w:hint="default"/>
-        <w:sz w:val="20"/>
-      </w:rPr>
-    </w:lvl>
-    <w:lvl w:ilvl="3" w:tentative="1">
-      <w:start w:val="1"/>
-      <w:numFmt w:val="bullet"/>
-      <w:lvlText w:val=""/>
-      <w:lvlJc w:val="left"/>
-      <w:pPr>
-        <w:tabs>
-          <w:tab w:val="num" w:pos="2880"/>
-        </w:tabs>
-        <w:ind w:left="2880" w:hanging="360"/>
-      </w:pPr>
-      <w:rPr>
-        <w:rFonts w:ascii="Wingdings" w:hAnsi="Wingdings" w:hint="default"/>
-        <w:sz w:val="20"/>
-      </w:rPr>
-    </w:lvl>
-    <w:lvl w:ilvl="4" w:tentative="1">
-      <w:start w:val="1"/>
-      <w:numFmt w:val="bullet"/>
-      <w:lvlText w:val=""/>
-      <w:lvlJc w:val="left"/>
-      <w:pPr>
-        <w:tabs>
-          <w:tab w:val="num" w:pos="3600"/>
-        </w:tabs>
-        <w:ind w:left="3600" w:hanging="360"/>
-      </w:pPr>
-      <w:rPr>
-        <w:rFonts w:ascii="Wingdings" w:hAnsi="Wingdings" w:hint="default"/>
-        <w:sz w:val="20"/>
-      </w:rPr>
-    </w:lvl>
-    <w:lvl w:ilvl="5" w:tentative="1">
-      <w:start w:val="1"/>
-      <w:numFmt w:val="bullet"/>
-      <w:lvlText w:val=""/>
-      <w:lvlJc w:val="left"/>
-      <w:pPr>
-        <w:tabs>
-          <w:tab w:val="num" w:pos="4320"/>
-        </w:tabs>
-        <w:ind w:left="4320" w:hanging="360"/>
-      </w:pPr>
-      <w:rPr>
-        <w:rFonts w:ascii="Wingdings" w:hAnsi="Wingdings" w:hint="default"/>
-        <w:sz w:val="20"/>
-      </w:rPr>
-    </w:lvl>
-    <w:lvl w:ilvl="6" w:tentative="1">
-      <w:start w:val="1"/>
-      <w:numFmt w:val="bullet"/>
-      <w:lvlText w:val=""/>
-      <w:lvlJc w:val="left"/>
-      <w:pPr>
-        <w:tabs>
-          <w:tab w:val="num" w:pos="5040"/>
-        </w:tabs>
-        <w:ind w:left="5040" w:hanging="360"/>
-      </w:pPr>
-      <w:rPr>
-        <w:rFonts w:ascii="Wingdings" w:hAnsi="Wingdings" w:hint="default"/>
-        <w:sz w:val="20"/>
-      </w:rPr>
-    </w:lvl>
-    <w:lvl w:ilvl="7" w:tentative="1">
-      <w:start w:val="1"/>
-      <w:numFmt w:val="bullet"/>
-      <w:lvlText w:val=""/>
-      <w:lvlJc w:val="left"/>
-      <w:pPr>
-        <w:tabs>
-          <w:tab w:val="num" w:pos="5760"/>
-        </w:tabs>
-        <w:ind w:left="5760" w:hanging="360"/>
-      </w:pPr>
-      <w:rPr>
-        <w:rFonts w:ascii="Wingdings" w:hAnsi="Wingdings" w:hint="default"/>
-        <w:sz w:val="20"/>
-      </w:rPr>
-    </w:lvl>
-    <w:lvl w:ilvl="8" w:tentative="1">
-      <w:start w:val="1"/>
-      <w:numFmt w:val="bullet"/>
-      <w:lvlText w:val=""/>
-      <w:lvlJc w:val="left"/>
-      <w:pPr>
-        <w:tabs>
-          <w:tab w:val="num" w:pos="6480"/>
-        </w:tabs>
-        <w:ind w:left="6480" w:hanging="360"/>
-      </w:pPr>
-      <w:rPr>
-        <w:rFonts w:ascii="Wingdings" w:hAnsi="Wingdings" w:hint="default"/>
-        <w:sz w:val="20"/>
-      </w:rPr>
-    </w:lvl>
-  </w:abstractNum>
-  <w:abstractNum w:abstractNumId="65" w15:restartNumberingAfterBreak="0">
-    <w:nsid w:val="7B8F6BAE"/>
-    <w:multiLevelType w:val="hybridMultilevel"/>
-    <w:tmpl w:val="A7BA0ED2"/>
-    <w:lvl w:ilvl="0" w:tplc="00A8A9F0">
-      <w:start w:val="1"/>
-      <w:numFmt w:val="bullet"/>
-      <w:lvlText w:val=""/>
-      <w:lvlJc w:val="left"/>
-      <w:pPr>
-        <w:tabs>
-          <w:tab w:val="num" w:pos="1428"/>
-        </w:tabs>
-        <w:ind w:left="1428" w:hanging="360"/>
-      </w:pPr>
-      <w:rPr>
-        <w:rFonts w:ascii="Symbol" w:hAnsi="Symbol" w:hint="default"/>
-      </w:rPr>
-    </w:lvl>
-    <w:lvl w:ilvl="1" w:tplc="FFFFFFFF">
-      <w:start w:val="1"/>
-      <w:numFmt w:val="bullet"/>
-      <w:lvlText w:val=""/>
-      <w:lvlJc w:val="left"/>
-      <w:pPr>
-        <w:tabs>
-          <w:tab w:val="num" w:pos="2148"/>
-        </w:tabs>
-        <w:ind w:left="2148" w:hanging="360"/>
-      </w:pPr>
-      <w:rPr>
-        <w:rFonts w:ascii="Wingdings" w:hAnsi="Wingdings" w:hint="default"/>
-        <w:sz w:val="16"/>
-      </w:rPr>
-    </w:lvl>
-    <w:lvl w:ilvl="2" w:tplc="04050005">
-      <w:numFmt w:val="bullet"/>
-      <w:lvlText w:val="-"/>
-      <w:lvlJc w:val="left"/>
-      <w:pPr>
-        <w:tabs>
-          <w:tab w:val="num" w:pos="2868"/>
-        </w:tabs>
-        <w:ind w:left="2868" w:hanging="360"/>
-      </w:pPr>
-      <w:rPr>
-        <w:rFonts w:ascii="Times New Roman" w:eastAsia="Times New Roman" w:hAnsi="Times New Roman" w:cs="Times New Roman" w:hint="default"/>
-      </w:rPr>
-    </w:lvl>
-    <w:lvl w:ilvl="3" w:tplc="04050001" w:tentative="1">
-      <w:start w:val="1"/>
-      <w:numFmt w:val="bullet"/>
-      <w:lvlText w:val=""/>
-      <w:lvlJc w:val="left"/>
-      <w:pPr>
-        <w:tabs>
-          <w:tab w:val="num" w:pos="3588"/>
-        </w:tabs>
-        <w:ind w:left="3588" w:hanging="360"/>
-      </w:pPr>
-      <w:rPr>
-        <w:rFonts w:ascii="Symbol" w:hAnsi="Symbol" w:hint="default"/>
-      </w:rPr>
-    </w:lvl>
-    <w:lvl w:ilvl="4" w:tplc="04050003" w:tentative="1">
-      <w:start w:val="1"/>
-      <w:numFmt w:val="bullet"/>
-      <w:lvlText w:val="o"/>
-      <w:lvlJc w:val="left"/>
-      <w:pPr>
-        <w:tabs>
-          <w:tab w:val="num" w:pos="4308"/>
-        </w:tabs>
-        <w:ind w:left="4308" w:hanging="360"/>
-      </w:pPr>
-      <w:rPr>
-        <w:rFonts w:ascii="Courier New" w:hAnsi="Courier New" w:cs="Courier New" w:hint="default"/>
-      </w:rPr>
-    </w:lvl>
-    <w:lvl w:ilvl="5" w:tplc="04050005" w:tentative="1">
-      <w:start w:val="1"/>
-      <w:numFmt w:val="bullet"/>
-      <w:lvlText w:val=""/>
-      <w:lvlJc w:val="left"/>
-      <w:pPr>
-        <w:tabs>
-          <w:tab w:val="num" w:pos="5028"/>
-        </w:tabs>
-        <w:ind w:left="5028" w:hanging="360"/>
-      </w:pPr>
-      <w:rPr>
-        <w:rFonts w:ascii="Wingdings" w:hAnsi="Wingdings" w:hint="default"/>
-      </w:rPr>
-    </w:lvl>
-    <w:lvl w:ilvl="6" w:tplc="04050001" w:tentative="1">
-      <w:start w:val="1"/>
-      <w:numFmt w:val="bullet"/>
-      <w:lvlText w:val=""/>
-      <w:lvlJc w:val="left"/>
-      <w:pPr>
-        <w:tabs>
-          <w:tab w:val="num" w:pos="5748"/>
-        </w:tabs>
-        <w:ind w:left="5748" w:hanging="360"/>
-      </w:pPr>
-      <w:rPr>
-        <w:rFonts w:ascii="Symbol" w:hAnsi="Symbol" w:hint="default"/>
-      </w:rPr>
-    </w:lvl>
-    <w:lvl w:ilvl="7" w:tplc="04050003" w:tentative="1">
-      <w:start w:val="1"/>
-      <w:numFmt w:val="bullet"/>
-      <w:lvlText w:val="o"/>
-      <w:lvlJc w:val="left"/>
-      <w:pPr>
-        <w:tabs>
-          <w:tab w:val="num" w:pos="6468"/>
-        </w:tabs>
-        <w:ind w:left="6468" w:hanging="360"/>
-      </w:pPr>
-      <w:rPr>
-        <w:rFonts w:ascii="Courier New" w:hAnsi="Courier New" w:cs="Courier New" w:hint="default"/>
-      </w:rPr>
-    </w:lvl>
-    <w:lvl w:ilvl="8" w:tplc="04050005" w:tentative="1">
-      <w:start w:val="1"/>
-      <w:numFmt w:val="bullet"/>
-      <w:lvlText w:val=""/>
-      <w:lvlJc w:val="left"/>
-      <w:pPr>
-        <w:tabs>
-          <w:tab w:val="num" w:pos="7188"/>
-        </w:tabs>
-        <w:ind w:left="7188" w:hanging="360"/>
-      </w:pPr>
-      <w:rPr>
-        <w:rFonts w:ascii="Wingdings" w:hAnsi="Wingdings" w:hint="default"/>
-      </w:rPr>
-    </w:lvl>
-  </w:abstractNum>
-  <w:abstractNum w:abstractNumId="66" w15:restartNumberingAfterBreak="0">
-    <w:nsid w:val="7BAB1806"/>
-    <w:multiLevelType w:val="hybridMultilevel"/>
-    <w:tmpl w:val="CC1276E8"/>
-    <w:lvl w:ilvl="0" w:tplc="00A8A9F0">
-      <w:start w:val="1"/>
-      <w:numFmt w:val="bullet"/>
-      <w:lvlText w:val=""/>
-      <w:lvlJc w:val="left"/>
-      <w:pPr>
-        <w:tabs>
-          <w:tab w:val="num" w:pos="2148"/>
-        </w:tabs>
-        <w:ind w:left="2148" w:hanging="360"/>
-      </w:pPr>
-      <w:rPr>
-        <w:rFonts w:ascii="Symbol" w:hAnsi="Symbol" w:hint="default"/>
-      </w:rPr>
-    </w:lvl>
-    <w:lvl w:ilvl="1" w:tplc="04050003" w:tentative="1">
-      <w:start w:val="1"/>
-      <w:numFmt w:val="bullet"/>
-      <w:lvlText w:val="o"/>
-      <w:lvlJc w:val="left"/>
-      <w:pPr>
-        <w:ind w:left="1440" w:hanging="360"/>
-      </w:pPr>
-      <w:rPr>
-        <w:rFonts w:ascii="Courier New" w:hAnsi="Courier New" w:cs="Courier New" w:hint="default"/>
-      </w:rPr>
-    </w:lvl>
-    <w:lvl w:ilvl="2" w:tplc="04050005" w:tentative="1">
-      <w:start w:val="1"/>
-      <w:numFmt w:val="bullet"/>
-      <w:lvlText w:val=""/>
-      <w:lvlJc w:val="left"/>
-      <w:pPr>
-        <w:ind w:left="2160" w:hanging="360"/>
-      </w:pPr>
-      <w:rPr>
-        <w:rFonts w:ascii="Wingdings" w:hAnsi="Wingdings" w:hint="default"/>
-      </w:rPr>
-    </w:lvl>
-    <w:lvl w:ilvl="3" w:tplc="04050001" w:tentative="1">
-      <w:start w:val="1"/>
-      <w:numFmt w:val="bullet"/>
-      <w:lvlText w:val=""/>
-      <w:lvlJc w:val="left"/>
-      <w:pPr>
-        <w:ind w:left="2880" w:hanging="360"/>
-      </w:pPr>
-      <w:rPr>
-        <w:rFonts w:ascii="Symbol" w:hAnsi="Symbol" w:hint="default"/>
-      </w:rPr>
-    </w:lvl>
-    <w:lvl w:ilvl="4" w:tplc="04050003" w:tentative="1">
-      <w:start w:val="1"/>
-      <w:numFmt w:val="bullet"/>
-      <w:lvlText w:val="o"/>
-      <w:lvlJc w:val="left"/>
-      <w:pPr>
-        <w:ind w:left="3600" w:hanging="360"/>
-      </w:pPr>
-      <w:rPr>
-        <w:rFonts w:ascii="Courier New" w:hAnsi="Courier New" w:cs="Courier New" w:hint="default"/>
-      </w:rPr>
-    </w:lvl>
-    <w:lvl w:ilvl="5" w:tplc="04050005" w:tentative="1">
-      <w:start w:val="1"/>
-      <w:numFmt w:val="bullet"/>
-      <w:lvlText w:val=""/>
-      <w:lvlJc w:val="left"/>
-      <w:pPr>
-        <w:ind w:left="4320" w:hanging="360"/>
-      </w:pPr>
-      <w:rPr>
-        <w:rFonts w:ascii="Wingdings" w:hAnsi="Wingdings" w:hint="default"/>
-      </w:rPr>
-    </w:lvl>
-    <w:lvl w:ilvl="6" w:tplc="04050001" w:tentative="1">
-      <w:start w:val="1"/>
-      <w:numFmt w:val="bullet"/>
-      <w:lvlText w:val=""/>
-      <w:lvlJc w:val="left"/>
-      <w:pPr>
-        <w:ind w:left="5040" w:hanging="360"/>
-      </w:pPr>
-      <w:rPr>
-        <w:rFonts w:ascii="Symbol" w:hAnsi="Symbol" w:hint="default"/>
-      </w:rPr>
-    </w:lvl>
-    <w:lvl w:ilvl="7" w:tplc="04050003" w:tentative="1">
-      <w:start w:val="1"/>
-      <w:numFmt w:val="bullet"/>
-      <w:lvlText w:val="o"/>
-      <w:lvlJc w:val="left"/>
-      <w:pPr>
-        <w:ind w:left="5760" w:hanging="360"/>
-      </w:pPr>
-      <w:rPr>
-        <w:rFonts w:ascii="Courier New" w:hAnsi="Courier New" w:cs="Courier New" w:hint="default"/>
-      </w:rPr>
-    </w:lvl>
-    <w:lvl w:ilvl="8" w:tplc="04050005" w:tentative="1">
-      <w:start w:val="1"/>
-      <w:numFmt w:val="bullet"/>
-      <w:lvlText w:val=""/>
-      <w:lvlJc w:val="left"/>
-      <w:pPr>
-        <w:ind w:left="6480" w:hanging="360"/>
-      </w:pPr>
-      <w:rPr>
-        <w:rFonts w:ascii="Wingdings" w:hAnsi="Wingdings" w:hint="default"/>
-      </w:rPr>
-    </w:lvl>
-  </w:abstractNum>
-  <w:abstractNum w:abstractNumId="67" w15:restartNumberingAfterBreak="0">
+  <w:abstractNum w:abstractNumId="32" w15:restartNumberingAfterBreak="0">
     <w:nsid w:val="7E196619"/>
     <w:multiLevelType w:val="multilevel"/>
     <w:tmpl w:val="400C7F8E"/>
@@ -32271,221 +27911,105 @@
     </w:lvl>
   </w:abstractNum>
   <w:num w:numId="1" w16cid:durableId="383262539">
-    <w:abstractNumId w:val="33"/>
+    <w:abstractNumId w:val="16"/>
   </w:num>
-  <w:num w:numId="2" w16cid:durableId="2042049557">
-    <w:abstractNumId w:val="51"/>
+  <w:num w:numId="2" w16cid:durableId="1636326210">
+    <w:abstractNumId w:val="6"/>
   </w:num>
-  <w:num w:numId="3" w16cid:durableId="1527211672">
-    <w:abstractNumId w:val="65"/>
+  <w:num w:numId="3" w16cid:durableId="1513789">
+    <w:abstractNumId w:val="18"/>
   </w:num>
-  <w:num w:numId="4" w16cid:durableId="2146190330">
-    <w:abstractNumId w:val="41"/>
+  <w:num w:numId="4" w16cid:durableId="277688666">
+    <w:abstractNumId w:val="25"/>
   </w:num>
-  <w:num w:numId="5" w16cid:durableId="541065683">
-    <w:abstractNumId w:val="37"/>
+  <w:num w:numId="5" w16cid:durableId="1642999591">
+    <w:abstractNumId w:val="14"/>
   </w:num>
-  <w:num w:numId="6" w16cid:durableId="708840933">
+  <w:num w:numId="6" w16cid:durableId="991103766">
+    <w:abstractNumId w:val="21"/>
+  </w:num>
+  <w:num w:numId="7" w16cid:durableId="674958329">
+    <w:abstractNumId w:val="10"/>
+  </w:num>
+  <w:num w:numId="8" w16cid:durableId="1061976096">
     <w:abstractNumId w:val="11"/>
   </w:num>
-  <w:num w:numId="7" w16cid:durableId="321739845">
+  <w:num w:numId="9" w16cid:durableId="592860913">
+    <w:abstractNumId w:val="0"/>
+  </w:num>
+  <w:num w:numId="10" w16cid:durableId="1544828128">
+    <w:abstractNumId w:val="3"/>
+  </w:num>
+  <w:num w:numId="11" w16cid:durableId="910887212">
+    <w:abstractNumId w:val="7"/>
+  </w:num>
+  <w:num w:numId="12" w16cid:durableId="340012114">
+    <w:abstractNumId w:val="30"/>
+  </w:num>
+  <w:num w:numId="13" w16cid:durableId="1072043280">
     <w:abstractNumId w:val="24"/>
   </w:num>
-  <w:num w:numId="8" w16cid:durableId="661003552">
-    <w:abstractNumId w:val="52"/>
+  <w:num w:numId="14" w16cid:durableId="1859343637">
+    <w:abstractNumId w:val="17"/>
   </w:num>
-  <w:num w:numId="9" w16cid:durableId="1274249086">
-    <w:abstractNumId w:val="7"/>
+  <w:num w:numId="15" w16cid:durableId="1284531253">
+    <w:abstractNumId w:val="19"/>
   </w:num>
-  <w:num w:numId="10" w16cid:durableId="1375274023">
-    <w:abstractNumId w:val="36"/>
+  <w:num w:numId="16" w16cid:durableId="1453859189">
+    <w:abstractNumId w:val="2"/>
   </w:num>
-  <w:num w:numId="11" w16cid:durableId="469979132">
+  <w:num w:numId="17" w16cid:durableId="812260977">
     <w:abstractNumId w:val="12"/>
   </w:num>
-  <w:num w:numId="12" w16cid:durableId="1636326210">
+  <w:num w:numId="18" w16cid:durableId="154416406">
+    <w:abstractNumId w:val="20"/>
+  </w:num>
+  <w:num w:numId="19" w16cid:durableId="1672368811">
+    <w:abstractNumId w:val="31"/>
+  </w:num>
+  <w:num w:numId="20" w16cid:durableId="820996844">
+    <w:abstractNumId w:val="1"/>
+  </w:num>
+  <w:num w:numId="21" w16cid:durableId="1065295551">
+    <w:abstractNumId w:val="28"/>
+  </w:num>
+  <w:num w:numId="22" w16cid:durableId="1667367418">
+    <w:abstractNumId w:val="23"/>
+  </w:num>
+  <w:num w:numId="23" w16cid:durableId="2112165670">
+    <w:abstractNumId w:val="29"/>
+  </w:num>
+  <w:num w:numId="24" w16cid:durableId="637415187">
+    <w:abstractNumId w:val="22"/>
+  </w:num>
+  <w:num w:numId="25" w16cid:durableId="1656833560">
+    <w:abstractNumId w:val="5"/>
+  </w:num>
+  <w:num w:numId="26" w16cid:durableId="2118521785">
+    <w:abstractNumId w:val="32"/>
+  </w:num>
+  <w:num w:numId="27" w16cid:durableId="491141468">
+    <w:abstractNumId w:val="9"/>
+  </w:num>
+  <w:num w:numId="28" w16cid:durableId="1474130415">
+    <w:abstractNumId w:val="26"/>
+  </w:num>
+  <w:num w:numId="29" w16cid:durableId="677004750">
+    <w:abstractNumId w:val="8"/>
+  </w:num>
+  <w:num w:numId="30" w16cid:durableId="1741900450">
+    <w:abstractNumId w:val="15"/>
+  </w:num>
+  <w:num w:numId="31" w16cid:durableId="915214124">
     <w:abstractNumId w:val="13"/>
   </w:num>
-  <w:num w:numId="13" w16cid:durableId="1513789">
-    <w:abstractNumId w:val="40"/>
-  </w:num>
-  <w:num w:numId="14" w16cid:durableId="277688666">
-    <w:abstractNumId w:val="50"/>
-  </w:num>
-  <w:num w:numId="15" w16cid:durableId="230040655">
-    <w:abstractNumId w:val="30"/>
-  </w:num>
-  <w:num w:numId="16" w16cid:durableId="1642999591">
-    <w:abstractNumId w:val="31"/>
-  </w:num>
-  <w:num w:numId="17" w16cid:durableId="732704444">
-    <w:abstractNumId w:val="3"/>
-  </w:num>
-  <w:num w:numId="18" w16cid:durableId="988678762">
-    <w:abstractNumId w:val="60"/>
-  </w:num>
-  <w:num w:numId="19" w16cid:durableId="620497613">
-    <w:abstractNumId w:val="61"/>
-  </w:num>
-  <w:num w:numId="20" w16cid:durableId="2069649124">
-    <w:abstractNumId w:val="28"/>
-  </w:num>
-  <w:num w:numId="21" w16cid:durableId="1250189640">
-    <w:abstractNumId w:val="2"/>
-  </w:num>
-  <w:num w:numId="22" w16cid:durableId="546062868">
-    <w:abstractNumId w:val="19"/>
-  </w:num>
-  <w:num w:numId="23" w16cid:durableId="287586475">
-    <w:abstractNumId w:val="58"/>
-  </w:num>
-  <w:num w:numId="24" w16cid:durableId="577521846">
-    <w:abstractNumId w:val="66"/>
-  </w:num>
-  <w:num w:numId="25" w16cid:durableId="2144541155">
-    <w:abstractNumId w:val="35"/>
-  </w:num>
-  <w:num w:numId="26" w16cid:durableId="884214742">
-    <w:abstractNumId w:val="57"/>
-  </w:num>
-  <w:num w:numId="27" w16cid:durableId="1065568203">
-    <w:abstractNumId w:val="53"/>
-  </w:num>
-  <w:num w:numId="28" w16cid:durableId="1187713293">
-    <w:abstractNumId w:val="49"/>
-  </w:num>
-  <w:num w:numId="29" w16cid:durableId="1245918917">
-    <w:abstractNumId w:val="39"/>
-  </w:num>
-  <w:num w:numId="30" w16cid:durableId="261110618">
-    <w:abstractNumId w:val="22"/>
-  </w:num>
-  <w:num w:numId="31" w16cid:durableId="1655331557">
-    <w:abstractNumId w:val="45"/>
-  </w:num>
-  <w:num w:numId="32" w16cid:durableId="998071623">
+  <w:num w:numId="32" w16cid:durableId="1605922969">
     <w:abstractNumId w:val="27"/>
   </w:num>
-  <w:num w:numId="33" w16cid:durableId="991103766">
-    <w:abstractNumId w:val="44"/>
-  </w:num>
-  <w:num w:numId="34" w16cid:durableId="559945046">
+  <w:num w:numId="33" w16cid:durableId="452480032">
     <w:abstractNumId w:val="4"/>
   </w:num>
-  <w:num w:numId="35" w16cid:durableId="1870028564">
-    <w:abstractNumId w:val="5"/>
-  </w:num>
-  <w:num w:numId="36" w16cid:durableId="674958329">
-    <w:abstractNumId w:val="20"/>
-  </w:num>
-  <w:num w:numId="37" w16cid:durableId="442960745">
-    <w:abstractNumId w:val="14"/>
-  </w:num>
-  <w:num w:numId="38" w16cid:durableId="190654480">
-    <w:abstractNumId w:val="62"/>
-  </w:num>
-  <w:num w:numId="39" w16cid:durableId="1920214221">
-    <w:abstractNumId w:val="29"/>
-  </w:num>
-  <w:num w:numId="40" w16cid:durableId="1221552451">
-    <w:abstractNumId w:val="15"/>
-  </w:num>
-  <w:num w:numId="41" w16cid:durableId="699549808">
-    <w:abstractNumId w:val="34"/>
-  </w:num>
-  <w:num w:numId="42" w16cid:durableId="1061976096">
-    <w:abstractNumId w:val="21"/>
-  </w:num>
-  <w:num w:numId="43" w16cid:durableId="592860913">
-    <w:abstractNumId w:val="0"/>
-  </w:num>
-  <w:num w:numId="44" w16cid:durableId="258489805">
-    <w:abstractNumId w:val="33"/>
-    <w:lvlOverride w:ilvl="0">
-      <w:startOverride w:val="7"/>
-    </w:lvlOverride>
-  </w:num>
-  <w:num w:numId="45" w16cid:durableId="374038896">
-    <w:abstractNumId w:val="33"/>
-    <w:lvlOverride w:ilvl="0">
-      <w:startOverride w:val="7"/>
-    </w:lvlOverride>
-  </w:num>
-  <w:num w:numId="46" w16cid:durableId="1544828128">
-    <w:abstractNumId w:val="8"/>
-  </w:num>
-  <w:num w:numId="47" w16cid:durableId="1257324835">
-    <w:abstractNumId w:val="26"/>
-  </w:num>
-  <w:num w:numId="48" w16cid:durableId="910887212">
-    <w:abstractNumId w:val="16"/>
-  </w:num>
-  <w:num w:numId="49" w16cid:durableId="340012114">
-    <w:abstractNumId w:val="63"/>
-  </w:num>
-  <w:num w:numId="50" w16cid:durableId="1072043280">
-    <w:abstractNumId w:val="48"/>
-  </w:num>
-  <w:num w:numId="51" w16cid:durableId="1859343637">
-    <w:abstractNumId w:val="38"/>
-  </w:num>
-  <w:num w:numId="52" w16cid:durableId="1284531253">
-    <w:abstractNumId w:val="42"/>
-  </w:num>
-  <w:num w:numId="53" w16cid:durableId="1453859189">
-    <w:abstractNumId w:val="6"/>
-  </w:num>
-  <w:num w:numId="54" w16cid:durableId="812260977">
-    <w:abstractNumId w:val="23"/>
-  </w:num>
-  <w:num w:numId="55" w16cid:durableId="154416406">
-    <w:abstractNumId w:val="43"/>
-  </w:num>
-  <w:num w:numId="56" w16cid:durableId="1672368811">
-    <w:abstractNumId w:val="64"/>
-  </w:num>
-  <w:num w:numId="57" w16cid:durableId="820996844">
-    <w:abstractNumId w:val="1"/>
-  </w:num>
-  <w:num w:numId="58" w16cid:durableId="1065295551">
-    <w:abstractNumId w:val="56"/>
-  </w:num>
-  <w:num w:numId="59" w16cid:durableId="1667367418">
-    <w:abstractNumId w:val="47"/>
-  </w:num>
-  <w:num w:numId="60" w16cid:durableId="2112165670">
-    <w:abstractNumId w:val="59"/>
-  </w:num>
-  <w:num w:numId="61" w16cid:durableId="637415187">
-    <w:abstractNumId w:val="46"/>
-  </w:num>
-  <w:num w:numId="62" w16cid:durableId="1656833560">
-    <w:abstractNumId w:val="10"/>
-  </w:num>
-  <w:num w:numId="63" w16cid:durableId="2118521785">
-    <w:abstractNumId w:val="67"/>
-  </w:num>
-  <w:num w:numId="64" w16cid:durableId="491141468">
-    <w:abstractNumId w:val="18"/>
-  </w:num>
-  <w:num w:numId="65" w16cid:durableId="1474130415">
-    <w:abstractNumId w:val="54"/>
-  </w:num>
-  <w:num w:numId="66" w16cid:durableId="677004750">
-    <w:abstractNumId w:val="17"/>
-  </w:num>
-  <w:num w:numId="67" w16cid:durableId="1741900450">
-    <w:abstractNumId w:val="32"/>
-  </w:num>
-  <w:num w:numId="68" w16cid:durableId="915214124">
-    <w:abstractNumId w:val="25"/>
-  </w:num>
-  <w:num w:numId="69" w16cid:durableId="1605922969">
-    <w:abstractNumId w:val="55"/>
-  </w:num>
-  <w:num w:numId="70" w16cid:durableId="452480032">
-    <w:abstractNumId w:val="9"/>
-  </w:num>
+  <w:numIdMacAtCleanup w:val="33"/>
 </w:numbering>
 </file>
 
@@ -33046,6 +28570,7 @@
       <w:rFonts w:asciiTheme="majorHAnsi" w:eastAsiaTheme="majorEastAsia" w:hAnsiTheme="majorHAnsi" w:cstheme="majorBidi"/>
       <w:sz w:val="32"/>
       <w:szCs w:val="32"/>
+      <w:lang w:eastAsia="cs-CZ"/>
     </w:rPr>
   </w:style>
   <w:style w:type="paragraph" w:customStyle="1" w:styleId="Zkladn2">
@@ -33257,7 +28782,7 @@
     <w:rsid w:val="00CA725E"/>
     <w:pPr>
       <w:numPr>
-        <w:numId w:val="43"/>
+        <w:numId w:val="9"/>
       </w:numPr>
       <w:tabs>
         <w:tab w:val="clear" w:pos="360"/>
